--- a/brand_templates/PECH_BRAND_GUIDELINES.docx
+++ b/brand_templates/PECH_BRAND_GUIDELINES.docx
@@ -2,21 +2,108 @@
 <file path=word/document.xml><?xml version="1.0" encoding="utf-8"?>
 <w:document xmlns:w="http://schemas.openxmlformats.org/wordprocessingml/2006/main" xmlns:m="http://schemas.openxmlformats.org/officeDocument/2006/math" xmlns:r="http://schemas.openxmlformats.org/officeDocument/2006/relationships" xmlns:o="urn:schemas-microsoft-com:office:office" xmlns:v="urn:schemas-microsoft-com:vml" xmlns:w10="urn:schemas-microsoft-com:office:word" xmlns:a="http://schemas.openxmlformats.org/drawingml/2006/main" xmlns:pic="http://schemas.openxmlformats.org/drawingml/2006/picture" xmlns:wp="http://schemas.openxmlformats.org/drawingml/2006/wordprocessingDrawing">
   <w:body>
+    <w:p>
+      <w:pPr>
+        <w:pBdr>
+          <w:top w:val="single" w:sz="12" w:space="1" w:color="00BFFF"/>
+          <w:bottom w:val="single" w:sz="36" w:space="0" w:color="F5A623"/>
+        </w:pBdr>
+        <w:spacing w:before="0" w:after="240"/>
+      </w:pPr>
+    </w:p>
+    <w:p>
+      <w:pPr>
+        <w:pBdr>
+          <w:bottom w:val="single" w:sz="6" w:space="1" w:color="00BFFF"/>
+        </w:pBdr>
+        <w:spacing w:before="0" w:after="120"/>
+      </w:pPr>
+    </w:p>
+    <w:p>
+      <w:pPr>
+        <w:jc w:val="center"/>
+        <w:spacing w:before="0" w:after="60"/>
+      </w:pPr>
+      <w:r>
+        <w:rPr>
+          <w:i/>
+          <w:color w:val="E08A00"/>
+          <w:sz w:val="18"/>
+          <w:szCs w:val="18"/>
+        </w:rPr>
+        <w:t>Technology &amp; Infrastructure Enablers for Africa</w:t>
+      </w:r>
+    </w:p>
+    <w:p>
+      <w:pPr>
+        <w:jc w:val="center"/>
+        <w:spacing w:before="200" w:after="40"/>
+      </w:pPr>
+      <w:r>
+        <w:rPr>
+          <w:b/>
+          <w:color w:val="0099CC"/>
+          <w:sz w:val="28"/>
+          <w:szCs w:val="28"/>
+        </w:rPr>
+        <w:t>PECH GROUP HOLDINGS LTD</w:t>
+      </w:r>
+    </w:p>
+    <w:p>
+      <w:pPr>
+        <w:pBdr>
+          <w:top w:val="single" w:sz="36" w:space="0" w:color="F5A623"/>
+          <w:bottom w:val="single" w:sz="12" w:space="1" w:color="00BFFF"/>
+        </w:pBdr>
+        <w:spacing w:after="0"/>
+      </w:pPr>
+    </w:p>
     <w:bookmarkStart w:id="50" w:name="pech-group-holdings-ltd-brand-guidelines"/>
     <w:p>
       <w:pPr>
         <w:pStyle w:val="Heading1"/>
-      </w:pPr>
-      <w:r>
+        <w:rPr>
+          <w:color w:val="0099CC"/>
+        </w:rPr>
+        <w:pBdr>
+          <w:bottom w:val="single" w:sz="18" w:space="2" w:color="F5A623"/>
+        </w:pBdr>
+      </w:pPr>
+      <w:r>
+        <w:rPr>
+          <w:b/>
+          <w:color w:val="0099CC"/>
+          <w:sz w:val="44"/>
+        </w:rPr>
         <w:t xml:space="preserve">PECH GROUP HOLDINGS LTD — BRAND GUIDELINES</w:t>
       </w:r>
     </w:p>
     <w:bookmarkStart w:id="20" w:name="comprehensive-brand-identity-manual"/>
     <w:p>
       <w:pPr>
+        <w:pBdr>
+          <w:top w:val="single" w:sz="18" w:space="1" w:color="F5A623"/>
+          <w:bottom w:val="single" w:sz="6" w:space="1" w:color="0099CC"/>
+        </w:pBdr>
+        <w:spacing w:before="200" w:after="200"/>
+      </w:pPr>
+    </w:p>
+    <w:p>
+      <w:pPr>
         <w:pStyle w:val="Heading2"/>
-      </w:pPr>
-      <w:r>
+        <w:rPr>
+          <w:color w:val="0099CC"/>
+        </w:rPr>
+        <w:pBdr>
+          <w:bottom w:val="single" w:sz="6" w:space="2" w:color="00BFFF"/>
+        </w:pBdr>
+      </w:pPr>
+      <w:r>
+        <w:rPr>
+          <w:b/>
+          <w:color w:val="0099CC"/>
+          <w:sz w:val="32"/>
+        </w:rPr>
         <w:t xml:space="preserve">Comprehensive Brand Identity Manual</w:t>
       </w:r>
     </w:p>
@@ -31,9 +118,29 @@
     <w:bookmarkStart w:id="24" w:name="brand-overview"/>
     <w:p>
       <w:pPr>
+        <w:pBdr>
+          <w:top w:val="single" w:sz="18" w:space="1" w:color="F5A623"/>
+          <w:bottom w:val="single" w:sz="6" w:space="1" w:color="0099CC"/>
+        </w:pBdr>
+        <w:spacing w:before="200" w:after="200"/>
+      </w:pPr>
+    </w:p>
+    <w:p>
+      <w:pPr>
         <w:pStyle w:val="Heading2"/>
-      </w:pPr>
-      <w:r>
+        <w:rPr>
+          <w:color w:val="0099CC"/>
+        </w:rPr>
+        <w:pBdr>
+          <w:bottom w:val="single" w:sz="6" w:space="2" w:color="00BFFF"/>
+        </w:pBdr>
+      </w:pPr>
+      <w:r>
+        <w:rPr>
+          <w:b/>
+          <w:color w:val="0099CC"/>
+          <w:sz w:val="32"/>
+        </w:rPr>
         <w:t xml:space="preserve">1. BRAND OVERVIEW</w:t>
       </w:r>
     </w:p>
@@ -41,8 +148,16 @@
     <w:p>
       <w:pPr>
         <w:pStyle w:val="Heading3"/>
-      </w:pPr>
-      <w:r>
+        <w:rPr>
+          <w:color w:val="E08A00"/>
+        </w:rPr>
+      </w:pPr>
+      <w:r>
+        <w:rPr>
+          <w:b/>
+          <w:color w:val="E08A00"/>
+          <w:sz w:val="26"/>
+        </w:rPr>
         <w:t xml:space="preserve">Mission</w:t>
       </w:r>
     </w:p>
@@ -59,8 +174,16 @@
     <w:p>
       <w:pPr>
         <w:pStyle w:val="Heading3"/>
-      </w:pPr>
-      <w:r>
+        <w:rPr>
+          <w:color w:val="E08A00"/>
+        </w:rPr>
+      </w:pPr>
+      <w:r>
+        <w:rPr>
+          <w:b/>
+          <w:color w:val="E08A00"/>
+          <w:sz w:val="26"/>
+        </w:rPr>
         <w:t xml:space="preserve">Brand Philosophy</w:t>
       </w:r>
     </w:p>
@@ -77,8 +200,16 @@
     <w:p>
       <w:pPr>
         <w:pStyle w:val="Heading3"/>
-      </w:pPr>
-      <w:r>
+        <w:rPr>
+          <w:color w:val="E08A00"/>
+        </w:rPr>
+      </w:pPr>
+      <w:r>
+        <w:rPr>
+          <w:b/>
+          <w:color w:val="E08A00"/>
+          <w:sz w:val="26"/>
+        </w:rPr>
         <w:t xml:space="preserve">Brand Values</w:t>
       </w:r>
     </w:p>
@@ -204,9 +335,29 @@
     <w:bookmarkStart w:id="30" w:name="logo-usage"/>
     <w:p>
       <w:pPr>
+        <w:pBdr>
+          <w:top w:val="single" w:sz="18" w:space="1" w:color="F5A623"/>
+          <w:bottom w:val="single" w:sz="6" w:space="1" w:color="0099CC"/>
+        </w:pBdr>
+        <w:spacing w:before="200" w:after="200"/>
+      </w:pPr>
+    </w:p>
+    <w:p>
+      <w:pPr>
         <w:pStyle w:val="Heading2"/>
-      </w:pPr>
-      <w:r>
+        <w:rPr>
+          <w:color w:val="0099CC"/>
+        </w:rPr>
+        <w:pBdr>
+          <w:bottom w:val="single" w:sz="6" w:space="2" w:color="00BFFF"/>
+        </w:pBdr>
+      </w:pPr>
+      <w:r>
+        <w:rPr>
+          <w:b/>
+          <w:color w:val="0099CC"/>
+          <w:sz w:val="32"/>
+        </w:rPr>
         <w:t xml:space="preserve">2. LOGO USAGE</w:t>
       </w:r>
     </w:p>
@@ -214,8 +365,16 @@
     <w:p>
       <w:pPr>
         <w:pStyle w:val="Heading3"/>
-      </w:pPr>
-      <w:r>
+        <w:rPr>
+          <w:color w:val="E08A00"/>
+        </w:rPr>
+      </w:pPr>
+      <w:r>
+        <w:rPr>
+          <w:b/>
+          <w:color w:val="E08A00"/>
+          <w:sz w:val="26"/>
+        </w:rPr>
         <w:t xml:space="preserve">Primary Logo</w:t>
       </w:r>
     </w:p>
@@ -272,8 +431,16 @@
     <w:p>
       <w:pPr>
         <w:pStyle w:val="Heading3"/>
-      </w:pPr>
-      <w:r>
+        <w:rPr>
+          <w:color w:val="E08A00"/>
+        </w:rPr>
+      </w:pPr>
+      <w:r>
+        <w:rPr>
+          <w:b/>
+          <w:color w:val="E08A00"/>
+          <w:sz w:val="26"/>
+        </w:rPr>
         <w:t xml:space="preserve">Logo Versions</w:t>
       </w:r>
     </w:p>
@@ -283,6 +450,14 @@
         <w:tblW w:type="auto" w:w="0"/>
         <w:tblLook w:firstRow="1" w:lastRow="0" w:firstColumn="0" w:lastColumn="0" w:noHBand="0" w:noVBand="0" w:val="0020"/>
         <w:jc w:val="start"/>
+        <w:tblBorders>
+          <w:top w:val="single" w:sz="4" w:space="0" w:color="B0D4E8"/>
+          <w:left w:val="single" w:sz="4" w:space="0" w:color="B0D4E8"/>
+          <w:bottom w:val="single" w:sz="4" w:space="0" w:color="B0D4E8"/>
+          <w:right w:val="single" w:sz="4" w:space="0" w:color="B0D4E8"/>
+          <w:insideH w:val="single" w:sz="4" w:space="0" w:color="B0D4E8"/>
+          <w:insideV w:val="single" w:sz="4" w:space="0" w:color="B0D4E8"/>
+        </w:tblBorders>
       </w:tblPr>
       <w:tblGrid>
         <w:gridCol w:w="3960"/>
@@ -293,25 +468,39 @@
           <w:tblHeader w:val="true"/>
         </w:trPr>
         <w:tc>
-          <w:tcPr/>
-          <w:p>
-            <w:pPr>
-              <w:pStyle w:val="Compact"/>
-              <w:jc w:val="left"/>
-            </w:pPr>
-            <w:r>
+          <w:tcPr>
+            <w:shd w:fill="0099CC" w:val="clear"/>
+          </w:tcPr>
+          <w:p>
+            <w:pPr>
+              <w:pStyle w:val="Compact"/>
+              <w:jc w:val="left"/>
+            </w:pPr>
+            <w:r>
+              <w:rPr>
+                <w:b/>
+                <w:color w:val="FFFFFF"/>
+                <w:sz w:val="20"/>
+              </w:rPr>
               <w:t xml:space="preserve">Version</w:t>
             </w:r>
           </w:p>
         </w:tc>
         <w:tc>
-          <w:tcPr/>
-          <w:p>
-            <w:pPr>
-              <w:pStyle w:val="Compact"/>
-              <w:jc w:val="left"/>
-            </w:pPr>
-            <w:r>
+          <w:tcPr>
+            <w:shd w:fill="0099CC" w:val="clear"/>
+          </w:tcPr>
+          <w:p>
+            <w:pPr>
+              <w:pStyle w:val="Compact"/>
+              <w:jc w:val="left"/>
+            </w:pPr>
+            <w:r>
+              <w:rPr>
+                <w:b/>
+                <w:color w:val="FFFFFF"/>
+                <w:sz w:val="20"/>
+              </w:rPr>
               <w:t xml:space="preserve">Usage</w:t>
             </w:r>
           </w:p>
@@ -319,7 +508,9 @@
       </w:tr>
       <w:tr>
         <w:tc>
-          <w:tcPr/>
+          <w:tcPr>
+            <w:shd w:fill="FFFFFF" w:val="clear"/>
+          </w:tcPr>
           <w:p>
             <w:pPr>
               <w:pStyle w:val="Compact"/>
@@ -329,19 +520,27 @@
               <w:rPr>
                 <w:bCs/>
                 <w:b/>
+                <w:color w:val="1A1A1A"/>
+                <w:sz w:val="19"/>
               </w:rPr>
               <w:t xml:space="preserve">Full Color (Primary)</w:t>
             </w:r>
           </w:p>
         </w:tc>
         <w:tc>
-          <w:tcPr/>
-          <w:p>
-            <w:pPr>
-              <w:pStyle w:val="Compact"/>
-              <w:jc w:val="left"/>
-            </w:pPr>
-            <w:r>
+          <w:tcPr>
+            <w:shd w:fill="FFFFFF" w:val="clear"/>
+          </w:tcPr>
+          <w:p>
+            <w:pPr>
+              <w:pStyle w:val="Compact"/>
+              <w:jc w:val="left"/>
+            </w:pPr>
+            <w:r>
+              <w:rPr>
+                <w:color w:val="1A1A1A"/>
+                <w:sz w:val="19"/>
+              </w:rPr>
               <w:t xml:space="preserve">Default use on white/light backgrounds</w:t>
             </w:r>
           </w:p>
@@ -349,7 +548,9 @@
       </w:tr>
       <w:tr>
         <w:tc>
-          <w:tcPr/>
+          <w:tcPr>
+            <w:shd w:fill="E8F8FF" w:val="clear"/>
+          </w:tcPr>
           <w:p>
             <w:pPr>
               <w:pStyle w:val="Compact"/>
@@ -359,19 +560,27 @@
               <w:rPr>
                 <w:bCs/>
                 <w:b/>
+                <w:color w:val="1A1A1A"/>
+                <w:sz w:val="19"/>
               </w:rPr>
               <w:t xml:space="preserve">White (Reversed)</w:t>
             </w:r>
           </w:p>
         </w:tc>
         <w:tc>
-          <w:tcPr/>
-          <w:p>
-            <w:pPr>
-              <w:pStyle w:val="Compact"/>
-              <w:jc w:val="left"/>
-            </w:pPr>
-            <w:r>
+          <w:tcPr>
+            <w:shd w:fill="E8F8FF" w:val="clear"/>
+          </w:tcPr>
+          <w:p>
+            <w:pPr>
+              <w:pStyle w:val="Compact"/>
+              <w:jc w:val="left"/>
+            </w:pPr>
+            <w:r>
+              <w:rPr>
+                <w:color w:val="1A1A1A"/>
+                <w:sz w:val="19"/>
+              </w:rPr>
               <w:t xml:space="preserve">On dark backgrounds, photography overlays</w:t>
             </w:r>
           </w:p>
@@ -379,7 +588,9 @@
       </w:tr>
       <w:tr>
         <w:tc>
-          <w:tcPr/>
+          <w:tcPr>
+            <w:shd w:fill="FFFFFF" w:val="clear"/>
+          </w:tcPr>
           <w:p>
             <w:pPr>
               <w:pStyle w:val="Compact"/>
@@ -389,19 +600,27 @@
               <w:rPr>
                 <w:bCs/>
                 <w:b/>
+                <w:color w:val="1A1A1A"/>
+                <w:sz w:val="19"/>
               </w:rPr>
               <w:t xml:space="preserve">Single Color (Blue)</w:t>
             </w:r>
           </w:p>
         </w:tc>
         <w:tc>
-          <w:tcPr/>
-          <w:p>
-            <w:pPr>
-              <w:pStyle w:val="Compact"/>
-              <w:jc w:val="left"/>
-            </w:pPr>
-            <w:r>
+          <w:tcPr>
+            <w:shd w:fill="FFFFFF" w:val="clear"/>
+          </w:tcPr>
+          <w:p>
+            <w:pPr>
+              <w:pStyle w:val="Compact"/>
+              <w:jc w:val="left"/>
+            </w:pPr>
+            <w:r>
+              <w:rPr>
+                <w:color w:val="1A1A1A"/>
+                <w:sz w:val="19"/>
+              </w:rPr>
               <w:t xml:space="preserve">Monochrome printing, embossing</w:t>
             </w:r>
           </w:p>
@@ -409,7 +628,9 @@
       </w:tr>
       <w:tr>
         <w:tc>
-          <w:tcPr/>
+          <w:tcPr>
+            <w:shd w:fill="E8F8FF" w:val="clear"/>
+          </w:tcPr>
           <w:p>
             <w:pPr>
               <w:pStyle w:val="Compact"/>
@@ -419,19 +640,27 @@
               <w:rPr>
                 <w:bCs/>
                 <w:b/>
+                <w:color w:val="1A1A1A"/>
+                <w:sz w:val="19"/>
               </w:rPr>
               <w:t xml:space="preserve">Single Color (Black)</w:t>
             </w:r>
           </w:p>
         </w:tc>
         <w:tc>
-          <w:tcPr/>
-          <w:p>
-            <w:pPr>
-              <w:pStyle w:val="Compact"/>
-              <w:jc w:val="left"/>
-            </w:pPr>
-            <w:r>
+          <w:tcPr>
+            <w:shd w:fill="E8F8FF" w:val="clear"/>
+          </w:tcPr>
+          <w:p>
+            <w:pPr>
+              <w:pStyle w:val="Compact"/>
+              <w:jc w:val="left"/>
+            </w:pPr>
+            <w:r>
+              <w:rPr>
+                <w:color w:val="1A1A1A"/>
+                <w:sz w:val="19"/>
+              </w:rPr>
               <w:t xml:space="preserve">Black &amp; white documents, fax</w:t>
             </w:r>
           </w:p>
@@ -443,8 +672,16 @@
     <w:p>
       <w:pPr>
         <w:pStyle w:val="Heading3"/>
-      </w:pPr>
-      <w:r>
+        <w:rPr>
+          <w:color w:val="E08A00"/>
+        </w:rPr>
+      </w:pPr>
+      <w:r>
+        <w:rPr>
+          <w:b/>
+          <w:color w:val="E08A00"/>
+          <w:sz w:val="26"/>
+        </w:rPr>
         <w:t xml:space="preserve">Clear Space</w:t>
       </w:r>
     </w:p>
@@ -495,8 +732,16 @@
     <w:p>
       <w:pPr>
         <w:pStyle w:val="Heading3"/>
-      </w:pPr>
-      <w:r>
+        <w:rPr>
+          <w:color w:val="E08A00"/>
+        </w:rPr>
+      </w:pPr>
+      <w:r>
+        <w:rPr>
+          <w:b/>
+          <w:color w:val="E08A00"/>
+          <w:sz w:val="26"/>
+        </w:rPr>
         <w:t xml:space="preserve">Minimum Size</w:t>
       </w:r>
     </w:p>
@@ -506,6 +751,14 @@
         <w:tblW w:type="auto" w:w="0"/>
         <w:tblLook w:firstRow="1" w:lastRow="0" w:firstColumn="0" w:lastColumn="0" w:noHBand="0" w:noVBand="0" w:val="0020"/>
         <w:jc w:val="start"/>
+        <w:tblBorders>
+          <w:top w:val="single" w:sz="4" w:space="0" w:color="B0D4E8"/>
+          <w:left w:val="single" w:sz="4" w:space="0" w:color="B0D4E8"/>
+          <w:bottom w:val="single" w:sz="4" w:space="0" w:color="B0D4E8"/>
+          <w:right w:val="single" w:sz="4" w:space="0" w:color="B0D4E8"/>
+          <w:insideH w:val="single" w:sz="4" w:space="0" w:color="B0D4E8"/>
+          <w:insideV w:val="single" w:sz="4" w:space="0" w:color="B0D4E8"/>
+        </w:tblBorders>
       </w:tblPr>
       <w:tblGrid>
         <w:gridCol w:w="3960"/>
@@ -516,25 +769,39 @@
           <w:tblHeader w:val="true"/>
         </w:trPr>
         <w:tc>
-          <w:tcPr/>
-          <w:p>
-            <w:pPr>
-              <w:pStyle w:val="Compact"/>
-              <w:jc w:val="left"/>
-            </w:pPr>
-            <w:r>
+          <w:tcPr>
+            <w:shd w:fill="0099CC" w:val="clear"/>
+          </w:tcPr>
+          <w:p>
+            <w:pPr>
+              <w:pStyle w:val="Compact"/>
+              <w:jc w:val="left"/>
+            </w:pPr>
+            <w:r>
+              <w:rPr>
+                <w:b/>
+                <w:color w:val="FFFFFF"/>
+                <w:sz w:val="20"/>
+              </w:rPr>
               <w:t xml:space="preserve">Application</w:t>
             </w:r>
           </w:p>
         </w:tc>
         <w:tc>
-          <w:tcPr/>
-          <w:p>
-            <w:pPr>
-              <w:pStyle w:val="Compact"/>
-              <w:jc w:val="left"/>
-            </w:pPr>
-            <w:r>
+          <w:tcPr>
+            <w:shd w:fill="0099CC" w:val="clear"/>
+          </w:tcPr>
+          <w:p>
+            <w:pPr>
+              <w:pStyle w:val="Compact"/>
+              <w:jc w:val="left"/>
+            </w:pPr>
+            <w:r>
+              <w:rPr>
+                <w:b/>
+                <w:color w:val="FFFFFF"/>
+                <w:sz w:val="20"/>
+              </w:rPr>
               <w:t xml:space="preserve">Minimum Width</w:t>
             </w:r>
           </w:p>
@@ -542,7 +809,9 @@
       </w:tr>
       <w:tr>
         <w:tc>
-          <w:tcPr/>
+          <w:tcPr>
+            <w:shd w:fill="FFFFFF" w:val="clear"/>
+          </w:tcPr>
           <w:p>
             <w:pPr>
               <w:pStyle w:val="Compact"/>
@@ -552,19 +821,27 @@
               <w:rPr>
                 <w:bCs/>
                 <w:b/>
+                <w:color w:val="1A1A1A"/>
+                <w:sz w:val="19"/>
               </w:rPr>
               <w:t xml:space="preserve">Print</w:t>
             </w:r>
           </w:p>
         </w:tc>
         <w:tc>
-          <w:tcPr/>
-          <w:p>
-            <w:pPr>
-              <w:pStyle w:val="Compact"/>
-              <w:jc w:val="left"/>
-            </w:pPr>
-            <w:r>
+          <w:tcPr>
+            <w:shd w:fill="FFFFFF" w:val="clear"/>
+          </w:tcPr>
+          <w:p>
+            <w:pPr>
+              <w:pStyle w:val="Compact"/>
+              <w:jc w:val="left"/>
+            </w:pPr>
+            <w:r>
+              <w:rPr>
+                <w:color w:val="1A1A1A"/>
+                <w:sz w:val="19"/>
+              </w:rPr>
               <w:t xml:space="preserve">25mm</w:t>
             </w:r>
           </w:p>
@@ -572,7 +849,9 @@
       </w:tr>
       <w:tr>
         <w:tc>
-          <w:tcPr/>
+          <w:tcPr>
+            <w:shd w:fill="E8F8FF" w:val="clear"/>
+          </w:tcPr>
           <w:p>
             <w:pPr>
               <w:pStyle w:val="Compact"/>
@@ -582,19 +861,27 @@
               <w:rPr>
                 <w:bCs/>
                 <w:b/>
+                <w:color w:val="1A1A1A"/>
+                <w:sz w:val="19"/>
               </w:rPr>
               <w:t xml:space="preserve">Digital</w:t>
             </w:r>
           </w:p>
         </w:tc>
         <w:tc>
-          <w:tcPr/>
-          <w:p>
-            <w:pPr>
-              <w:pStyle w:val="Compact"/>
-              <w:jc w:val="left"/>
-            </w:pPr>
-            <w:r>
+          <w:tcPr>
+            <w:shd w:fill="E8F8FF" w:val="clear"/>
+          </w:tcPr>
+          <w:p>
+            <w:pPr>
+              <w:pStyle w:val="Compact"/>
+              <w:jc w:val="left"/>
+            </w:pPr>
+            <w:r>
+              <w:rPr>
+                <w:color w:val="1A1A1A"/>
+                <w:sz w:val="19"/>
+              </w:rPr>
               <w:t xml:space="preserve">80px</w:t>
             </w:r>
           </w:p>
@@ -602,7 +889,9 @@
       </w:tr>
       <w:tr>
         <w:tc>
-          <w:tcPr/>
+          <w:tcPr>
+            <w:shd w:fill="FFFFFF" w:val="clear"/>
+          </w:tcPr>
           <w:p>
             <w:pPr>
               <w:pStyle w:val="Compact"/>
@@ -612,19 +901,27 @@
               <w:rPr>
                 <w:bCs/>
                 <w:b/>
+                <w:color w:val="1A1A1A"/>
+                <w:sz w:val="19"/>
               </w:rPr>
               <w:t xml:space="preserve">Favicon</w:t>
             </w:r>
           </w:p>
         </w:tc>
         <w:tc>
-          <w:tcPr/>
-          <w:p>
-            <w:pPr>
-              <w:pStyle w:val="Compact"/>
-              <w:jc w:val="left"/>
-            </w:pPr>
-            <w:r>
+          <w:tcPr>
+            <w:shd w:fill="FFFFFF" w:val="clear"/>
+          </w:tcPr>
+          <w:p>
+            <w:pPr>
+              <w:pStyle w:val="Compact"/>
+              <w:jc w:val="left"/>
+            </w:pPr>
+            <w:r>
+              <w:rPr>
+                <w:color w:val="1A1A1A"/>
+                <w:sz w:val="19"/>
+              </w:rPr>
               <w:t xml:space="preserve">32px (icon only, no text)</w:t>
             </w:r>
           </w:p>
@@ -636,8 +933,16 @@
     <w:p>
       <w:pPr>
         <w:pStyle w:val="Heading3"/>
-      </w:pPr>
-      <w:r>
+        <w:rPr>
+          <w:color w:val="E08A00"/>
+        </w:rPr>
+      </w:pPr>
+      <w:r>
+        <w:rPr>
+          <w:b/>
+          <w:color w:val="E08A00"/>
+          <w:sz w:val="26"/>
+        </w:rPr>
         <w:t xml:space="preserve">Logo Don’ts</w:t>
       </w:r>
     </w:p>
@@ -749,9 +1054,29 @@
     <w:bookmarkStart w:id="36" w:name="color-palette"/>
     <w:p>
       <w:pPr>
+        <w:pBdr>
+          <w:top w:val="single" w:sz="18" w:space="1" w:color="F5A623"/>
+          <w:bottom w:val="single" w:sz="6" w:space="1" w:color="0099CC"/>
+        </w:pBdr>
+        <w:spacing w:before="200" w:after="200"/>
+      </w:pPr>
+    </w:p>
+    <w:p>
+      <w:pPr>
         <w:pStyle w:val="Heading2"/>
-      </w:pPr>
-      <w:r>
+        <w:rPr>
+          <w:color w:val="0099CC"/>
+        </w:rPr>
+        <w:pBdr>
+          <w:bottom w:val="single" w:sz="6" w:space="2" w:color="00BFFF"/>
+        </w:pBdr>
+      </w:pPr>
+      <w:r>
+        <w:rPr>
+          <w:b/>
+          <w:color w:val="0099CC"/>
+          <w:sz w:val="32"/>
+        </w:rPr>
         <w:t xml:space="preserve">3. COLOR PALETTE</w:t>
       </w:r>
     </w:p>
@@ -759,8 +1084,16 @@
     <w:p>
       <w:pPr>
         <w:pStyle w:val="Heading3"/>
-      </w:pPr>
-      <w:r>
+        <w:rPr>
+          <w:color w:val="E08A00"/>
+        </w:rPr>
+      </w:pPr>
+      <w:r>
+        <w:rPr>
+          <w:b/>
+          <w:color w:val="E08A00"/>
+          <w:sz w:val="26"/>
+        </w:rPr>
         <w:t xml:space="preserve">Primary Colors</w:t>
       </w:r>
     </w:p>
@@ -770,6 +1103,14 @@
         <w:tblW w:type="pct" w:w="5000"/>
         <w:tblLook w:firstRow="1" w:lastRow="0" w:firstColumn="0" w:lastColumn="0" w:noHBand="0" w:noVBand="0" w:val="0020"/>
         <w:jc w:val="start"/>
+        <w:tblBorders>
+          <w:top w:val="single" w:sz="4" w:space="0" w:color="B0D4E8"/>
+          <w:left w:val="single" w:sz="4" w:space="0" w:color="B0D4E8"/>
+          <w:bottom w:val="single" w:sz="4" w:space="0" w:color="B0D4E8"/>
+          <w:right w:val="single" w:sz="4" w:space="0" w:color="B0D4E8"/>
+          <w:insideH w:val="single" w:sz="4" w:space="0" w:color="B0D4E8"/>
+          <w:insideV w:val="single" w:sz="4" w:space="0" w:color="B0D4E8"/>
+        </w:tblBorders>
       </w:tblPr>
       <w:tblGrid>
         <w:gridCol w:w="1320"/>
@@ -784,73 +1125,115 @@
           <w:tblHeader w:val="true"/>
         </w:trPr>
         <w:tc>
-          <w:tcPr/>
-          <w:p>
-            <w:pPr>
-              <w:pStyle w:val="Compact"/>
-              <w:jc w:val="left"/>
-            </w:pPr>
-            <w:r>
+          <w:tcPr>
+            <w:shd w:fill="0099CC" w:val="clear"/>
+          </w:tcPr>
+          <w:p>
+            <w:pPr>
+              <w:pStyle w:val="Compact"/>
+              <w:jc w:val="left"/>
+            </w:pPr>
+            <w:r>
+              <w:rPr>
+                <w:b/>
+                <w:color w:val="FFFFFF"/>
+                <w:sz w:val="20"/>
+              </w:rPr>
               <w:t xml:space="preserve">Color</w:t>
             </w:r>
           </w:p>
         </w:tc>
         <w:tc>
-          <w:tcPr/>
-          <w:p>
-            <w:pPr>
-              <w:pStyle w:val="Compact"/>
-              <w:jc w:val="left"/>
-            </w:pPr>
-            <w:r>
+          <w:tcPr>
+            <w:shd w:fill="0099CC" w:val="clear"/>
+          </w:tcPr>
+          <w:p>
+            <w:pPr>
+              <w:pStyle w:val="Compact"/>
+              <w:jc w:val="left"/>
+            </w:pPr>
+            <w:r>
+              <w:rPr>
+                <w:b/>
+                <w:color w:val="FFFFFF"/>
+                <w:sz w:val="20"/>
+              </w:rPr>
               <w:t xml:space="preserve">Hex</w:t>
             </w:r>
           </w:p>
         </w:tc>
         <w:tc>
-          <w:tcPr/>
-          <w:p>
-            <w:pPr>
-              <w:pStyle w:val="Compact"/>
-              <w:jc w:val="left"/>
-            </w:pPr>
-            <w:r>
+          <w:tcPr>
+            <w:shd w:fill="0099CC" w:val="clear"/>
+          </w:tcPr>
+          <w:p>
+            <w:pPr>
+              <w:pStyle w:val="Compact"/>
+              <w:jc w:val="left"/>
+            </w:pPr>
+            <w:r>
+              <w:rPr>
+                <w:b/>
+                <w:color w:val="FFFFFF"/>
+                <w:sz w:val="20"/>
+              </w:rPr>
               <w:t xml:space="preserve">RGB</w:t>
             </w:r>
           </w:p>
         </w:tc>
         <w:tc>
-          <w:tcPr/>
-          <w:p>
-            <w:pPr>
-              <w:pStyle w:val="Compact"/>
-              <w:jc w:val="left"/>
-            </w:pPr>
-            <w:r>
+          <w:tcPr>
+            <w:shd w:fill="0099CC" w:val="clear"/>
+          </w:tcPr>
+          <w:p>
+            <w:pPr>
+              <w:pStyle w:val="Compact"/>
+              <w:jc w:val="left"/>
+            </w:pPr>
+            <w:r>
+              <w:rPr>
+                <w:b/>
+                <w:color w:val="FFFFFF"/>
+                <w:sz w:val="20"/>
+              </w:rPr>
               <w:t xml:space="preserve">CMYK</w:t>
             </w:r>
           </w:p>
         </w:tc>
         <w:tc>
-          <w:tcPr/>
-          <w:p>
-            <w:pPr>
-              <w:pStyle w:val="Compact"/>
-              <w:jc w:val="left"/>
-            </w:pPr>
-            <w:r>
+          <w:tcPr>
+            <w:shd w:fill="0099CC" w:val="clear"/>
+          </w:tcPr>
+          <w:p>
+            <w:pPr>
+              <w:pStyle w:val="Compact"/>
+              <w:jc w:val="left"/>
+            </w:pPr>
+            <w:r>
+              <w:rPr>
+                <w:b/>
+                <w:color w:val="FFFFFF"/>
+                <w:sz w:val="20"/>
+              </w:rPr>
               <w:t xml:space="preserve">Pantone (approx.)</w:t>
             </w:r>
           </w:p>
         </w:tc>
         <w:tc>
-          <w:tcPr/>
-          <w:p>
-            <w:pPr>
-              <w:pStyle w:val="Compact"/>
-              <w:jc w:val="left"/>
-            </w:pPr>
-            <w:r>
+          <w:tcPr>
+            <w:shd w:fill="0099CC" w:val="clear"/>
+          </w:tcPr>
+          <w:p>
+            <w:pPr>
+              <w:pStyle w:val="Compact"/>
+              <w:jc w:val="left"/>
+            </w:pPr>
+            <w:r>
+              <w:rPr>
+                <w:b/>
+                <w:color w:val="FFFFFF"/>
+                <w:sz w:val="20"/>
+              </w:rPr>
               <w:t xml:space="preserve">Usage</w:t>
             </w:r>
           </w:p>
@@ -858,7 +1241,9 @@
       </w:tr>
       <w:tr>
         <w:tc>
-          <w:tcPr/>
+          <w:tcPr>
+            <w:shd w:fill="FFFFFF" w:val="clear"/>
+          </w:tcPr>
           <w:p>
             <w:pPr>
               <w:pStyle w:val="Compact"/>
@@ -868,67 +1253,99 @@
               <w:rPr>
                 <w:bCs/>
                 <w:b/>
+                <w:color w:val="1A1A1A"/>
+                <w:sz w:val="19"/>
               </w:rPr>
               <w:t xml:space="preserve">PECH Sky Blue</w:t>
             </w:r>
           </w:p>
         </w:tc>
         <w:tc>
-          <w:tcPr/>
-          <w:p>
-            <w:pPr>
-              <w:pStyle w:val="Compact"/>
-              <w:jc w:val="left"/>
-            </w:pPr>
-            <w:r>
+          <w:tcPr>
+            <w:shd w:fill="FFFFFF" w:val="clear"/>
+          </w:tcPr>
+          <w:p>
+            <w:pPr>
+              <w:pStyle w:val="Compact"/>
+              <w:jc w:val="left"/>
+            </w:pPr>
+            <w:r>
+              <w:rPr>
+                <w:color w:val="1A1A1A"/>
+                <w:sz w:val="19"/>
+              </w:rPr>
               <w:t xml:space="preserve">#00BFFF</w:t>
             </w:r>
           </w:p>
         </w:tc>
         <w:tc>
-          <w:tcPr/>
-          <w:p>
-            <w:pPr>
-              <w:pStyle w:val="Compact"/>
-              <w:jc w:val="left"/>
-            </w:pPr>
-            <w:r>
+          <w:tcPr>
+            <w:shd w:fill="FFFFFF" w:val="clear"/>
+          </w:tcPr>
+          <w:p>
+            <w:pPr>
+              <w:pStyle w:val="Compact"/>
+              <w:jc w:val="left"/>
+            </w:pPr>
+            <w:r>
+              <w:rPr>
+                <w:color w:val="1A1A1A"/>
+                <w:sz w:val="19"/>
+              </w:rPr>
               <w:t xml:space="preserve">0, 191, 255</w:t>
             </w:r>
           </w:p>
         </w:tc>
         <w:tc>
-          <w:tcPr/>
-          <w:p>
-            <w:pPr>
-              <w:pStyle w:val="Compact"/>
-              <w:jc w:val="left"/>
-            </w:pPr>
-            <w:r>
+          <w:tcPr>
+            <w:shd w:fill="FFFFFF" w:val="clear"/>
+          </w:tcPr>
+          <w:p>
+            <w:pPr>
+              <w:pStyle w:val="Compact"/>
+              <w:jc w:val="left"/>
+            </w:pPr>
+            <w:r>
+              <w:rPr>
+                <w:color w:val="1A1A1A"/>
+                <w:sz w:val="19"/>
+              </w:rPr>
               <w:t xml:space="preserve">100, 0, 0, 0</w:t>
             </w:r>
           </w:p>
         </w:tc>
         <w:tc>
-          <w:tcPr/>
-          <w:p>
-            <w:pPr>
-              <w:pStyle w:val="Compact"/>
-              <w:jc w:val="left"/>
-            </w:pPr>
-            <w:r>
+          <w:tcPr>
+            <w:shd w:fill="FFFFFF" w:val="clear"/>
+          </w:tcPr>
+          <w:p>
+            <w:pPr>
+              <w:pStyle w:val="Compact"/>
+              <w:jc w:val="left"/>
+            </w:pPr>
+            <w:r>
+              <w:rPr>
+                <w:color w:val="1A1A1A"/>
+                <w:sz w:val="19"/>
+              </w:rPr>
               <w:t xml:space="preserve">2995 C</w:t>
             </w:r>
           </w:p>
         </w:tc>
         <w:tc>
-          <w:tcPr/>
-          <w:p>
-            <w:pPr>
-              <w:pStyle w:val="Compact"/>
-              <w:jc w:val="left"/>
-            </w:pPr>
-            <w:r>
+          <w:tcPr>
+            <w:shd w:fill="FFFFFF" w:val="clear"/>
+          </w:tcPr>
+          <w:p>
+            <w:pPr>
+              <w:pStyle w:val="Compact"/>
+              <w:jc w:val="left"/>
+            </w:pPr>
+            <w:r>
+              <w:rPr>
+                <w:color w:val="1A1A1A"/>
+                <w:sz w:val="19"/>
+              </w:rPr>
               <w:t xml:space="preserve">Primary brand color, headings, key elements</w:t>
             </w:r>
           </w:p>
@@ -936,7 +1353,9 @@
       </w:tr>
       <w:tr>
         <w:tc>
-          <w:tcPr/>
+          <w:tcPr>
+            <w:shd w:fill="E8F8FF" w:val="clear"/>
+          </w:tcPr>
           <w:p>
             <w:pPr>
               <w:pStyle w:val="Compact"/>
@@ -946,67 +1365,99 @@
               <w:rPr>
                 <w:bCs/>
                 <w:b/>
+                <w:color w:val="1A1A1A"/>
+                <w:sz w:val="19"/>
               </w:rPr>
               <w:t xml:space="preserve">PECH Orange/Amber</w:t>
             </w:r>
           </w:p>
         </w:tc>
         <w:tc>
-          <w:tcPr/>
-          <w:p>
-            <w:pPr>
-              <w:pStyle w:val="Compact"/>
-              <w:jc w:val="left"/>
-            </w:pPr>
-            <w:r>
+          <w:tcPr>
+            <w:shd w:fill="E8F8FF" w:val="clear"/>
+          </w:tcPr>
+          <w:p>
+            <w:pPr>
+              <w:pStyle w:val="Compact"/>
+              <w:jc w:val="left"/>
+            </w:pPr>
+            <w:r>
+              <w:rPr>
+                <w:color w:val="1A1A1A"/>
+                <w:sz w:val="19"/>
+              </w:rPr>
               <w:t xml:space="preserve">#F5A623</w:t>
             </w:r>
           </w:p>
         </w:tc>
         <w:tc>
-          <w:tcPr/>
-          <w:p>
-            <w:pPr>
-              <w:pStyle w:val="Compact"/>
-              <w:jc w:val="left"/>
-            </w:pPr>
-            <w:r>
+          <w:tcPr>
+            <w:shd w:fill="E8F8FF" w:val="clear"/>
+          </w:tcPr>
+          <w:p>
+            <w:pPr>
+              <w:pStyle w:val="Compact"/>
+              <w:jc w:val="left"/>
+            </w:pPr>
+            <w:r>
+              <w:rPr>
+                <w:color w:val="1A1A1A"/>
+                <w:sz w:val="19"/>
+              </w:rPr>
               <w:t xml:space="preserve">245, 166, 35</w:t>
             </w:r>
           </w:p>
         </w:tc>
         <w:tc>
-          <w:tcPr/>
-          <w:p>
-            <w:pPr>
-              <w:pStyle w:val="Compact"/>
-              <w:jc w:val="left"/>
-            </w:pPr>
-            <w:r>
+          <w:tcPr>
+            <w:shd w:fill="E8F8FF" w:val="clear"/>
+          </w:tcPr>
+          <w:p>
+            <w:pPr>
+              <w:pStyle w:val="Compact"/>
+              <w:jc w:val="left"/>
+            </w:pPr>
+            <w:r>
+              <w:rPr>
+                <w:color w:val="1A1A1A"/>
+                <w:sz w:val="19"/>
+              </w:rPr>
               <w:t xml:space="preserve">0, 35, 85, 4</w:t>
             </w:r>
           </w:p>
         </w:tc>
         <w:tc>
-          <w:tcPr/>
-          <w:p>
-            <w:pPr>
-              <w:pStyle w:val="Compact"/>
-              <w:jc w:val="left"/>
-            </w:pPr>
-            <w:r>
+          <w:tcPr>
+            <w:shd w:fill="E8F8FF" w:val="clear"/>
+          </w:tcPr>
+          <w:p>
+            <w:pPr>
+              <w:pStyle w:val="Compact"/>
+              <w:jc w:val="left"/>
+            </w:pPr>
+            <w:r>
+              <w:rPr>
+                <w:color w:val="1A1A1A"/>
+                <w:sz w:val="19"/>
+              </w:rPr>
               <w:t xml:space="preserve">1235 C</w:t>
             </w:r>
           </w:p>
         </w:tc>
         <w:tc>
-          <w:tcPr/>
-          <w:p>
-            <w:pPr>
-              <w:pStyle w:val="Compact"/>
-              <w:jc w:val="left"/>
-            </w:pPr>
-            <w:r>
+          <w:tcPr>
+            <w:shd w:fill="E8F8FF" w:val="clear"/>
+          </w:tcPr>
+          <w:p>
+            <w:pPr>
+              <w:pStyle w:val="Compact"/>
+              <w:jc w:val="left"/>
+            </w:pPr>
+            <w:r>
+              <w:rPr>
+                <w:color w:val="1A1A1A"/>
+                <w:sz w:val="19"/>
+              </w:rPr>
               <w:t xml:space="preserve">Secondary brand color, accents, highlights, CTAs</w:t>
             </w:r>
           </w:p>
@@ -1018,8 +1469,16 @@
     <w:p>
       <w:pPr>
         <w:pStyle w:val="Heading3"/>
-      </w:pPr>
-      <w:r>
+        <w:rPr>
+          <w:color w:val="E08A00"/>
+        </w:rPr>
+      </w:pPr>
+      <w:r>
+        <w:rPr>
+          <w:b/>
+          <w:color w:val="E08A00"/>
+          <w:sz w:val="26"/>
+        </w:rPr>
         <w:t xml:space="preserve">Secondary Colors</w:t>
       </w:r>
     </w:p>
@@ -1029,6 +1488,14 @@
         <w:tblW w:type="pct" w:w="5000"/>
         <w:tblLook w:firstRow="1" w:lastRow="0" w:firstColumn="0" w:lastColumn="0" w:noHBand="0" w:noVBand="0" w:val="0020"/>
         <w:jc w:val="start"/>
+        <w:tblBorders>
+          <w:top w:val="single" w:sz="4" w:space="0" w:color="B0D4E8"/>
+          <w:left w:val="single" w:sz="4" w:space="0" w:color="B0D4E8"/>
+          <w:bottom w:val="single" w:sz="4" w:space="0" w:color="B0D4E8"/>
+          <w:right w:val="single" w:sz="4" w:space="0" w:color="B0D4E8"/>
+          <w:insideH w:val="single" w:sz="4" w:space="0" w:color="B0D4E8"/>
+          <w:insideV w:val="single" w:sz="4" w:space="0" w:color="B0D4E8"/>
+        </w:tblBorders>
       </w:tblPr>
       <w:tblGrid>
         <w:gridCol w:w="1980"/>
@@ -1041,49 +1508,77 @@
           <w:tblHeader w:val="true"/>
         </w:trPr>
         <w:tc>
-          <w:tcPr/>
-          <w:p>
-            <w:pPr>
-              <w:pStyle w:val="Compact"/>
-              <w:jc w:val="left"/>
-            </w:pPr>
-            <w:r>
+          <w:tcPr>
+            <w:shd w:fill="0099CC" w:val="clear"/>
+          </w:tcPr>
+          <w:p>
+            <w:pPr>
+              <w:pStyle w:val="Compact"/>
+              <w:jc w:val="left"/>
+            </w:pPr>
+            <w:r>
+              <w:rPr>
+                <w:b/>
+                <w:color w:val="FFFFFF"/>
+                <w:sz w:val="20"/>
+              </w:rPr>
               <w:t xml:space="preserve">Color</w:t>
             </w:r>
           </w:p>
         </w:tc>
         <w:tc>
-          <w:tcPr/>
-          <w:p>
-            <w:pPr>
-              <w:pStyle w:val="Compact"/>
-              <w:jc w:val="left"/>
-            </w:pPr>
-            <w:r>
+          <w:tcPr>
+            <w:shd w:fill="0099CC" w:val="clear"/>
+          </w:tcPr>
+          <w:p>
+            <w:pPr>
+              <w:pStyle w:val="Compact"/>
+              <w:jc w:val="left"/>
+            </w:pPr>
+            <w:r>
+              <w:rPr>
+                <w:b/>
+                <w:color w:val="FFFFFF"/>
+                <w:sz w:val="20"/>
+              </w:rPr>
               <w:t xml:space="preserve">Hex</w:t>
             </w:r>
           </w:p>
         </w:tc>
         <w:tc>
-          <w:tcPr/>
-          <w:p>
-            <w:pPr>
-              <w:pStyle w:val="Compact"/>
-              <w:jc w:val="left"/>
-            </w:pPr>
-            <w:r>
+          <w:tcPr>
+            <w:shd w:fill="0099CC" w:val="clear"/>
+          </w:tcPr>
+          <w:p>
+            <w:pPr>
+              <w:pStyle w:val="Compact"/>
+              <w:jc w:val="left"/>
+            </w:pPr>
+            <w:r>
+              <w:rPr>
+                <w:b/>
+                <w:color w:val="FFFFFF"/>
+                <w:sz w:val="20"/>
+              </w:rPr>
               <w:t xml:space="preserve">RGB</w:t>
             </w:r>
           </w:p>
         </w:tc>
         <w:tc>
-          <w:tcPr/>
-          <w:p>
-            <w:pPr>
-              <w:pStyle w:val="Compact"/>
-              <w:jc w:val="left"/>
-            </w:pPr>
-            <w:r>
+          <w:tcPr>
+            <w:shd w:fill="0099CC" w:val="clear"/>
+          </w:tcPr>
+          <w:p>
+            <w:pPr>
+              <w:pStyle w:val="Compact"/>
+              <w:jc w:val="left"/>
+            </w:pPr>
+            <w:r>
+              <w:rPr>
+                <w:b/>
+                <w:color w:val="FFFFFF"/>
+                <w:sz w:val="20"/>
+              </w:rPr>
               <w:t xml:space="preserve">Usage</w:t>
             </w:r>
           </w:p>
@@ -1091,7 +1586,9 @@
       </w:tr>
       <w:tr>
         <w:tc>
-          <w:tcPr/>
+          <w:tcPr>
+            <w:shd w:fill="FFFFFF" w:val="clear"/>
+          </w:tcPr>
           <w:p>
             <w:pPr>
               <w:pStyle w:val="Compact"/>
@@ -1101,43 +1598,63 @@
               <w:rPr>
                 <w:bCs/>
                 <w:b/>
+                <w:color w:val="1A1A1A"/>
+                <w:sz w:val="19"/>
               </w:rPr>
               <w:t xml:space="preserve">Dark Blue</w:t>
             </w:r>
           </w:p>
         </w:tc>
         <w:tc>
-          <w:tcPr/>
-          <w:p>
-            <w:pPr>
-              <w:pStyle w:val="Compact"/>
-              <w:jc w:val="left"/>
-            </w:pPr>
-            <w:r>
+          <w:tcPr>
+            <w:shd w:fill="FFFFFF" w:val="clear"/>
+          </w:tcPr>
+          <w:p>
+            <w:pPr>
+              <w:pStyle w:val="Compact"/>
+              <w:jc w:val="left"/>
+            </w:pPr>
+            <w:r>
+              <w:rPr>
+                <w:color w:val="1A1A1A"/>
+                <w:sz w:val="19"/>
+              </w:rPr>
               <w:t xml:space="preserve">#0099CC</w:t>
             </w:r>
           </w:p>
         </w:tc>
         <w:tc>
-          <w:tcPr/>
-          <w:p>
-            <w:pPr>
-              <w:pStyle w:val="Compact"/>
-              <w:jc w:val="left"/>
-            </w:pPr>
-            <w:r>
+          <w:tcPr>
+            <w:shd w:fill="FFFFFF" w:val="clear"/>
+          </w:tcPr>
+          <w:p>
+            <w:pPr>
+              <w:pStyle w:val="Compact"/>
+              <w:jc w:val="left"/>
+            </w:pPr>
+            <w:r>
+              <w:rPr>
+                <w:color w:val="1A1A1A"/>
+                <w:sz w:val="19"/>
+              </w:rPr>
               <w:t xml:space="preserve">0, 153, 204</w:t>
             </w:r>
           </w:p>
         </w:tc>
         <w:tc>
-          <w:tcPr/>
-          <w:p>
-            <w:pPr>
-              <w:pStyle w:val="Compact"/>
-              <w:jc w:val="left"/>
-            </w:pPr>
-            <w:r>
+          <w:tcPr>
+            <w:shd w:fill="FFFFFF" w:val="clear"/>
+          </w:tcPr>
+          <w:p>
+            <w:pPr>
+              <w:pStyle w:val="Compact"/>
+              <w:jc w:val="left"/>
+            </w:pPr>
+            <w:r>
+              <w:rPr>
+                <w:color w:val="1A1A1A"/>
+                <w:sz w:val="19"/>
+              </w:rPr>
               <w:t xml:space="preserve">Darker shade for depth, subheadings</w:t>
             </w:r>
           </w:p>
@@ -1145,7 +1662,9 @@
       </w:tr>
       <w:tr>
         <w:tc>
-          <w:tcPr/>
+          <w:tcPr>
+            <w:shd w:fill="E8F8FF" w:val="clear"/>
+          </w:tcPr>
           <w:p>
             <w:pPr>
               <w:pStyle w:val="Compact"/>
@@ -1155,43 +1674,63 @@
               <w:rPr>
                 <w:bCs/>
                 <w:b/>
+                <w:color w:val="1A1A1A"/>
+                <w:sz w:val="19"/>
               </w:rPr>
               <w:t xml:space="preserve">Dark Orange</w:t>
             </w:r>
           </w:p>
         </w:tc>
         <w:tc>
-          <w:tcPr/>
-          <w:p>
-            <w:pPr>
-              <w:pStyle w:val="Compact"/>
-              <w:jc w:val="left"/>
-            </w:pPr>
-            <w:r>
+          <w:tcPr>
+            <w:shd w:fill="E8F8FF" w:val="clear"/>
+          </w:tcPr>
+          <w:p>
+            <w:pPr>
+              <w:pStyle w:val="Compact"/>
+              <w:jc w:val="left"/>
+            </w:pPr>
+            <w:r>
+              <w:rPr>
+                <w:color w:val="1A1A1A"/>
+                <w:sz w:val="19"/>
+              </w:rPr>
               <w:t xml:space="preserve">#E08A00</w:t>
             </w:r>
           </w:p>
         </w:tc>
         <w:tc>
-          <w:tcPr/>
-          <w:p>
-            <w:pPr>
-              <w:pStyle w:val="Compact"/>
-              <w:jc w:val="left"/>
-            </w:pPr>
-            <w:r>
+          <w:tcPr>
+            <w:shd w:fill="E8F8FF" w:val="clear"/>
+          </w:tcPr>
+          <w:p>
+            <w:pPr>
+              <w:pStyle w:val="Compact"/>
+              <w:jc w:val="left"/>
+            </w:pPr>
+            <w:r>
+              <w:rPr>
+                <w:color w:val="1A1A1A"/>
+                <w:sz w:val="19"/>
+              </w:rPr>
               <w:t xml:space="preserve">224, 138, 0</w:t>
             </w:r>
           </w:p>
         </w:tc>
         <w:tc>
-          <w:tcPr/>
-          <w:p>
-            <w:pPr>
-              <w:pStyle w:val="Compact"/>
-              <w:jc w:val="left"/>
-            </w:pPr>
-            <w:r>
+          <w:tcPr>
+            <w:shd w:fill="E8F8FF" w:val="clear"/>
+          </w:tcPr>
+          <w:p>
+            <w:pPr>
+              <w:pStyle w:val="Compact"/>
+              <w:jc w:val="left"/>
+            </w:pPr>
+            <w:r>
+              <w:rPr>
+                <w:color w:val="1A1A1A"/>
+                <w:sz w:val="19"/>
+              </w:rPr>
               <w:t xml:space="preserve">Darker shade for hover states, emphasis</w:t>
             </w:r>
           </w:p>
@@ -1203,8 +1742,16 @@
     <w:p>
       <w:pPr>
         <w:pStyle w:val="Heading3"/>
-      </w:pPr>
-      <w:r>
+        <w:rPr>
+          <w:color w:val="E08A00"/>
+        </w:rPr>
+      </w:pPr>
+      <w:r>
+        <w:rPr>
+          <w:b/>
+          <w:color w:val="E08A00"/>
+          <w:sz w:val="26"/>
+        </w:rPr>
         <w:t xml:space="preserve">Neutral Colors</w:t>
       </w:r>
     </w:p>
@@ -1214,6 +1761,14 @@
         <w:tblW w:type="pct" w:w="5000"/>
         <w:tblLook w:firstRow="1" w:lastRow="0" w:firstColumn="0" w:lastColumn="0" w:noHBand="0" w:noVBand="0" w:val="0020"/>
         <w:jc w:val="start"/>
+        <w:tblBorders>
+          <w:top w:val="single" w:sz="4" w:space="0" w:color="B0D4E8"/>
+          <w:left w:val="single" w:sz="4" w:space="0" w:color="B0D4E8"/>
+          <w:bottom w:val="single" w:sz="4" w:space="0" w:color="B0D4E8"/>
+          <w:right w:val="single" w:sz="4" w:space="0" w:color="B0D4E8"/>
+          <w:insideH w:val="single" w:sz="4" w:space="0" w:color="B0D4E8"/>
+          <w:insideV w:val="single" w:sz="4" w:space="0" w:color="B0D4E8"/>
+        </w:tblBorders>
       </w:tblPr>
       <w:tblGrid>
         <w:gridCol w:w="1980"/>
@@ -1226,49 +1781,77 @@
           <w:tblHeader w:val="true"/>
         </w:trPr>
         <w:tc>
-          <w:tcPr/>
-          <w:p>
-            <w:pPr>
-              <w:pStyle w:val="Compact"/>
-              <w:jc w:val="left"/>
-            </w:pPr>
-            <w:r>
+          <w:tcPr>
+            <w:shd w:fill="0099CC" w:val="clear"/>
+          </w:tcPr>
+          <w:p>
+            <w:pPr>
+              <w:pStyle w:val="Compact"/>
+              <w:jc w:val="left"/>
+            </w:pPr>
+            <w:r>
+              <w:rPr>
+                <w:b/>
+                <w:color w:val="FFFFFF"/>
+                <w:sz w:val="20"/>
+              </w:rPr>
               <w:t xml:space="preserve">Color</w:t>
             </w:r>
           </w:p>
         </w:tc>
         <w:tc>
-          <w:tcPr/>
-          <w:p>
-            <w:pPr>
-              <w:pStyle w:val="Compact"/>
-              <w:jc w:val="left"/>
-            </w:pPr>
-            <w:r>
+          <w:tcPr>
+            <w:shd w:fill="0099CC" w:val="clear"/>
+          </w:tcPr>
+          <w:p>
+            <w:pPr>
+              <w:pStyle w:val="Compact"/>
+              <w:jc w:val="left"/>
+            </w:pPr>
+            <w:r>
+              <w:rPr>
+                <w:b/>
+                <w:color w:val="FFFFFF"/>
+                <w:sz w:val="20"/>
+              </w:rPr>
               <w:t xml:space="preserve">Hex</w:t>
             </w:r>
           </w:p>
         </w:tc>
         <w:tc>
-          <w:tcPr/>
-          <w:p>
-            <w:pPr>
-              <w:pStyle w:val="Compact"/>
-              <w:jc w:val="left"/>
-            </w:pPr>
-            <w:r>
+          <w:tcPr>
+            <w:shd w:fill="0099CC" w:val="clear"/>
+          </w:tcPr>
+          <w:p>
+            <w:pPr>
+              <w:pStyle w:val="Compact"/>
+              <w:jc w:val="left"/>
+            </w:pPr>
+            <w:r>
+              <w:rPr>
+                <w:b/>
+                <w:color w:val="FFFFFF"/>
+                <w:sz w:val="20"/>
+              </w:rPr>
               <w:t xml:space="preserve">RGB</w:t>
             </w:r>
           </w:p>
         </w:tc>
         <w:tc>
-          <w:tcPr/>
-          <w:p>
-            <w:pPr>
-              <w:pStyle w:val="Compact"/>
-              <w:jc w:val="left"/>
-            </w:pPr>
-            <w:r>
+          <w:tcPr>
+            <w:shd w:fill="0099CC" w:val="clear"/>
+          </w:tcPr>
+          <w:p>
+            <w:pPr>
+              <w:pStyle w:val="Compact"/>
+              <w:jc w:val="left"/>
+            </w:pPr>
+            <w:r>
+              <w:rPr>
+                <w:b/>
+                <w:color w:val="FFFFFF"/>
+                <w:sz w:val="20"/>
+              </w:rPr>
               <w:t xml:space="preserve">Usage</w:t>
             </w:r>
           </w:p>
@@ -1276,7 +1859,9 @@
       </w:tr>
       <w:tr>
         <w:tc>
-          <w:tcPr/>
+          <w:tcPr>
+            <w:shd w:fill="FFFFFF" w:val="clear"/>
+          </w:tcPr>
           <w:p>
             <w:pPr>
               <w:pStyle w:val="Compact"/>
@@ -1286,43 +1871,63 @@
               <w:rPr>
                 <w:bCs/>
                 <w:b/>
+                <w:color w:val="1A1A1A"/>
+                <w:sz w:val="19"/>
               </w:rPr>
               <w:t xml:space="preserve">Dark Background</w:t>
             </w:r>
           </w:p>
         </w:tc>
         <w:tc>
-          <w:tcPr/>
-          <w:p>
-            <w:pPr>
-              <w:pStyle w:val="Compact"/>
-              <w:jc w:val="left"/>
-            </w:pPr>
-            <w:r>
+          <w:tcPr>
+            <w:shd w:fill="FFFFFF" w:val="clear"/>
+          </w:tcPr>
+          <w:p>
+            <w:pPr>
+              <w:pStyle w:val="Compact"/>
+              <w:jc w:val="left"/>
+            </w:pPr>
+            <w:r>
+              <w:rPr>
+                <w:color w:val="1A1A1A"/>
+                <w:sz w:val="19"/>
+              </w:rPr>
               <w:t xml:space="preserve">#1B2838</w:t>
             </w:r>
           </w:p>
         </w:tc>
         <w:tc>
-          <w:tcPr/>
-          <w:p>
-            <w:pPr>
-              <w:pStyle w:val="Compact"/>
-              <w:jc w:val="left"/>
-            </w:pPr>
-            <w:r>
+          <w:tcPr>
+            <w:shd w:fill="FFFFFF" w:val="clear"/>
+          </w:tcPr>
+          <w:p>
+            <w:pPr>
+              <w:pStyle w:val="Compact"/>
+              <w:jc w:val="left"/>
+            </w:pPr>
+            <w:r>
+              <w:rPr>
+                <w:color w:val="1A1A1A"/>
+                <w:sz w:val="19"/>
+              </w:rPr>
               <w:t xml:space="preserve">27, 40, 56</w:t>
             </w:r>
           </w:p>
         </w:tc>
         <w:tc>
-          <w:tcPr/>
-          <w:p>
-            <w:pPr>
-              <w:pStyle w:val="Compact"/>
-              <w:jc w:val="left"/>
-            </w:pPr>
-            <w:r>
+          <w:tcPr>
+            <w:shd w:fill="FFFFFF" w:val="clear"/>
+          </w:tcPr>
+          <w:p>
+            <w:pPr>
+              <w:pStyle w:val="Compact"/>
+              <w:jc w:val="left"/>
+            </w:pPr>
+            <w:r>
+              <w:rPr>
+                <w:color w:val="1A1A1A"/>
+                <w:sz w:val="19"/>
+              </w:rPr>
               <w:t xml:space="preserve">Dark navy backgrounds, headers</w:t>
             </w:r>
           </w:p>
@@ -1330,7 +1935,9 @@
       </w:tr>
       <w:tr>
         <w:tc>
-          <w:tcPr/>
+          <w:tcPr>
+            <w:shd w:fill="E8F8FF" w:val="clear"/>
+          </w:tcPr>
           <w:p>
             <w:pPr>
               <w:pStyle w:val="Compact"/>
@@ -1340,43 +1947,63 @@
               <w:rPr>
                 <w:bCs/>
                 <w:b/>
+                <w:color w:val="1A1A1A"/>
+                <w:sz w:val="19"/>
               </w:rPr>
               <w:t xml:space="preserve">White</w:t>
             </w:r>
           </w:p>
         </w:tc>
         <w:tc>
-          <w:tcPr/>
-          <w:p>
-            <w:pPr>
-              <w:pStyle w:val="Compact"/>
-              <w:jc w:val="left"/>
-            </w:pPr>
-            <w:r>
+          <w:tcPr>
+            <w:shd w:fill="E8F8FF" w:val="clear"/>
+          </w:tcPr>
+          <w:p>
+            <w:pPr>
+              <w:pStyle w:val="Compact"/>
+              <w:jc w:val="left"/>
+            </w:pPr>
+            <w:r>
+              <w:rPr>
+                <w:color w:val="1A1A1A"/>
+                <w:sz w:val="19"/>
+              </w:rPr>
               <w:t xml:space="preserve">#FFFFFF</w:t>
             </w:r>
           </w:p>
         </w:tc>
         <w:tc>
-          <w:tcPr/>
-          <w:p>
-            <w:pPr>
-              <w:pStyle w:val="Compact"/>
-              <w:jc w:val="left"/>
-            </w:pPr>
-            <w:r>
+          <w:tcPr>
+            <w:shd w:fill="E8F8FF" w:val="clear"/>
+          </w:tcPr>
+          <w:p>
+            <w:pPr>
+              <w:pStyle w:val="Compact"/>
+              <w:jc w:val="left"/>
+            </w:pPr>
+            <w:r>
+              <w:rPr>
+                <w:color w:val="1A1A1A"/>
+                <w:sz w:val="19"/>
+              </w:rPr>
               <w:t xml:space="preserve">255, 255, 255</w:t>
             </w:r>
           </w:p>
         </w:tc>
         <w:tc>
-          <w:tcPr/>
-          <w:p>
-            <w:pPr>
-              <w:pStyle w:val="Compact"/>
-              <w:jc w:val="left"/>
-            </w:pPr>
-            <w:r>
+          <w:tcPr>
+            <w:shd w:fill="E8F8FF" w:val="clear"/>
+          </w:tcPr>
+          <w:p>
+            <w:pPr>
+              <w:pStyle w:val="Compact"/>
+              <w:jc w:val="left"/>
+            </w:pPr>
+            <w:r>
+              <w:rPr>
+                <w:color w:val="1A1A1A"/>
+                <w:sz w:val="19"/>
+              </w:rPr>
               <w:t xml:space="preserve">Text on dark, clean backgrounds</w:t>
             </w:r>
           </w:p>
@@ -1384,7 +2011,9 @@
       </w:tr>
       <w:tr>
         <w:tc>
-          <w:tcPr/>
+          <w:tcPr>
+            <w:shd w:fill="FFFFFF" w:val="clear"/>
+          </w:tcPr>
           <w:p>
             <w:pPr>
               <w:pStyle w:val="Compact"/>
@@ -1394,43 +2023,63 @@
               <w:rPr>
                 <w:bCs/>
                 <w:b/>
+                <w:color w:val="1A1A1A"/>
+                <w:sz w:val="19"/>
               </w:rPr>
               <w:t xml:space="preserve">Text Dark</w:t>
             </w:r>
           </w:p>
         </w:tc>
         <w:tc>
-          <w:tcPr/>
-          <w:p>
-            <w:pPr>
-              <w:pStyle w:val="Compact"/>
-              <w:jc w:val="left"/>
-            </w:pPr>
-            <w:r>
+          <w:tcPr>
+            <w:shd w:fill="FFFFFF" w:val="clear"/>
+          </w:tcPr>
+          <w:p>
+            <w:pPr>
+              <w:pStyle w:val="Compact"/>
+              <w:jc w:val="left"/>
+            </w:pPr>
+            <w:r>
+              <w:rPr>
+                <w:color w:val="1A1A1A"/>
+                <w:sz w:val="19"/>
+              </w:rPr>
               <w:t xml:space="preserve">#333333</w:t>
             </w:r>
           </w:p>
         </w:tc>
         <w:tc>
-          <w:tcPr/>
-          <w:p>
-            <w:pPr>
-              <w:pStyle w:val="Compact"/>
-              <w:jc w:val="left"/>
-            </w:pPr>
-            <w:r>
+          <w:tcPr>
+            <w:shd w:fill="FFFFFF" w:val="clear"/>
+          </w:tcPr>
+          <w:p>
+            <w:pPr>
+              <w:pStyle w:val="Compact"/>
+              <w:jc w:val="left"/>
+            </w:pPr>
+            <w:r>
+              <w:rPr>
+                <w:color w:val="1A1A1A"/>
+                <w:sz w:val="19"/>
+              </w:rPr>
               <w:t xml:space="preserve">51, 51, 51</w:t>
             </w:r>
           </w:p>
         </w:tc>
         <w:tc>
-          <w:tcPr/>
-          <w:p>
-            <w:pPr>
-              <w:pStyle w:val="Compact"/>
-              <w:jc w:val="left"/>
-            </w:pPr>
-            <w:r>
+          <w:tcPr>
+            <w:shd w:fill="FFFFFF" w:val="clear"/>
+          </w:tcPr>
+          <w:p>
+            <w:pPr>
+              <w:pStyle w:val="Compact"/>
+              <w:jc w:val="left"/>
+            </w:pPr>
+            <w:r>
+              <w:rPr>
+                <w:color w:val="1A1A1A"/>
+                <w:sz w:val="19"/>
+              </w:rPr>
               <w:t xml:space="preserve">Primary body text</w:t>
             </w:r>
           </w:p>
@@ -1438,7 +2087,9 @@
       </w:tr>
       <w:tr>
         <w:tc>
-          <w:tcPr/>
+          <w:tcPr>
+            <w:shd w:fill="E8F8FF" w:val="clear"/>
+          </w:tcPr>
           <w:p>
             <w:pPr>
               <w:pStyle w:val="Compact"/>
@@ -1448,43 +2099,63 @@
               <w:rPr>
                 <w:bCs/>
                 <w:b/>
+                <w:color w:val="1A1A1A"/>
+                <w:sz w:val="19"/>
               </w:rPr>
               <w:t xml:space="preserve">Text Medium</w:t>
             </w:r>
           </w:p>
         </w:tc>
         <w:tc>
-          <w:tcPr/>
-          <w:p>
-            <w:pPr>
-              <w:pStyle w:val="Compact"/>
-              <w:jc w:val="left"/>
-            </w:pPr>
-            <w:r>
+          <w:tcPr>
+            <w:shd w:fill="E8F8FF" w:val="clear"/>
+          </w:tcPr>
+          <w:p>
+            <w:pPr>
+              <w:pStyle w:val="Compact"/>
+              <w:jc w:val="left"/>
+            </w:pPr>
+            <w:r>
+              <w:rPr>
+                <w:color w:val="1A1A1A"/>
+                <w:sz w:val="19"/>
+              </w:rPr>
               <w:t xml:space="preserve">#666666</w:t>
             </w:r>
           </w:p>
         </w:tc>
         <w:tc>
-          <w:tcPr/>
-          <w:p>
-            <w:pPr>
-              <w:pStyle w:val="Compact"/>
-              <w:jc w:val="left"/>
-            </w:pPr>
-            <w:r>
+          <w:tcPr>
+            <w:shd w:fill="E8F8FF" w:val="clear"/>
+          </w:tcPr>
+          <w:p>
+            <w:pPr>
+              <w:pStyle w:val="Compact"/>
+              <w:jc w:val="left"/>
+            </w:pPr>
+            <w:r>
+              <w:rPr>
+                <w:color w:val="1A1A1A"/>
+                <w:sz w:val="19"/>
+              </w:rPr>
               <w:t xml:space="preserve">102, 102, 102</w:t>
             </w:r>
           </w:p>
         </w:tc>
         <w:tc>
-          <w:tcPr/>
-          <w:p>
-            <w:pPr>
-              <w:pStyle w:val="Compact"/>
-              <w:jc w:val="left"/>
-            </w:pPr>
-            <w:r>
+          <w:tcPr>
+            <w:shd w:fill="E8F8FF" w:val="clear"/>
+          </w:tcPr>
+          <w:p>
+            <w:pPr>
+              <w:pStyle w:val="Compact"/>
+              <w:jc w:val="left"/>
+            </w:pPr>
+            <w:r>
+              <w:rPr>
+                <w:color w:val="1A1A1A"/>
+                <w:sz w:val="19"/>
+              </w:rPr>
               <w:t xml:space="preserve">Secondary text, captions</w:t>
             </w:r>
           </w:p>
@@ -1492,7 +2163,9 @@
       </w:tr>
       <w:tr>
         <w:tc>
-          <w:tcPr/>
+          <w:tcPr>
+            <w:shd w:fill="FFFFFF" w:val="clear"/>
+          </w:tcPr>
           <w:p>
             <w:pPr>
               <w:pStyle w:val="Compact"/>
@@ -1502,43 +2175,63 @@
               <w:rPr>
                 <w:bCs/>
                 <w:b/>
+                <w:color w:val="1A1A1A"/>
+                <w:sz w:val="19"/>
               </w:rPr>
               <w:t xml:space="preserve">Text Light</w:t>
             </w:r>
           </w:p>
         </w:tc>
         <w:tc>
-          <w:tcPr/>
-          <w:p>
-            <w:pPr>
-              <w:pStyle w:val="Compact"/>
-              <w:jc w:val="left"/>
-            </w:pPr>
-            <w:r>
+          <w:tcPr>
+            <w:shd w:fill="FFFFFF" w:val="clear"/>
+          </w:tcPr>
+          <w:p>
+            <w:pPr>
+              <w:pStyle w:val="Compact"/>
+              <w:jc w:val="left"/>
+            </w:pPr>
+            <w:r>
+              <w:rPr>
+                <w:color w:val="1A1A1A"/>
+                <w:sz w:val="19"/>
+              </w:rPr>
               <w:t xml:space="preserve">#999999</w:t>
             </w:r>
           </w:p>
         </w:tc>
         <w:tc>
-          <w:tcPr/>
-          <w:p>
-            <w:pPr>
-              <w:pStyle w:val="Compact"/>
-              <w:jc w:val="left"/>
-            </w:pPr>
-            <w:r>
+          <w:tcPr>
+            <w:shd w:fill="FFFFFF" w:val="clear"/>
+          </w:tcPr>
+          <w:p>
+            <w:pPr>
+              <w:pStyle w:val="Compact"/>
+              <w:jc w:val="left"/>
+            </w:pPr>
+            <w:r>
+              <w:rPr>
+                <w:color w:val="1A1A1A"/>
+                <w:sz w:val="19"/>
+              </w:rPr>
               <w:t xml:space="preserve">153, 153, 153</w:t>
             </w:r>
           </w:p>
         </w:tc>
         <w:tc>
-          <w:tcPr/>
-          <w:p>
-            <w:pPr>
-              <w:pStyle w:val="Compact"/>
-              <w:jc w:val="left"/>
-            </w:pPr>
-            <w:r>
+          <w:tcPr>
+            <w:shd w:fill="FFFFFF" w:val="clear"/>
+          </w:tcPr>
+          <w:p>
+            <w:pPr>
+              <w:pStyle w:val="Compact"/>
+              <w:jc w:val="left"/>
+            </w:pPr>
+            <w:r>
+              <w:rPr>
+                <w:color w:val="1A1A1A"/>
+                <w:sz w:val="19"/>
+              </w:rPr>
               <w:t xml:space="preserve">Disclaimers, footnotes</w:t>
             </w:r>
           </w:p>
@@ -1546,7 +2239,9 @@
       </w:tr>
       <w:tr>
         <w:tc>
-          <w:tcPr/>
+          <w:tcPr>
+            <w:shd w:fill="E8F8FF" w:val="clear"/>
+          </w:tcPr>
           <w:p>
             <w:pPr>
               <w:pStyle w:val="Compact"/>
@@ -1556,43 +2251,63 @@
               <w:rPr>
                 <w:bCs/>
                 <w:b/>
+                <w:color w:val="1A1A1A"/>
+                <w:sz w:val="19"/>
               </w:rPr>
               <w:t xml:space="preserve">Light Gray</w:t>
             </w:r>
           </w:p>
         </w:tc>
         <w:tc>
-          <w:tcPr/>
-          <w:p>
-            <w:pPr>
-              <w:pStyle w:val="Compact"/>
-              <w:jc w:val="left"/>
-            </w:pPr>
-            <w:r>
+          <w:tcPr>
+            <w:shd w:fill="E8F8FF" w:val="clear"/>
+          </w:tcPr>
+          <w:p>
+            <w:pPr>
+              <w:pStyle w:val="Compact"/>
+              <w:jc w:val="left"/>
+            </w:pPr>
+            <w:r>
+              <w:rPr>
+                <w:color w:val="1A1A1A"/>
+                <w:sz w:val="19"/>
+              </w:rPr>
               <w:t xml:space="preserve">#F5F5F5</w:t>
             </w:r>
           </w:p>
         </w:tc>
         <w:tc>
-          <w:tcPr/>
-          <w:p>
-            <w:pPr>
-              <w:pStyle w:val="Compact"/>
-              <w:jc w:val="left"/>
-            </w:pPr>
-            <w:r>
+          <w:tcPr>
+            <w:shd w:fill="E8F8FF" w:val="clear"/>
+          </w:tcPr>
+          <w:p>
+            <w:pPr>
+              <w:pStyle w:val="Compact"/>
+              <w:jc w:val="left"/>
+            </w:pPr>
+            <w:r>
+              <w:rPr>
+                <w:color w:val="1A1A1A"/>
+                <w:sz w:val="19"/>
+              </w:rPr>
               <w:t xml:space="preserve">245, 245, 245</w:t>
             </w:r>
           </w:p>
         </w:tc>
         <w:tc>
-          <w:tcPr/>
-          <w:p>
-            <w:pPr>
-              <w:pStyle w:val="Compact"/>
-              <w:jc w:val="left"/>
-            </w:pPr>
-            <w:r>
+          <w:tcPr>
+            <w:shd w:fill="E8F8FF" w:val="clear"/>
+          </w:tcPr>
+          <w:p>
+            <w:pPr>
+              <w:pStyle w:val="Compact"/>
+              <w:jc w:val="left"/>
+            </w:pPr>
+            <w:r>
+              <w:rPr>
+                <w:color w:val="1A1A1A"/>
+                <w:sz w:val="19"/>
+              </w:rPr>
               <w:t xml:space="preserve">Subtle backgrounds</w:t>
             </w:r>
           </w:p>
@@ -1600,7 +2315,9 @@
       </w:tr>
       <w:tr>
         <w:tc>
-          <w:tcPr/>
+          <w:tcPr>
+            <w:shd w:fill="FFFFFF" w:val="clear"/>
+          </w:tcPr>
           <w:p>
             <w:pPr>
               <w:pStyle w:val="Compact"/>
@@ -1610,43 +2327,63 @@
               <w:rPr>
                 <w:bCs/>
                 <w:b/>
+                <w:color w:val="1A1A1A"/>
+                <w:sz w:val="19"/>
               </w:rPr>
               <w:t xml:space="preserve">Border Gray</w:t>
             </w:r>
           </w:p>
         </w:tc>
         <w:tc>
-          <w:tcPr/>
-          <w:p>
-            <w:pPr>
-              <w:pStyle w:val="Compact"/>
-              <w:jc w:val="left"/>
-            </w:pPr>
-            <w:r>
+          <w:tcPr>
+            <w:shd w:fill="FFFFFF" w:val="clear"/>
+          </w:tcPr>
+          <w:p>
+            <w:pPr>
+              <w:pStyle w:val="Compact"/>
+              <w:jc w:val="left"/>
+            </w:pPr>
+            <w:r>
+              <w:rPr>
+                <w:color w:val="1A1A1A"/>
+                <w:sz w:val="19"/>
+              </w:rPr>
               <w:t xml:space="preserve">#E0E0E0</w:t>
             </w:r>
           </w:p>
         </w:tc>
         <w:tc>
-          <w:tcPr/>
-          <w:p>
-            <w:pPr>
-              <w:pStyle w:val="Compact"/>
-              <w:jc w:val="left"/>
-            </w:pPr>
-            <w:r>
+          <w:tcPr>
+            <w:shd w:fill="FFFFFF" w:val="clear"/>
+          </w:tcPr>
+          <w:p>
+            <w:pPr>
+              <w:pStyle w:val="Compact"/>
+              <w:jc w:val="left"/>
+            </w:pPr>
+            <w:r>
+              <w:rPr>
+                <w:color w:val="1A1A1A"/>
+                <w:sz w:val="19"/>
+              </w:rPr>
               <w:t xml:space="preserve">224, 224, 224</w:t>
             </w:r>
           </w:p>
         </w:tc>
         <w:tc>
-          <w:tcPr/>
-          <w:p>
-            <w:pPr>
-              <w:pStyle w:val="Compact"/>
-              <w:jc w:val="left"/>
-            </w:pPr>
-            <w:r>
+          <w:tcPr>
+            <w:shd w:fill="FFFFFF" w:val="clear"/>
+          </w:tcPr>
+          <w:p>
+            <w:pPr>
+              <w:pStyle w:val="Compact"/>
+              <w:jc w:val="left"/>
+            </w:pPr>
+            <w:r>
+              <w:rPr>
+                <w:color w:val="1A1A1A"/>
+                <w:sz w:val="19"/>
+              </w:rPr>
               <w:t xml:space="preserve">Borders, dividers</w:t>
             </w:r>
           </w:p>
@@ -1658,8 +2395,16 @@
     <w:p>
       <w:pPr>
         <w:pStyle w:val="Heading3"/>
-      </w:pPr>
-      <w:r>
+        <w:rPr>
+          <w:color w:val="E08A00"/>
+        </w:rPr>
+      </w:pPr>
+      <w:r>
+        <w:rPr>
+          <w:b/>
+          <w:color w:val="E08A00"/>
+          <w:sz w:val="26"/>
+        </w:rPr>
         <w:t xml:space="preserve">Brand Gradient</w:t>
       </w:r>
     </w:p>
@@ -1746,8 +2491,16 @@
     <w:p>
       <w:pPr>
         <w:pStyle w:val="Heading3"/>
-      </w:pPr>
-      <w:r>
+        <w:rPr>
+          <w:color w:val="E08A00"/>
+        </w:rPr>
+      </w:pPr>
+      <w:r>
+        <w:rPr>
+          <w:b/>
+          <w:color w:val="E08A00"/>
+          <w:sz w:val="26"/>
+        </w:rPr>
         <w:t xml:space="preserve">Color Usage Rules</w:t>
       </w:r>
     </w:p>
@@ -1823,9 +2576,29 @@
     <w:bookmarkStart w:id="41" w:name="typography"/>
     <w:p>
       <w:pPr>
+        <w:pBdr>
+          <w:top w:val="single" w:sz="18" w:space="1" w:color="F5A623"/>
+          <w:bottom w:val="single" w:sz="6" w:space="1" w:color="0099CC"/>
+        </w:pBdr>
+        <w:spacing w:before="200" w:after="200"/>
+      </w:pPr>
+    </w:p>
+    <w:p>
+      <w:pPr>
         <w:pStyle w:val="Heading2"/>
-      </w:pPr>
-      <w:r>
+        <w:rPr>
+          <w:color w:val="0099CC"/>
+        </w:rPr>
+        <w:pBdr>
+          <w:bottom w:val="single" w:sz="6" w:space="2" w:color="00BFFF"/>
+        </w:pBdr>
+      </w:pPr>
+      <w:r>
+        <w:rPr>
+          <w:b/>
+          <w:color w:val="0099CC"/>
+          <w:sz w:val="32"/>
+        </w:rPr>
         <w:t xml:space="preserve">4. TYPOGRAPHY</w:t>
       </w:r>
     </w:p>
@@ -1833,8 +2606,16 @@
     <w:p>
       <w:pPr>
         <w:pStyle w:val="Heading3"/>
-      </w:pPr>
-      <w:r>
+        <w:rPr>
+          <w:color w:val="E08A00"/>
+        </w:rPr>
+      </w:pPr>
+      <w:r>
+        <w:rPr>
+          <w:b/>
+          <w:color w:val="E08A00"/>
+          <w:sz w:val="26"/>
+        </w:rPr>
         <w:t xml:space="preserve">Primary Typeface — Montserrat</w:t>
       </w:r>
     </w:p>
@@ -1844,6 +2625,14 @@
         <w:tblW w:type="auto" w:w="0"/>
         <w:tblLook w:firstRow="1" w:lastRow="0" w:firstColumn="0" w:lastColumn="0" w:noHBand="0" w:noVBand="0" w:val="0020"/>
         <w:jc w:val="start"/>
+        <w:tblBorders>
+          <w:top w:val="single" w:sz="4" w:space="0" w:color="B0D4E8"/>
+          <w:left w:val="single" w:sz="4" w:space="0" w:color="B0D4E8"/>
+          <w:bottom w:val="single" w:sz="4" w:space="0" w:color="B0D4E8"/>
+          <w:right w:val="single" w:sz="4" w:space="0" w:color="B0D4E8"/>
+          <w:insideH w:val="single" w:sz="4" w:space="0" w:color="B0D4E8"/>
+          <w:insideV w:val="single" w:sz="4" w:space="0" w:color="B0D4E8"/>
+        </w:tblBorders>
       </w:tblPr>
       <w:tblGrid>
         <w:gridCol w:w="3960"/>
@@ -1854,25 +2643,39 @@
           <w:tblHeader w:val="true"/>
         </w:trPr>
         <w:tc>
-          <w:tcPr/>
-          <w:p>
-            <w:pPr>
-              <w:pStyle w:val="Compact"/>
-              <w:jc w:val="left"/>
-            </w:pPr>
-            <w:r>
+          <w:tcPr>
+            <w:shd w:fill="0099CC" w:val="clear"/>
+          </w:tcPr>
+          <w:p>
+            <w:pPr>
+              <w:pStyle w:val="Compact"/>
+              <w:jc w:val="left"/>
+            </w:pPr>
+            <w:r>
+              <w:rPr>
+                <w:b/>
+                <w:color w:val="FFFFFF"/>
+                <w:sz w:val="20"/>
+              </w:rPr>
               <w:t xml:space="preserve">Weight</w:t>
             </w:r>
           </w:p>
         </w:tc>
         <w:tc>
-          <w:tcPr/>
-          <w:p>
-            <w:pPr>
-              <w:pStyle w:val="Compact"/>
-              <w:jc w:val="left"/>
-            </w:pPr>
-            <w:r>
+          <w:tcPr>
+            <w:shd w:fill="0099CC" w:val="clear"/>
+          </w:tcPr>
+          <w:p>
+            <w:pPr>
+              <w:pStyle w:val="Compact"/>
+              <w:jc w:val="left"/>
+            </w:pPr>
+            <w:r>
+              <w:rPr>
+                <w:b/>
+                <w:color w:val="FFFFFF"/>
+                <w:sz w:val="20"/>
+              </w:rPr>
               <w:t xml:space="preserve">Usage</w:t>
             </w:r>
           </w:p>
@@ -1880,7 +2683,9 @@
       </w:tr>
       <w:tr>
         <w:tc>
-          <w:tcPr/>
+          <w:tcPr>
+            <w:shd w:fill="FFFFFF" w:val="clear"/>
+          </w:tcPr>
           <w:p>
             <w:pPr>
               <w:pStyle w:val="Compact"/>
@@ -1890,19 +2695,27 @@
               <w:rPr>
                 <w:bCs/>
                 <w:b/>
+                <w:color w:val="1A1A1A"/>
+                <w:sz w:val="19"/>
               </w:rPr>
               <w:t xml:space="preserve">Montserrat Bold</w:t>
             </w:r>
           </w:p>
         </w:tc>
         <w:tc>
-          <w:tcPr/>
-          <w:p>
-            <w:pPr>
-              <w:pStyle w:val="Compact"/>
-              <w:jc w:val="left"/>
-            </w:pPr>
-            <w:r>
+          <w:tcPr>
+            <w:shd w:fill="FFFFFF" w:val="clear"/>
+          </w:tcPr>
+          <w:p>
+            <w:pPr>
+              <w:pStyle w:val="Compact"/>
+              <w:jc w:val="left"/>
+            </w:pPr>
+            <w:r>
+              <w:rPr>
+                <w:color w:val="1A1A1A"/>
+                <w:sz w:val="19"/>
+              </w:rPr>
               <w:t xml:space="preserve">Headlines, titles, primary headings</w:t>
             </w:r>
           </w:p>
@@ -1910,7 +2723,9 @@
       </w:tr>
       <w:tr>
         <w:tc>
-          <w:tcPr/>
+          <w:tcPr>
+            <w:shd w:fill="E8F8FF" w:val="clear"/>
+          </w:tcPr>
           <w:p>
             <w:pPr>
               <w:pStyle w:val="Compact"/>
@@ -1920,19 +2735,27 @@
               <w:rPr>
                 <w:bCs/>
                 <w:b/>
+                <w:color w:val="1A1A1A"/>
+                <w:sz w:val="19"/>
               </w:rPr>
               <w:t xml:space="preserve">Montserrat SemiBold</w:t>
             </w:r>
           </w:p>
         </w:tc>
         <w:tc>
-          <w:tcPr/>
-          <w:p>
-            <w:pPr>
-              <w:pStyle w:val="Compact"/>
-              <w:jc w:val="left"/>
-            </w:pPr>
-            <w:r>
+          <w:tcPr>
+            <w:shd w:fill="E8F8FF" w:val="clear"/>
+          </w:tcPr>
+          <w:p>
+            <w:pPr>
+              <w:pStyle w:val="Compact"/>
+              <w:jc w:val="left"/>
+            </w:pPr>
+            <w:r>
+              <w:rPr>
+                <w:color w:val="1A1A1A"/>
+                <w:sz w:val="19"/>
+              </w:rPr>
               <w:t xml:space="preserve">Subheadings, emphasized text</w:t>
             </w:r>
           </w:p>
@@ -1940,7 +2763,9 @@
       </w:tr>
       <w:tr>
         <w:tc>
-          <w:tcPr/>
+          <w:tcPr>
+            <w:shd w:fill="FFFFFF" w:val="clear"/>
+          </w:tcPr>
           <w:p>
             <w:pPr>
               <w:pStyle w:val="Compact"/>
@@ -1950,19 +2775,27 @@
               <w:rPr>
                 <w:bCs/>
                 <w:b/>
+                <w:color w:val="1A1A1A"/>
+                <w:sz w:val="19"/>
               </w:rPr>
               <w:t xml:space="preserve">Montserrat Medium</w:t>
             </w:r>
           </w:p>
         </w:tc>
         <w:tc>
-          <w:tcPr/>
-          <w:p>
-            <w:pPr>
-              <w:pStyle w:val="Compact"/>
-              <w:jc w:val="left"/>
-            </w:pPr>
-            <w:r>
+          <w:tcPr>
+            <w:shd w:fill="FFFFFF" w:val="clear"/>
+          </w:tcPr>
+          <w:p>
+            <w:pPr>
+              <w:pStyle w:val="Compact"/>
+              <w:jc w:val="left"/>
+            </w:pPr>
+            <w:r>
+              <w:rPr>
+                <w:color w:val="1A1A1A"/>
+                <w:sz w:val="19"/>
+              </w:rPr>
               <w:t xml:space="preserve">Navigation, buttons, labels</w:t>
             </w:r>
           </w:p>
@@ -1974,8 +2807,16 @@
     <w:p>
       <w:pPr>
         <w:pStyle w:val="Heading3"/>
-      </w:pPr>
-      <w:r>
+        <w:rPr>
+          <w:color w:val="E08A00"/>
+        </w:rPr>
+      </w:pPr>
+      <w:r>
+        <w:rPr>
+          <w:b/>
+          <w:color w:val="E08A00"/>
+          <w:sz w:val="26"/>
+        </w:rPr>
         <w:t xml:space="preserve">Secondary Typeface — Open Sans</w:t>
       </w:r>
     </w:p>
@@ -1985,6 +2826,14 @@
         <w:tblW w:type="auto" w:w="0"/>
         <w:tblLook w:firstRow="1" w:lastRow="0" w:firstColumn="0" w:lastColumn="0" w:noHBand="0" w:noVBand="0" w:val="0020"/>
         <w:jc w:val="start"/>
+        <w:tblBorders>
+          <w:top w:val="single" w:sz="4" w:space="0" w:color="B0D4E8"/>
+          <w:left w:val="single" w:sz="4" w:space="0" w:color="B0D4E8"/>
+          <w:bottom w:val="single" w:sz="4" w:space="0" w:color="B0D4E8"/>
+          <w:right w:val="single" w:sz="4" w:space="0" w:color="B0D4E8"/>
+          <w:insideH w:val="single" w:sz="4" w:space="0" w:color="B0D4E8"/>
+          <w:insideV w:val="single" w:sz="4" w:space="0" w:color="B0D4E8"/>
+        </w:tblBorders>
       </w:tblPr>
       <w:tblGrid>
         <w:gridCol w:w="3960"/>
@@ -1995,25 +2844,39 @@
           <w:tblHeader w:val="true"/>
         </w:trPr>
         <w:tc>
-          <w:tcPr/>
-          <w:p>
-            <w:pPr>
-              <w:pStyle w:val="Compact"/>
-              <w:jc w:val="left"/>
-            </w:pPr>
-            <w:r>
+          <w:tcPr>
+            <w:shd w:fill="0099CC" w:val="clear"/>
+          </w:tcPr>
+          <w:p>
+            <w:pPr>
+              <w:pStyle w:val="Compact"/>
+              <w:jc w:val="left"/>
+            </w:pPr>
+            <w:r>
+              <w:rPr>
+                <w:b/>
+                <w:color w:val="FFFFFF"/>
+                <w:sz w:val="20"/>
+              </w:rPr>
               <w:t xml:space="preserve">Weight</w:t>
             </w:r>
           </w:p>
         </w:tc>
         <w:tc>
-          <w:tcPr/>
-          <w:p>
-            <w:pPr>
-              <w:pStyle w:val="Compact"/>
-              <w:jc w:val="left"/>
-            </w:pPr>
-            <w:r>
+          <w:tcPr>
+            <w:shd w:fill="0099CC" w:val="clear"/>
+          </w:tcPr>
+          <w:p>
+            <w:pPr>
+              <w:pStyle w:val="Compact"/>
+              <w:jc w:val="left"/>
+            </w:pPr>
+            <w:r>
+              <w:rPr>
+                <w:b/>
+                <w:color w:val="FFFFFF"/>
+                <w:sz w:val="20"/>
+              </w:rPr>
               <w:t xml:space="preserve">Usage</w:t>
             </w:r>
           </w:p>
@@ -2021,7 +2884,9 @@
       </w:tr>
       <w:tr>
         <w:tc>
-          <w:tcPr/>
+          <w:tcPr>
+            <w:shd w:fill="FFFFFF" w:val="clear"/>
+          </w:tcPr>
           <w:p>
             <w:pPr>
               <w:pStyle w:val="Compact"/>
@@ -2031,19 +2896,27 @@
               <w:rPr>
                 <w:bCs/>
                 <w:b/>
+                <w:color w:val="1A1A1A"/>
+                <w:sz w:val="19"/>
               </w:rPr>
               <w:t xml:space="preserve">Open Sans Regular</w:t>
             </w:r>
           </w:p>
         </w:tc>
         <w:tc>
-          <w:tcPr/>
-          <w:p>
-            <w:pPr>
-              <w:pStyle w:val="Compact"/>
-              <w:jc w:val="left"/>
-            </w:pPr>
-            <w:r>
+          <w:tcPr>
+            <w:shd w:fill="FFFFFF" w:val="clear"/>
+          </w:tcPr>
+          <w:p>
+            <w:pPr>
+              <w:pStyle w:val="Compact"/>
+              <w:jc w:val="left"/>
+            </w:pPr>
+            <w:r>
+              <w:rPr>
+                <w:color w:val="1A1A1A"/>
+                <w:sz w:val="19"/>
+              </w:rPr>
               <w:t xml:space="preserve">Body text, paragraphs, descriptions</w:t>
             </w:r>
           </w:p>
@@ -2051,7 +2924,9 @@
       </w:tr>
       <w:tr>
         <w:tc>
-          <w:tcPr/>
+          <w:tcPr>
+            <w:shd w:fill="E8F8FF" w:val="clear"/>
+          </w:tcPr>
           <w:p>
             <w:pPr>
               <w:pStyle w:val="Compact"/>
@@ -2061,19 +2936,27 @@
               <w:rPr>
                 <w:bCs/>
                 <w:b/>
+                <w:color w:val="1A1A1A"/>
+                <w:sz w:val="19"/>
               </w:rPr>
               <w:t xml:space="preserve">Open Sans SemiBold</w:t>
             </w:r>
           </w:p>
         </w:tc>
         <w:tc>
-          <w:tcPr/>
-          <w:p>
-            <w:pPr>
-              <w:pStyle w:val="Compact"/>
-              <w:jc w:val="left"/>
-            </w:pPr>
-            <w:r>
+          <w:tcPr>
+            <w:shd w:fill="E8F8FF" w:val="clear"/>
+          </w:tcPr>
+          <w:p>
+            <w:pPr>
+              <w:pStyle w:val="Compact"/>
+              <w:jc w:val="left"/>
+            </w:pPr>
+            <w:r>
+              <w:rPr>
+                <w:color w:val="1A1A1A"/>
+                <w:sz w:val="19"/>
+              </w:rPr>
               <w:t xml:space="preserve">Inline emphasis, table headers</w:t>
             </w:r>
           </w:p>
@@ -2081,7 +2964,9 @@
       </w:tr>
       <w:tr>
         <w:tc>
-          <w:tcPr/>
+          <w:tcPr>
+            <w:shd w:fill="FFFFFF" w:val="clear"/>
+          </w:tcPr>
           <w:p>
             <w:pPr>
               <w:pStyle w:val="Compact"/>
@@ -2091,19 +2976,27 @@
               <w:rPr>
                 <w:bCs/>
                 <w:b/>
+                <w:color w:val="1A1A1A"/>
+                <w:sz w:val="19"/>
               </w:rPr>
               <w:t xml:space="preserve">Open Sans Italic</w:t>
             </w:r>
           </w:p>
         </w:tc>
         <w:tc>
-          <w:tcPr/>
-          <w:p>
-            <w:pPr>
-              <w:pStyle w:val="Compact"/>
-              <w:jc w:val="left"/>
-            </w:pPr>
-            <w:r>
+          <w:tcPr>
+            <w:shd w:fill="FFFFFF" w:val="clear"/>
+          </w:tcPr>
+          <w:p>
+            <w:pPr>
+              <w:pStyle w:val="Compact"/>
+              <w:jc w:val="left"/>
+            </w:pPr>
+            <w:r>
+              <w:rPr>
+                <w:color w:val="1A1A1A"/>
+                <w:sz w:val="19"/>
+              </w:rPr>
               <w:t xml:space="preserve">Quotes, taglines, captions</w:t>
             </w:r>
           </w:p>
@@ -2111,7 +3004,9 @@
       </w:tr>
       <w:tr>
         <w:tc>
-          <w:tcPr/>
+          <w:tcPr>
+            <w:shd w:fill="E8F8FF" w:val="clear"/>
+          </w:tcPr>
           <w:p>
             <w:pPr>
               <w:pStyle w:val="Compact"/>
@@ -2121,19 +3016,27 @@
               <w:rPr>
                 <w:bCs/>
                 <w:b/>
+                <w:color w:val="1A1A1A"/>
+                <w:sz w:val="19"/>
               </w:rPr>
               <w:t xml:space="preserve">Open Sans Light</w:t>
             </w:r>
           </w:p>
         </w:tc>
         <w:tc>
-          <w:tcPr/>
-          <w:p>
-            <w:pPr>
-              <w:pStyle w:val="Compact"/>
-              <w:jc w:val="left"/>
-            </w:pPr>
-            <w:r>
+          <w:tcPr>
+            <w:shd w:fill="E8F8FF" w:val="clear"/>
+          </w:tcPr>
+          <w:p>
+            <w:pPr>
+              <w:pStyle w:val="Compact"/>
+              <w:jc w:val="left"/>
+            </w:pPr>
+            <w:r>
+              <w:rPr>
+                <w:color w:val="1A1A1A"/>
+                <w:sz w:val="19"/>
+              </w:rPr>
               <w:t xml:space="preserve">Large display text, subtle elements</w:t>
             </w:r>
           </w:p>
@@ -2145,27 +3048,41 @@
     <w:p>
       <w:pPr>
         <w:pStyle w:val="Heading3"/>
-      </w:pPr>
-      <w:r>
+        <w:rPr>
+          <w:color w:val="E08A00"/>
+        </w:rPr>
+      </w:pPr>
+      <w:r>
+        <w:rPr>
+          <w:b/>
+          <w:color w:val="E08A00"/>
+          <w:sz w:val="26"/>
+        </w:rPr>
         <w:t xml:space="preserve">Web-Safe Fallbacks</w:t>
       </w:r>
     </w:p>
     <w:p>
       <w:pPr>
         <w:pStyle w:val="SourceCode"/>
+        <w:shd w:fill="1B2838" w:val="clear"/>
       </w:pPr>
       <w:r>
         <w:rPr>
           <w:rStyle w:val="VerbatimChar"/>
+          <w:color w:val="00BFFF"/>
         </w:rPr>
         <w:t xml:space="preserve">font-family: 'Montserrat', 'Segoe UI', 'Trebuchet MS', Arial, sans-serif;</w:t>
       </w:r>
       <w:r>
+        <w:rPr>
+          <w:color w:val="00BFFF"/>
+        </w:rPr>
         <w:br/>
       </w:r>
       <w:r>
         <w:rPr>
           <w:rStyle w:val="VerbatimChar"/>
+          <w:color w:val="00BFFF"/>
         </w:rPr>
         <w:t xml:space="preserve">font-family: 'Open Sans', 'Helvetica Neue', Helvetica, Arial, sans-serif;</w:t>
       </w:r>
@@ -2175,8 +3092,16 @@
     <w:p>
       <w:pPr>
         <w:pStyle w:val="Heading3"/>
-      </w:pPr>
-      <w:r>
+        <w:rPr>
+          <w:color w:val="E08A00"/>
+        </w:rPr>
+      </w:pPr>
+      <w:r>
+        <w:rPr>
+          <w:b/>
+          <w:color w:val="E08A00"/>
+          <w:sz w:val="26"/>
+        </w:rPr>
         <w:t xml:space="preserve">Type Scale</w:t>
       </w:r>
     </w:p>
@@ -2186,6 +3111,14 @@
         <w:tblW w:type="auto" w:w="0"/>
         <w:tblLook w:firstRow="1" w:lastRow="0" w:firstColumn="0" w:lastColumn="0" w:noHBand="0" w:noVBand="0" w:val="0020"/>
         <w:jc w:val="start"/>
+        <w:tblBorders>
+          <w:top w:val="single" w:sz="4" w:space="0" w:color="B0D4E8"/>
+          <w:left w:val="single" w:sz="4" w:space="0" w:color="B0D4E8"/>
+          <w:bottom w:val="single" w:sz="4" w:space="0" w:color="B0D4E8"/>
+          <w:right w:val="single" w:sz="4" w:space="0" w:color="B0D4E8"/>
+          <w:insideH w:val="single" w:sz="4" w:space="0" w:color="B0D4E8"/>
+          <w:insideV w:val="single" w:sz="4" w:space="0" w:color="B0D4E8"/>
+        </w:tblBorders>
       </w:tblPr>
       <w:tblGrid>
         <w:gridCol w:w="1584"/>
@@ -2199,61 +3132,96 @@
           <w:tblHeader w:val="true"/>
         </w:trPr>
         <w:tc>
-          <w:tcPr/>
-          <w:p>
-            <w:pPr>
-              <w:pStyle w:val="Compact"/>
-              <w:jc w:val="left"/>
-            </w:pPr>
-            <w:r>
+          <w:tcPr>
+            <w:shd w:fill="0099CC" w:val="clear"/>
+          </w:tcPr>
+          <w:p>
+            <w:pPr>
+              <w:pStyle w:val="Compact"/>
+              <w:jc w:val="left"/>
+            </w:pPr>
+            <w:r>
+              <w:rPr>
+                <w:b/>
+                <w:color w:val="FFFFFF"/>
+                <w:sz w:val="20"/>
+              </w:rPr>
               <w:t xml:space="preserve">Element</w:t>
             </w:r>
           </w:p>
         </w:tc>
         <w:tc>
-          <w:tcPr/>
-          <w:p>
-            <w:pPr>
-              <w:pStyle w:val="Compact"/>
-              <w:jc w:val="left"/>
-            </w:pPr>
-            <w:r>
+          <w:tcPr>
+            <w:shd w:fill="0099CC" w:val="clear"/>
+          </w:tcPr>
+          <w:p>
+            <w:pPr>
+              <w:pStyle w:val="Compact"/>
+              <w:jc w:val="left"/>
+            </w:pPr>
+            <w:r>
+              <w:rPr>
+                <w:b/>
+                <w:color w:val="FFFFFF"/>
+                <w:sz w:val="20"/>
+              </w:rPr>
               <w:t xml:space="preserve">Font</w:t>
             </w:r>
           </w:p>
         </w:tc>
         <w:tc>
-          <w:tcPr/>
-          <w:p>
-            <w:pPr>
-              <w:pStyle w:val="Compact"/>
-              <w:jc w:val="left"/>
-            </w:pPr>
-            <w:r>
+          <w:tcPr>
+            <w:shd w:fill="0099CC" w:val="clear"/>
+          </w:tcPr>
+          <w:p>
+            <w:pPr>
+              <w:pStyle w:val="Compact"/>
+              <w:jc w:val="left"/>
+            </w:pPr>
+            <w:r>
+              <w:rPr>
+                <w:b/>
+                <w:color w:val="FFFFFF"/>
+                <w:sz w:val="20"/>
+              </w:rPr>
               <w:t xml:space="preserve">Size</w:t>
             </w:r>
           </w:p>
         </w:tc>
         <w:tc>
-          <w:tcPr/>
-          <w:p>
-            <w:pPr>
-              <w:pStyle w:val="Compact"/>
-              <w:jc w:val="left"/>
-            </w:pPr>
-            <w:r>
+          <w:tcPr>
+            <w:shd w:fill="0099CC" w:val="clear"/>
+          </w:tcPr>
+          <w:p>
+            <w:pPr>
+              <w:pStyle w:val="Compact"/>
+              <w:jc w:val="left"/>
+            </w:pPr>
+            <w:r>
+              <w:rPr>
+                <w:b/>
+                <w:color w:val="FFFFFF"/>
+                <w:sz w:val="20"/>
+              </w:rPr>
               <w:t xml:space="preserve">Weight</w:t>
             </w:r>
           </w:p>
         </w:tc>
         <w:tc>
-          <w:tcPr/>
-          <w:p>
-            <w:pPr>
-              <w:pStyle w:val="Compact"/>
-              <w:jc w:val="left"/>
-            </w:pPr>
-            <w:r>
+          <w:tcPr>
+            <w:shd w:fill="0099CC" w:val="clear"/>
+          </w:tcPr>
+          <w:p>
+            <w:pPr>
+              <w:pStyle w:val="Compact"/>
+              <w:jc w:val="left"/>
+            </w:pPr>
+            <w:r>
+              <w:rPr>
+                <w:b/>
+                <w:color w:val="FFFFFF"/>
+                <w:sz w:val="20"/>
+              </w:rPr>
               <w:t xml:space="preserve">Color</w:t>
             </w:r>
           </w:p>
@@ -2261,61 +3229,91 @@
       </w:tr>
       <w:tr>
         <w:tc>
-          <w:tcPr/>
-          <w:p>
-            <w:pPr>
-              <w:pStyle w:val="Compact"/>
-              <w:jc w:val="left"/>
-            </w:pPr>
-            <w:r>
+          <w:tcPr>
+            <w:shd w:fill="FFFFFF" w:val="clear"/>
+          </w:tcPr>
+          <w:p>
+            <w:pPr>
+              <w:pStyle w:val="Compact"/>
+              <w:jc w:val="left"/>
+            </w:pPr>
+            <w:r>
+              <w:rPr>
+                <w:color w:val="1A1A1A"/>
+                <w:sz w:val="19"/>
+              </w:rPr>
               <w:t xml:space="preserve">H1 (Page Title)</w:t>
             </w:r>
           </w:p>
         </w:tc>
         <w:tc>
-          <w:tcPr/>
-          <w:p>
-            <w:pPr>
-              <w:pStyle w:val="Compact"/>
-              <w:jc w:val="left"/>
-            </w:pPr>
-            <w:r>
+          <w:tcPr>
+            <w:shd w:fill="FFFFFF" w:val="clear"/>
+          </w:tcPr>
+          <w:p>
+            <w:pPr>
+              <w:pStyle w:val="Compact"/>
+              <w:jc w:val="left"/>
+            </w:pPr>
+            <w:r>
+              <w:rPr>
+                <w:color w:val="1A1A1A"/>
+                <w:sz w:val="19"/>
+              </w:rPr>
               <w:t xml:space="preserve">Montserrat</w:t>
             </w:r>
           </w:p>
         </w:tc>
         <w:tc>
-          <w:tcPr/>
-          <w:p>
-            <w:pPr>
-              <w:pStyle w:val="Compact"/>
-              <w:jc w:val="left"/>
-            </w:pPr>
-            <w:r>
+          <w:tcPr>
+            <w:shd w:fill="FFFFFF" w:val="clear"/>
+          </w:tcPr>
+          <w:p>
+            <w:pPr>
+              <w:pStyle w:val="Compact"/>
+              <w:jc w:val="left"/>
+            </w:pPr>
+            <w:r>
+              <w:rPr>
+                <w:color w:val="1A1A1A"/>
+                <w:sz w:val="19"/>
+              </w:rPr>
               <w:t xml:space="preserve">36-48pt</w:t>
             </w:r>
           </w:p>
         </w:tc>
         <w:tc>
-          <w:tcPr/>
-          <w:p>
-            <w:pPr>
-              <w:pStyle w:val="Compact"/>
-              <w:jc w:val="left"/>
-            </w:pPr>
-            <w:r>
+          <w:tcPr>
+            <w:shd w:fill="FFFFFF" w:val="clear"/>
+          </w:tcPr>
+          <w:p>
+            <w:pPr>
+              <w:pStyle w:val="Compact"/>
+              <w:jc w:val="left"/>
+            </w:pPr>
+            <w:r>
+              <w:rPr>
+                <w:color w:val="1A1A1A"/>
+                <w:sz w:val="19"/>
+              </w:rPr>
               <w:t xml:space="preserve">Bold</w:t>
             </w:r>
           </w:p>
         </w:tc>
         <w:tc>
-          <w:tcPr/>
-          <w:p>
-            <w:pPr>
-              <w:pStyle w:val="Compact"/>
-              <w:jc w:val="left"/>
-            </w:pPr>
-            <w:r>
+          <w:tcPr>
+            <w:shd w:fill="FFFFFF" w:val="clear"/>
+          </w:tcPr>
+          <w:p>
+            <w:pPr>
+              <w:pStyle w:val="Compact"/>
+              <w:jc w:val="left"/>
+            </w:pPr>
+            <w:r>
+              <w:rPr>
+                <w:color w:val="1A1A1A"/>
+                <w:sz w:val="19"/>
+              </w:rPr>
               <w:t xml:space="preserve">Sky Blue</w:t>
             </w:r>
           </w:p>
@@ -2323,61 +3321,91 @@
       </w:tr>
       <w:tr>
         <w:tc>
-          <w:tcPr/>
-          <w:p>
-            <w:pPr>
-              <w:pStyle w:val="Compact"/>
-              <w:jc w:val="left"/>
-            </w:pPr>
-            <w:r>
+          <w:tcPr>
+            <w:shd w:fill="E8F8FF" w:val="clear"/>
+          </w:tcPr>
+          <w:p>
+            <w:pPr>
+              <w:pStyle w:val="Compact"/>
+              <w:jc w:val="left"/>
+            </w:pPr>
+            <w:r>
+              <w:rPr>
+                <w:color w:val="1A1A1A"/>
+                <w:sz w:val="19"/>
+              </w:rPr>
               <w:t xml:space="preserve">H2 (Section)</w:t>
             </w:r>
           </w:p>
         </w:tc>
         <w:tc>
-          <w:tcPr/>
-          <w:p>
-            <w:pPr>
-              <w:pStyle w:val="Compact"/>
-              <w:jc w:val="left"/>
-            </w:pPr>
-            <w:r>
+          <w:tcPr>
+            <w:shd w:fill="E8F8FF" w:val="clear"/>
+          </w:tcPr>
+          <w:p>
+            <w:pPr>
+              <w:pStyle w:val="Compact"/>
+              <w:jc w:val="left"/>
+            </w:pPr>
+            <w:r>
+              <w:rPr>
+                <w:color w:val="1A1A1A"/>
+                <w:sz w:val="19"/>
+              </w:rPr>
               <w:t xml:space="preserve">Montserrat</w:t>
             </w:r>
           </w:p>
         </w:tc>
         <w:tc>
-          <w:tcPr/>
-          <w:p>
-            <w:pPr>
-              <w:pStyle w:val="Compact"/>
-              <w:jc w:val="left"/>
-            </w:pPr>
-            <w:r>
+          <w:tcPr>
+            <w:shd w:fill="E8F8FF" w:val="clear"/>
+          </w:tcPr>
+          <w:p>
+            <w:pPr>
+              <w:pStyle w:val="Compact"/>
+              <w:jc w:val="left"/>
+            </w:pPr>
+            <w:r>
+              <w:rPr>
+                <w:color w:val="1A1A1A"/>
+                <w:sz w:val="19"/>
+              </w:rPr>
               <w:t xml:space="preserve">24-32pt</w:t>
             </w:r>
           </w:p>
         </w:tc>
         <w:tc>
-          <w:tcPr/>
-          <w:p>
-            <w:pPr>
-              <w:pStyle w:val="Compact"/>
-              <w:jc w:val="left"/>
-            </w:pPr>
-            <w:r>
+          <w:tcPr>
+            <w:shd w:fill="E8F8FF" w:val="clear"/>
+          </w:tcPr>
+          <w:p>
+            <w:pPr>
+              <w:pStyle w:val="Compact"/>
+              <w:jc w:val="left"/>
+            </w:pPr>
+            <w:r>
+              <w:rPr>
+                <w:color w:val="1A1A1A"/>
+                <w:sz w:val="19"/>
+              </w:rPr>
               <w:t xml:space="preserve">Bold</w:t>
             </w:r>
           </w:p>
         </w:tc>
         <w:tc>
-          <w:tcPr/>
-          <w:p>
-            <w:pPr>
-              <w:pStyle w:val="Compact"/>
-              <w:jc w:val="left"/>
-            </w:pPr>
-            <w:r>
+          <w:tcPr>
+            <w:shd w:fill="E8F8FF" w:val="clear"/>
+          </w:tcPr>
+          <w:p>
+            <w:pPr>
+              <w:pStyle w:val="Compact"/>
+              <w:jc w:val="left"/>
+            </w:pPr>
+            <w:r>
+              <w:rPr>
+                <w:color w:val="1A1A1A"/>
+                <w:sz w:val="19"/>
+              </w:rPr>
               <w:t xml:space="preserve">Dark Blue</w:t>
             </w:r>
           </w:p>
@@ -2385,61 +3413,91 @@
       </w:tr>
       <w:tr>
         <w:tc>
-          <w:tcPr/>
-          <w:p>
-            <w:pPr>
-              <w:pStyle w:val="Compact"/>
-              <w:jc w:val="left"/>
-            </w:pPr>
-            <w:r>
+          <w:tcPr>
+            <w:shd w:fill="FFFFFF" w:val="clear"/>
+          </w:tcPr>
+          <w:p>
+            <w:pPr>
+              <w:pStyle w:val="Compact"/>
+              <w:jc w:val="left"/>
+            </w:pPr>
+            <w:r>
+              <w:rPr>
+                <w:color w:val="1A1A1A"/>
+                <w:sz w:val="19"/>
+              </w:rPr>
               <w:t xml:space="preserve">H3 (Subsection)</w:t>
             </w:r>
           </w:p>
         </w:tc>
         <w:tc>
-          <w:tcPr/>
-          <w:p>
-            <w:pPr>
-              <w:pStyle w:val="Compact"/>
-              <w:jc w:val="left"/>
-            </w:pPr>
-            <w:r>
+          <w:tcPr>
+            <w:shd w:fill="FFFFFF" w:val="clear"/>
+          </w:tcPr>
+          <w:p>
+            <w:pPr>
+              <w:pStyle w:val="Compact"/>
+              <w:jc w:val="left"/>
+            </w:pPr>
+            <w:r>
+              <w:rPr>
+                <w:color w:val="1A1A1A"/>
+                <w:sz w:val="19"/>
+              </w:rPr>
               <w:t xml:space="preserve">Montserrat</w:t>
             </w:r>
           </w:p>
         </w:tc>
         <w:tc>
-          <w:tcPr/>
-          <w:p>
-            <w:pPr>
-              <w:pStyle w:val="Compact"/>
-              <w:jc w:val="left"/>
-            </w:pPr>
-            <w:r>
+          <w:tcPr>
+            <w:shd w:fill="FFFFFF" w:val="clear"/>
+          </w:tcPr>
+          <w:p>
+            <w:pPr>
+              <w:pStyle w:val="Compact"/>
+              <w:jc w:val="left"/>
+            </w:pPr>
+            <w:r>
+              <w:rPr>
+                <w:color w:val="1A1A1A"/>
+                <w:sz w:val="19"/>
+              </w:rPr>
               <w:t xml:space="preserve">18-22pt</w:t>
             </w:r>
           </w:p>
         </w:tc>
         <w:tc>
-          <w:tcPr/>
-          <w:p>
-            <w:pPr>
-              <w:pStyle w:val="Compact"/>
-              <w:jc w:val="left"/>
-            </w:pPr>
-            <w:r>
+          <w:tcPr>
+            <w:shd w:fill="FFFFFF" w:val="clear"/>
+          </w:tcPr>
+          <w:p>
+            <w:pPr>
+              <w:pStyle w:val="Compact"/>
+              <w:jc w:val="left"/>
+            </w:pPr>
+            <w:r>
+              <w:rPr>
+                <w:color w:val="1A1A1A"/>
+                <w:sz w:val="19"/>
+              </w:rPr>
               <w:t xml:space="preserve">SemiBold</w:t>
             </w:r>
           </w:p>
         </w:tc>
         <w:tc>
-          <w:tcPr/>
-          <w:p>
-            <w:pPr>
-              <w:pStyle w:val="Compact"/>
-              <w:jc w:val="left"/>
-            </w:pPr>
-            <w:r>
+          <w:tcPr>
+            <w:shd w:fill="FFFFFF" w:val="clear"/>
+          </w:tcPr>
+          <w:p>
+            <w:pPr>
+              <w:pStyle w:val="Compact"/>
+              <w:jc w:val="left"/>
+            </w:pPr>
+            <w:r>
+              <w:rPr>
+                <w:color w:val="1A1A1A"/>
+                <w:sz w:val="19"/>
+              </w:rPr>
               <w:t xml:space="preserve">#333333</w:t>
             </w:r>
           </w:p>
@@ -2447,61 +3505,91 @@
       </w:tr>
       <w:tr>
         <w:tc>
-          <w:tcPr/>
-          <w:p>
-            <w:pPr>
-              <w:pStyle w:val="Compact"/>
-              <w:jc w:val="left"/>
-            </w:pPr>
-            <w:r>
+          <w:tcPr>
+            <w:shd w:fill="E8F8FF" w:val="clear"/>
+          </w:tcPr>
+          <w:p>
+            <w:pPr>
+              <w:pStyle w:val="Compact"/>
+              <w:jc w:val="left"/>
+            </w:pPr>
+            <w:r>
+              <w:rPr>
+                <w:color w:val="1A1A1A"/>
+                <w:sz w:val="19"/>
+              </w:rPr>
               <w:t xml:space="preserve">Body</w:t>
             </w:r>
           </w:p>
         </w:tc>
         <w:tc>
-          <w:tcPr/>
-          <w:p>
-            <w:pPr>
-              <w:pStyle w:val="Compact"/>
-              <w:jc w:val="left"/>
-            </w:pPr>
-            <w:r>
+          <w:tcPr>
+            <w:shd w:fill="E8F8FF" w:val="clear"/>
+          </w:tcPr>
+          <w:p>
+            <w:pPr>
+              <w:pStyle w:val="Compact"/>
+              <w:jc w:val="left"/>
+            </w:pPr>
+            <w:r>
+              <w:rPr>
+                <w:color w:val="1A1A1A"/>
+                <w:sz w:val="19"/>
+              </w:rPr>
               <w:t xml:space="preserve">Open Sans</w:t>
             </w:r>
           </w:p>
         </w:tc>
         <w:tc>
-          <w:tcPr/>
-          <w:p>
-            <w:pPr>
-              <w:pStyle w:val="Compact"/>
-              <w:jc w:val="left"/>
-            </w:pPr>
-            <w:r>
+          <w:tcPr>
+            <w:shd w:fill="E8F8FF" w:val="clear"/>
+          </w:tcPr>
+          <w:p>
+            <w:pPr>
+              <w:pStyle w:val="Compact"/>
+              <w:jc w:val="left"/>
+            </w:pPr>
+            <w:r>
+              <w:rPr>
+                <w:color w:val="1A1A1A"/>
+                <w:sz w:val="19"/>
+              </w:rPr>
               <w:t xml:space="preserve">14-16pt</w:t>
             </w:r>
           </w:p>
         </w:tc>
         <w:tc>
-          <w:tcPr/>
-          <w:p>
-            <w:pPr>
-              <w:pStyle w:val="Compact"/>
-              <w:jc w:val="left"/>
-            </w:pPr>
-            <w:r>
+          <w:tcPr>
+            <w:shd w:fill="E8F8FF" w:val="clear"/>
+          </w:tcPr>
+          <w:p>
+            <w:pPr>
+              <w:pStyle w:val="Compact"/>
+              <w:jc w:val="left"/>
+            </w:pPr>
+            <w:r>
+              <w:rPr>
+                <w:color w:val="1A1A1A"/>
+                <w:sz w:val="19"/>
+              </w:rPr>
               <w:t xml:space="preserve">Regular</w:t>
             </w:r>
           </w:p>
         </w:tc>
         <w:tc>
-          <w:tcPr/>
-          <w:p>
-            <w:pPr>
-              <w:pStyle w:val="Compact"/>
-              <w:jc w:val="left"/>
-            </w:pPr>
-            <w:r>
+          <w:tcPr>
+            <w:shd w:fill="E8F8FF" w:val="clear"/>
+          </w:tcPr>
+          <w:p>
+            <w:pPr>
+              <w:pStyle w:val="Compact"/>
+              <w:jc w:val="left"/>
+            </w:pPr>
+            <w:r>
+              <w:rPr>
+                <w:color w:val="1A1A1A"/>
+                <w:sz w:val="19"/>
+              </w:rPr>
               <w:t xml:space="preserve">#333333</w:t>
             </w:r>
           </w:p>
@@ -2509,61 +3597,91 @@
       </w:tr>
       <w:tr>
         <w:tc>
-          <w:tcPr/>
-          <w:p>
-            <w:pPr>
-              <w:pStyle w:val="Compact"/>
-              <w:jc w:val="left"/>
-            </w:pPr>
-            <w:r>
+          <w:tcPr>
+            <w:shd w:fill="FFFFFF" w:val="clear"/>
+          </w:tcPr>
+          <w:p>
+            <w:pPr>
+              <w:pStyle w:val="Compact"/>
+              <w:jc w:val="left"/>
+            </w:pPr>
+            <w:r>
+              <w:rPr>
+                <w:color w:val="1A1A1A"/>
+                <w:sz w:val="19"/>
+              </w:rPr>
               <w:t xml:space="preserve">Caption</w:t>
             </w:r>
           </w:p>
         </w:tc>
         <w:tc>
-          <w:tcPr/>
-          <w:p>
-            <w:pPr>
-              <w:pStyle w:val="Compact"/>
-              <w:jc w:val="left"/>
-            </w:pPr>
-            <w:r>
+          <w:tcPr>
+            <w:shd w:fill="FFFFFF" w:val="clear"/>
+          </w:tcPr>
+          <w:p>
+            <w:pPr>
+              <w:pStyle w:val="Compact"/>
+              <w:jc w:val="left"/>
+            </w:pPr>
+            <w:r>
+              <w:rPr>
+                <w:color w:val="1A1A1A"/>
+                <w:sz w:val="19"/>
+              </w:rPr>
               <w:t xml:space="preserve">Open Sans</w:t>
             </w:r>
           </w:p>
         </w:tc>
         <w:tc>
-          <w:tcPr/>
-          <w:p>
-            <w:pPr>
-              <w:pStyle w:val="Compact"/>
-              <w:jc w:val="left"/>
-            </w:pPr>
-            <w:r>
+          <w:tcPr>
+            <w:shd w:fill="FFFFFF" w:val="clear"/>
+          </w:tcPr>
+          <w:p>
+            <w:pPr>
+              <w:pStyle w:val="Compact"/>
+              <w:jc w:val="left"/>
+            </w:pPr>
+            <w:r>
+              <w:rPr>
+                <w:color w:val="1A1A1A"/>
+                <w:sz w:val="19"/>
+              </w:rPr>
               <w:t xml:space="preserve">11-12pt</w:t>
             </w:r>
           </w:p>
         </w:tc>
         <w:tc>
-          <w:tcPr/>
-          <w:p>
-            <w:pPr>
-              <w:pStyle w:val="Compact"/>
-              <w:jc w:val="left"/>
-            </w:pPr>
-            <w:r>
+          <w:tcPr>
+            <w:shd w:fill="FFFFFF" w:val="clear"/>
+          </w:tcPr>
+          <w:p>
+            <w:pPr>
+              <w:pStyle w:val="Compact"/>
+              <w:jc w:val="left"/>
+            </w:pPr>
+            <w:r>
+              <w:rPr>
+                <w:color w:val="1A1A1A"/>
+                <w:sz w:val="19"/>
+              </w:rPr>
               <w:t xml:space="preserve">Regular</w:t>
             </w:r>
           </w:p>
         </w:tc>
         <w:tc>
-          <w:tcPr/>
-          <w:p>
-            <w:pPr>
-              <w:pStyle w:val="Compact"/>
-              <w:jc w:val="left"/>
-            </w:pPr>
-            <w:r>
+          <w:tcPr>
+            <w:shd w:fill="FFFFFF" w:val="clear"/>
+          </w:tcPr>
+          <w:p>
+            <w:pPr>
+              <w:pStyle w:val="Compact"/>
+              <w:jc w:val="left"/>
+            </w:pPr>
+            <w:r>
+              <w:rPr>
+                <w:color w:val="1A1A1A"/>
+                <w:sz w:val="19"/>
+              </w:rPr>
               <w:t xml:space="preserve">#666666</w:t>
             </w:r>
           </w:p>
@@ -2571,61 +3689,91 @@
       </w:tr>
       <w:tr>
         <w:tc>
-          <w:tcPr/>
-          <w:p>
-            <w:pPr>
-              <w:pStyle w:val="Compact"/>
-              <w:jc w:val="left"/>
-            </w:pPr>
-            <w:r>
+          <w:tcPr>
+            <w:shd w:fill="E8F8FF" w:val="clear"/>
+          </w:tcPr>
+          <w:p>
+            <w:pPr>
+              <w:pStyle w:val="Compact"/>
+              <w:jc w:val="left"/>
+            </w:pPr>
+            <w:r>
+              <w:rPr>
+                <w:color w:val="1A1A1A"/>
+                <w:sz w:val="19"/>
+              </w:rPr>
               <w:t xml:space="preserve">Small/Legal</w:t>
             </w:r>
           </w:p>
         </w:tc>
         <w:tc>
-          <w:tcPr/>
-          <w:p>
-            <w:pPr>
-              <w:pStyle w:val="Compact"/>
-              <w:jc w:val="left"/>
-            </w:pPr>
-            <w:r>
+          <w:tcPr>
+            <w:shd w:fill="E8F8FF" w:val="clear"/>
+          </w:tcPr>
+          <w:p>
+            <w:pPr>
+              <w:pStyle w:val="Compact"/>
+              <w:jc w:val="left"/>
+            </w:pPr>
+            <w:r>
+              <w:rPr>
+                <w:color w:val="1A1A1A"/>
+                <w:sz w:val="19"/>
+              </w:rPr>
               <w:t xml:space="preserve">Open Sans</w:t>
             </w:r>
           </w:p>
         </w:tc>
         <w:tc>
-          <w:tcPr/>
-          <w:p>
-            <w:pPr>
-              <w:pStyle w:val="Compact"/>
-              <w:jc w:val="left"/>
-            </w:pPr>
-            <w:r>
+          <w:tcPr>
+            <w:shd w:fill="E8F8FF" w:val="clear"/>
+          </w:tcPr>
+          <w:p>
+            <w:pPr>
+              <w:pStyle w:val="Compact"/>
+              <w:jc w:val="left"/>
+            </w:pPr>
+            <w:r>
+              <w:rPr>
+                <w:color w:val="1A1A1A"/>
+                <w:sz w:val="19"/>
+              </w:rPr>
               <w:t xml:space="preserve">9-10pt</w:t>
             </w:r>
           </w:p>
         </w:tc>
         <w:tc>
-          <w:tcPr/>
-          <w:p>
-            <w:pPr>
-              <w:pStyle w:val="Compact"/>
-              <w:jc w:val="left"/>
-            </w:pPr>
-            <w:r>
+          <w:tcPr>
+            <w:shd w:fill="E8F8FF" w:val="clear"/>
+          </w:tcPr>
+          <w:p>
+            <w:pPr>
+              <w:pStyle w:val="Compact"/>
+              <w:jc w:val="left"/>
+            </w:pPr>
+            <w:r>
+              <w:rPr>
+                <w:color w:val="1A1A1A"/>
+                <w:sz w:val="19"/>
+              </w:rPr>
               <w:t xml:space="preserve">Regular</w:t>
             </w:r>
           </w:p>
         </w:tc>
         <w:tc>
-          <w:tcPr/>
-          <w:p>
-            <w:pPr>
-              <w:pStyle w:val="Compact"/>
-              <w:jc w:val="left"/>
-            </w:pPr>
-            <w:r>
+          <w:tcPr>
+            <w:shd w:fill="E8F8FF" w:val="clear"/>
+          </w:tcPr>
+          <w:p>
+            <w:pPr>
+              <w:pStyle w:val="Compact"/>
+              <w:jc w:val="left"/>
+            </w:pPr>
+            <w:r>
+              <w:rPr>
+                <w:color w:val="1A1A1A"/>
+                <w:sz w:val="19"/>
+              </w:rPr>
               <w:t xml:space="preserve">#999999</w:t>
             </w:r>
           </w:p>
@@ -2644,9 +3792,29 @@
     <w:bookmarkStart w:id="45" w:name="imagery-style"/>
     <w:p>
       <w:pPr>
+        <w:pBdr>
+          <w:top w:val="single" w:sz="18" w:space="1" w:color="F5A623"/>
+          <w:bottom w:val="single" w:sz="6" w:space="1" w:color="0099CC"/>
+        </w:pBdr>
+        <w:spacing w:before="200" w:after="200"/>
+      </w:pPr>
+    </w:p>
+    <w:p>
+      <w:pPr>
         <w:pStyle w:val="Heading2"/>
-      </w:pPr>
-      <w:r>
+        <w:rPr>
+          <w:color w:val="0099CC"/>
+        </w:rPr>
+        <w:pBdr>
+          <w:bottom w:val="single" w:sz="6" w:space="2" w:color="00BFFF"/>
+        </w:pBdr>
+      </w:pPr>
+      <w:r>
+        <w:rPr>
+          <w:b/>
+          <w:color w:val="0099CC"/>
+          <w:sz w:val="32"/>
+        </w:rPr>
         <w:t xml:space="preserve">5. IMAGERY STYLE</w:t>
       </w:r>
     </w:p>
@@ -2654,8 +3822,16 @@
     <w:p>
       <w:pPr>
         <w:pStyle w:val="Heading3"/>
-      </w:pPr>
-      <w:r>
+        <w:rPr>
+          <w:color w:val="E08A00"/>
+        </w:rPr>
+      </w:pPr>
+      <w:r>
+        <w:rPr>
+          <w:b/>
+          <w:color w:val="E08A00"/>
+          <w:sz w:val="26"/>
+        </w:rPr>
         <w:t xml:space="preserve">Photography Guidelines</w:t>
       </w:r>
     </w:p>
@@ -2774,8 +3950,16 @@
     <w:p>
       <w:pPr>
         <w:pStyle w:val="Heading3"/>
-      </w:pPr>
-      <w:r>
+        <w:rPr>
+          <w:color w:val="E08A00"/>
+        </w:rPr>
+      </w:pPr>
+      <w:r>
+        <w:rPr>
+          <w:b/>
+          <w:color w:val="E08A00"/>
+          <w:sz w:val="26"/>
+        </w:rPr>
         <w:t xml:space="preserve">Image Treatment</w:t>
       </w:r>
     </w:p>
@@ -2820,8 +4004,16 @@
     <w:p>
       <w:pPr>
         <w:pStyle w:val="Heading3"/>
-      </w:pPr>
-      <w:r>
+        <w:rPr>
+          <w:color w:val="E08A00"/>
+        </w:rPr>
+      </w:pPr>
+      <w:r>
+        <w:rPr>
+          <w:b/>
+          <w:color w:val="E08A00"/>
+          <w:sz w:val="26"/>
+        </w:rPr>
         <w:t xml:space="preserve">Iconography</w:t>
       </w:r>
     </w:p>
@@ -2885,9 +4077,29 @@
     <w:bookmarkStart w:id="47" w:name="tone-of-voice"/>
     <w:p>
       <w:pPr>
+        <w:pBdr>
+          <w:top w:val="single" w:sz="18" w:space="1" w:color="F5A623"/>
+          <w:bottom w:val="single" w:sz="6" w:space="1" w:color="0099CC"/>
+        </w:pBdr>
+        <w:spacing w:before="200" w:after="200"/>
+      </w:pPr>
+    </w:p>
+    <w:p>
+      <w:pPr>
         <w:pStyle w:val="Heading2"/>
-      </w:pPr>
-      <w:r>
+        <w:rPr>
+          <w:color w:val="0099CC"/>
+        </w:rPr>
+        <w:pBdr>
+          <w:bottom w:val="single" w:sz="6" w:space="2" w:color="00BFFF"/>
+        </w:pBdr>
+      </w:pPr>
+      <w:r>
+        <w:rPr>
+          <w:b/>
+          <w:color w:val="0099CC"/>
+          <w:sz w:val="32"/>
+        </w:rPr>
         <w:t xml:space="preserve">6. TONE OF VOICE</w:t>
       </w:r>
     </w:p>
@@ -2897,6 +4109,14 @@
         <w:tblW w:type="pct" w:w="5000"/>
         <w:tblLook w:firstRow="1" w:lastRow="0" w:firstColumn="0" w:lastColumn="0" w:noHBand="0" w:noVBand="0" w:val="0020"/>
         <w:jc w:val="start"/>
+        <w:tblBorders>
+          <w:top w:val="single" w:sz="4" w:space="0" w:color="B0D4E8"/>
+          <w:left w:val="single" w:sz="4" w:space="0" w:color="B0D4E8"/>
+          <w:bottom w:val="single" w:sz="4" w:space="0" w:color="B0D4E8"/>
+          <w:right w:val="single" w:sz="4" w:space="0" w:color="B0D4E8"/>
+          <w:insideH w:val="single" w:sz="4" w:space="0" w:color="B0D4E8"/>
+          <w:insideV w:val="single" w:sz="4" w:space="0" w:color="B0D4E8"/>
+        </w:tblBorders>
       </w:tblPr>
       <w:tblGrid>
         <w:gridCol w:w="2640"/>
@@ -2908,37 +4128,58 @@
           <w:tblHeader w:val="true"/>
         </w:trPr>
         <w:tc>
-          <w:tcPr/>
-          <w:p>
-            <w:pPr>
-              <w:pStyle w:val="Compact"/>
-              <w:jc w:val="left"/>
-            </w:pPr>
-            <w:r>
+          <w:tcPr>
+            <w:shd w:fill="0099CC" w:val="clear"/>
+          </w:tcPr>
+          <w:p>
+            <w:pPr>
+              <w:pStyle w:val="Compact"/>
+              <w:jc w:val="left"/>
+            </w:pPr>
+            <w:r>
+              <w:rPr>
+                <w:b/>
+                <w:color w:val="FFFFFF"/>
+                <w:sz w:val="20"/>
+              </w:rPr>
               <w:t xml:space="preserve">Attribute</w:t>
             </w:r>
           </w:p>
         </w:tc>
         <w:tc>
-          <w:tcPr/>
-          <w:p>
-            <w:pPr>
-              <w:pStyle w:val="Compact"/>
-              <w:jc w:val="left"/>
-            </w:pPr>
-            <w:r>
+          <w:tcPr>
+            <w:shd w:fill="0099CC" w:val="clear"/>
+          </w:tcPr>
+          <w:p>
+            <w:pPr>
+              <w:pStyle w:val="Compact"/>
+              <w:jc w:val="left"/>
+            </w:pPr>
+            <w:r>
+              <w:rPr>
+                <w:b/>
+                <w:color w:val="FFFFFF"/>
+                <w:sz w:val="20"/>
+              </w:rPr>
               <w:t xml:space="preserve">Description</w:t>
             </w:r>
           </w:p>
         </w:tc>
         <w:tc>
-          <w:tcPr/>
-          <w:p>
-            <w:pPr>
-              <w:pStyle w:val="Compact"/>
-              <w:jc w:val="left"/>
-            </w:pPr>
-            <w:r>
+          <w:tcPr>
+            <w:shd w:fill="0099CC" w:val="clear"/>
+          </w:tcPr>
+          <w:p>
+            <w:pPr>
+              <w:pStyle w:val="Compact"/>
+              <w:jc w:val="left"/>
+            </w:pPr>
+            <w:r>
+              <w:rPr>
+                <w:b/>
+                <w:color w:val="FFFFFF"/>
+                <w:sz w:val="20"/>
+              </w:rPr>
               <w:t xml:space="preserve">Example</w:t>
             </w:r>
           </w:p>
@@ -2946,7 +4187,9 @@
       </w:tr>
       <w:tr>
         <w:tc>
-          <w:tcPr/>
+          <w:tcPr>
+            <w:shd w:fill="FFFFFF" w:val="clear"/>
+          </w:tcPr>
           <w:p>
             <w:pPr>
               <w:pStyle w:val="Compact"/>
@@ -2956,37 +4199,59 @@
               <w:rPr>
                 <w:bCs/>
                 <w:b/>
+                <w:color w:val="1A1A1A"/>
+                <w:sz w:val="19"/>
               </w:rPr>
               <w:t xml:space="preserve">Professional</w:t>
             </w:r>
           </w:p>
         </w:tc>
         <w:tc>
-          <w:tcPr/>
-          <w:p>
-            <w:pPr>
-              <w:pStyle w:val="Compact"/>
-              <w:jc w:val="left"/>
-            </w:pPr>
-            <w:r>
+          <w:tcPr>
+            <w:shd w:fill="FFFFFF" w:val="clear"/>
+          </w:tcPr>
+          <w:p>
+            <w:pPr>
+              <w:pStyle w:val="Compact"/>
+              <w:jc w:val="left"/>
+            </w:pPr>
+            <w:r>
+              <w:rPr>
+                <w:color w:val="1A1A1A"/>
+                <w:sz w:val="19"/>
+              </w:rPr>
               <w:t xml:space="preserve">Competent and knowledgeable, but not stiff</w:t>
             </w:r>
           </w:p>
         </w:tc>
         <w:tc>
-          <w:tcPr/>
-          <w:p>
-            <w:pPr>
-              <w:pStyle w:val="Compact"/>
-              <w:jc w:val="left"/>
-            </w:pPr>
-            <w:r>
+          <w:tcPr>
+            <w:shd w:fill="FFFFFF" w:val="clear"/>
+          </w:tcPr>
+          <w:p>
+            <w:pPr>
+              <w:pStyle w:val="Compact"/>
+              <w:jc w:val="left"/>
+            </w:pPr>
+            <w:r>
+              <w:rPr>
+                <w:color w:val="1A1A1A"/>
+                <w:sz w:val="19"/>
+              </w:rPr>
               <w:t xml:space="preserve">“</w:t>
             </w:r>
             <w:r>
+              <w:rPr>
+                <w:color w:val="1A1A1A"/>
+                <w:sz w:val="19"/>
+              </w:rPr>
               <w:t xml:space="preserve">Our IoT solutions deliver measurable results for businesses across Africa.</w:t>
             </w:r>
             <w:r>
+              <w:rPr>
+                <w:color w:val="1A1A1A"/>
+                <w:sz w:val="19"/>
+              </w:rPr>
               <w:t xml:space="preserve">”</w:t>
             </w:r>
           </w:p>
@@ -2994,7 +4259,9 @@
       </w:tr>
       <w:tr>
         <w:tc>
-          <w:tcPr/>
+          <w:tcPr>
+            <w:shd w:fill="E8F8FF" w:val="clear"/>
+          </w:tcPr>
           <w:p>
             <w:pPr>
               <w:pStyle w:val="Compact"/>
@@ -3004,37 +4271,59 @@
               <w:rPr>
                 <w:bCs/>
                 <w:b/>
+                <w:color w:val="1A1A1A"/>
+                <w:sz w:val="19"/>
               </w:rPr>
               <w:t xml:space="preserve">Warm</w:t>
             </w:r>
           </w:p>
         </w:tc>
         <w:tc>
-          <w:tcPr/>
-          <w:p>
-            <w:pPr>
-              <w:pStyle w:val="Compact"/>
-              <w:jc w:val="left"/>
-            </w:pPr>
-            <w:r>
+          <w:tcPr>
+            <w:shd w:fill="E8F8FF" w:val="clear"/>
+          </w:tcPr>
+          <w:p>
+            <w:pPr>
+              <w:pStyle w:val="Compact"/>
+              <w:jc w:val="left"/>
+            </w:pPr>
+            <w:r>
+              <w:rPr>
+                <w:color w:val="1A1A1A"/>
+                <w:sz w:val="19"/>
+              </w:rPr>
               <w:t xml:space="preserve">Friendly and approachable, people-first</w:t>
             </w:r>
           </w:p>
         </w:tc>
         <w:tc>
-          <w:tcPr/>
-          <w:p>
-            <w:pPr>
-              <w:pStyle w:val="Compact"/>
-              <w:jc w:val="left"/>
-            </w:pPr>
-            <w:r>
+          <w:tcPr>
+            <w:shd w:fill="E8F8FF" w:val="clear"/>
+          </w:tcPr>
+          <w:p>
+            <w:pPr>
+              <w:pStyle w:val="Compact"/>
+              <w:jc w:val="left"/>
+            </w:pPr>
+            <w:r>
+              <w:rPr>
+                <w:color w:val="1A1A1A"/>
+                <w:sz w:val="19"/>
+              </w:rPr>
               <w:t xml:space="preserve">“</w:t>
             </w:r>
             <w:r>
+              <w:rPr>
+                <w:color w:val="1A1A1A"/>
+                <w:sz w:val="19"/>
+              </w:rPr>
               <w:t xml:space="preserve">We’re here to help you power your future.</w:t>
             </w:r>
             <w:r>
+              <w:rPr>
+                <w:color w:val="1A1A1A"/>
+                <w:sz w:val="19"/>
+              </w:rPr>
               <w:t xml:space="preserve">”</w:t>
             </w:r>
           </w:p>
@@ -3042,7 +4331,9 @@
       </w:tr>
       <w:tr>
         <w:tc>
-          <w:tcPr/>
+          <w:tcPr>
+            <w:shd w:fill="FFFFFF" w:val="clear"/>
+          </w:tcPr>
           <w:p>
             <w:pPr>
               <w:pStyle w:val="Compact"/>
@@ -3052,37 +4343,59 @@
               <w:rPr>
                 <w:bCs/>
                 <w:b/>
+                <w:color w:val="1A1A1A"/>
+                <w:sz w:val="19"/>
               </w:rPr>
               <w:t xml:space="preserve">Innovative</w:t>
             </w:r>
           </w:p>
         </w:tc>
         <w:tc>
-          <w:tcPr/>
-          <w:p>
-            <w:pPr>
-              <w:pStyle w:val="Compact"/>
-              <w:jc w:val="left"/>
-            </w:pPr>
-            <w:r>
+          <w:tcPr>
+            <w:shd w:fill="FFFFFF" w:val="clear"/>
+          </w:tcPr>
+          <w:p>
+            <w:pPr>
+              <w:pStyle w:val="Compact"/>
+              <w:jc w:val="left"/>
+            </w:pPr>
+            <w:r>
+              <w:rPr>
+                <w:color w:val="1A1A1A"/>
+                <w:sz w:val="19"/>
+              </w:rPr>
               <w:t xml:space="preserve">Forward-thinking, solution-oriented</w:t>
             </w:r>
           </w:p>
         </w:tc>
         <w:tc>
-          <w:tcPr/>
-          <w:p>
-            <w:pPr>
-              <w:pStyle w:val="Compact"/>
-              <w:jc w:val="left"/>
-            </w:pPr>
-            <w:r>
+          <w:tcPr>
+            <w:shd w:fill="FFFFFF" w:val="clear"/>
+          </w:tcPr>
+          <w:p>
+            <w:pPr>
+              <w:pStyle w:val="Compact"/>
+              <w:jc w:val="left"/>
+            </w:pPr>
+            <w:r>
+              <w:rPr>
+                <w:color w:val="1A1A1A"/>
+                <w:sz w:val="19"/>
+              </w:rPr>
               <w:t xml:space="preserve">“</w:t>
             </w:r>
             <w:r>
+              <w:rPr>
+                <w:color w:val="1A1A1A"/>
+                <w:sz w:val="19"/>
+              </w:rPr>
               <w:t xml:space="preserve">Reimagining how Africa connects with smart technology.</w:t>
             </w:r>
             <w:r>
+              <w:rPr>
+                <w:color w:val="1A1A1A"/>
+                <w:sz w:val="19"/>
+              </w:rPr>
               <w:t xml:space="preserve">”</w:t>
             </w:r>
           </w:p>
@@ -3090,7 +4403,9 @@
       </w:tr>
       <w:tr>
         <w:tc>
-          <w:tcPr/>
+          <w:tcPr>
+            <w:shd w:fill="E8F8FF" w:val="clear"/>
+          </w:tcPr>
           <w:p>
             <w:pPr>
               <w:pStyle w:val="Compact"/>
@@ -3100,37 +4415,59 @@
               <w:rPr>
                 <w:bCs/>
                 <w:b/>
+                <w:color w:val="1A1A1A"/>
+                <w:sz w:val="19"/>
               </w:rPr>
               <w:t xml:space="preserve">Trustworthy</w:t>
             </w:r>
           </w:p>
         </w:tc>
         <w:tc>
-          <w:tcPr/>
-          <w:p>
-            <w:pPr>
-              <w:pStyle w:val="Compact"/>
-              <w:jc w:val="left"/>
-            </w:pPr>
-            <w:r>
+          <w:tcPr>
+            <w:shd w:fill="E8F8FF" w:val="clear"/>
+          </w:tcPr>
+          <w:p>
+            <w:pPr>
+              <w:pStyle w:val="Compact"/>
+              <w:jc w:val="left"/>
+            </w:pPr>
+            <w:r>
+              <w:rPr>
+                <w:color w:val="1A1A1A"/>
+                <w:sz w:val="19"/>
+              </w:rPr>
               <w:t xml:space="preserve">Honest, transparent, reliable</w:t>
             </w:r>
           </w:p>
         </w:tc>
         <w:tc>
-          <w:tcPr/>
-          <w:p>
-            <w:pPr>
-              <w:pStyle w:val="Compact"/>
-              <w:jc w:val="left"/>
-            </w:pPr>
-            <w:r>
+          <w:tcPr>
+            <w:shd w:fill="E8F8FF" w:val="clear"/>
+          </w:tcPr>
+          <w:p>
+            <w:pPr>
+              <w:pStyle w:val="Compact"/>
+              <w:jc w:val="left"/>
+            </w:pPr>
+            <w:r>
+              <w:rPr>
+                <w:color w:val="1A1A1A"/>
+                <w:sz w:val="19"/>
+              </w:rPr>
               <w:t xml:space="preserve">“</w:t>
             </w:r>
             <w:r>
+              <w:rPr>
+                <w:color w:val="1A1A1A"/>
+                <w:sz w:val="19"/>
+              </w:rPr>
               <w:t xml:space="preserve">Quality you can count on — that’s the PECH promise.</w:t>
             </w:r>
             <w:r>
+              <w:rPr>
+                <w:color w:val="1A1A1A"/>
+                <w:sz w:val="19"/>
+              </w:rPr>
               <w:t xml:space="preserve">”</w:t>
             </w:r>
           </w:p>
@@ -3141,8 +4478,16 @@
     <w:p>
       <w:pPr>
         <w:pStyle w:val="Heading3"/>
-      </w:pPr>
-      <w:r>
+        <w:rPr>
+          <w:color w:val="E08A00"/>
+        </w:rPr>
+      </w:pPr>
+      <w:r>
+        <w:rPr>
+          <w:b/>
+          <w:color w:val="E08A00"/>
+          <w:sz w:val="26"/>
+        </w:rPr>
         <w:t xml:space="preserve">Writing Guidelines</w:t>
       </w:r>
     </w:p>
@@ -3278,9 +4623,29 @@
     <w:bookmarkStart w:id="48" w:name="brand-applications-summary"/>
     <w:p>
       <w:pPr>
+        <w:pBdr>
+          <w:top w:val="single" w:sz="18" w:space="1" w:color="F5A623"/>
+          <w:bottom w:val="single" w:sz="6" w:space="1" w:color="0099CC"/>
+        </w:pBdr>
+        <w:spacing w:before="200" w:after="200"/>
+      </w:pPr>
+    </w:p>
+    <w:p>
+      <w:pPr>
         <w:pStyle w:val="Heading2"/>
-      </w:pPr>
-      <w:r>
+        <w:rPr>
+          <w:color w:val="0099CC"/>
+        </w:rPr>
+        <w:pBdr>
+          <w:bottom w:val="single" w:sz="6" w:space="2" w:color="00BFFF"/>
+        </w:pBdr>
+      </w:pPr>
+      <w:r>
+        <w:rPr>
+          <w:b/>
+          <w:color w:val="0099CC"/>
+          <w:sz w:val="32"/>
+        </w:rPr>
         <w:t xml:space="preserve">7. BRAND APPLICATIONS SUMMARY</w:t>
       </w:r>
     </w:p>
@@ -3290,6 +4655,14 @@
         <w:tblW w:type="pct" w:w="5000"/>
         <w:tblLook w:firstRow="1" w:lastRow="0" w:firstColumn="0" w:lastColumn="0" w:noHBand="0" w:noVBand="0" w:val="0020"/>
         <w:jc w:val="start"/>
+        <w:tblBorders>
+          <w:top w:val="single" w:sz="4" w:space="0" w:color="B0D4E8"/>
+          <w:left w:val="single" w:sz="4" w:space="0" w:color="B0D4E8"/>
+          <w:bottom w:val="single" w:sz="4" w:space="0" w:color="B0D4E8"/>
+          <w:right w:val="single" w:sz="4" w:space="0" w:color="B0D4E8"/>
+          <w:insideH w:val="single" w:sz="4" w:space="0" w:color="B0D4E8"/>
+          <w:insideV w:val="single" w:sz="4" w:space="0" w:color="B0D4E8"/>
+        </w:tblBorders>
       </w:tblPr>
       <w:tblGrid>
         <w:gridCol w:w="1980"/>
@@ -3302,49 +4675,77 @@
           <w:tblHeader w:val="true"/>
         </w:trPr>
         <w:tc>
-          <w:tcPr/>
-          <w:p>
-            <w:pPr>
-              <w:pStyle w:val="Compact"/>
-              <w:jc w:val="left"/>
-            </w:pPr>
-            <w:r>
+          <w:tcPr>
+            <w:shd w:fill="0099CC" w:val="clear"/>
+          </w:tcPr>
+          <w:p>
+            <w:pPr>
+              <w:pStyle w:val="Compact"/>
+              <w:jc w:val="left"/>
+            </w:pPr>
+            <w:r>
+              <w:rPr>
+                <w:b/>
+                <w:color w:val="FFFFFF"/>
+                <w:sz w:val="20"/>
+              </w:rPr>
               <w:t xml:space="preserve">Application</w:t>
             </w:r>
           </w:p>
         </w:tc>
         <w:tc>
-          <w:tcPr/>
-          <w:p>
-            <w:pPr>
-              <w:pStyle w:val="Compact"/>
-              <w:jc w:val="left"/>
-            </w:pPr>
-            <w:r>
+          <w:tcPr>
+            <w:shd w:fill="0099CC" w:val="clear"/>
+          </w:tcPr>
+          <w:p>
+            <w:pPr>
+              <w:pStyle w:val="Compact"/>
+              <w:jc w:val="left"/>
+            </w:pPr>
+            <w:r>
+              <w:rPr>
+                <w:b/>
+                <w:color w:val="FFFFFF"/>
+                <w:sz w:val="20"/>
+              </w:rPr>
               <w:t xml:space="preserve">Primary Color</w:t>
             </w:r>
           </w:p>
         </w:tc>
         <w:tc>
-          <w:tcPr/>
-          <w:p>
-            <w:pPr>
-              <w:pStyle w:val="Compact"/>
-              <w:jc w:val="left"/>
-            </w:pPr>
-            <w:r>
+          <w:tcPr>
+            <w:shd w:fill="0099CC" w:val="clear"/>
+          </w:tcPr>
+          <w:p>
+            <w:pPr>
+              <w:pStyle w:val="Compact"/>
+              <w:jc w:val="left"/>
+            </w:pPr>
+            <w:r>
+              <w:rPr>
+                <w:b/>
+                <w:color w:val="FFFFFF"/>
+                <w:sz w:val="20"/>
+              </w:rPr>
               <w:t xml:space="preserve">Secondary Color</w:t>
             </w:r>
           </w:p>
         </w:tc>
         <w:tc>
-          <w:tcPr/>
-          <w:p>
-            <w:pPr>
-              <w:pStyle w:val="Compact"/>
-              <w:jc w:val="left"/>
-            </w:pPr>
-            <w:r>
+          <w:tcPr>
+            <w:shd w:fill="0099CC" w:val="clear"/>
+          </w:tcPr>
+          <w:p>
+            <w:pPr>
+              <w:pStyle w:val="Compact"/>
+              <w:jc w:val="left"/>
+            </w:pPr>
+            <w:r>
+              <w:rPr>
+                <w:b/>
+                <w:color w:val="FFFFFF"/>
+                <w:sz w:val="20"/>
+              </w:rPr>
               <w:t xml:space="preserve">Font</w:t>
             </w:r>
           </w:p>
@@ -3352,49 +4753,73 @@
       </w:tr>
       <w:tr>
         <w:tc>
-          <w:tcPr/>
-          <w:p>
-            <w:pPr>
-              <w:pStyle w:val="Compact"/>
-              <w:jc w:val="left"/>
-            </w:pPr>
-            <w:r>
+          <w:tcPr>
+            <w:shd w:fill="FFFFFF" w:val="clear"/>
+          </w:tcPr>
+          <w:p>
+            <w:pPr>
+              <w:pStyle w:val="Compact"/>
+              <w:jc w:val="left"/>
+            </w:pPr>
+            <w:r>
+              <w:rPr>
+                <w:color w:val="1A1A1A"/>
+                <w:sz w:val="19"/>
+              </w:rPr>
               <w:t xml:space="preserve">Letterhead</w:t>
             </w:r>
           </w:p>
         </w:tc>
         <w:tc>
-          <w:tcPr/>
-          <w:p>
-            <w:pPr>
-              <w:pStyle w:val="Compact"/>
-              <w:jc w:val="left"/>
-            </w:pPr>
-            <w:r>
+          <w:tcPr>
+            <w:shd w:fill="FFFFFF" w:val="clear"/>
+          </w:tcPr>
+          <w:p>
+            <w:pPr>
+              <w:pStyle w:val="Compact"/>
+              <w:jc w:val="left"/>
+            </w:pPr>
+            <w:r>
+              <w:rPr>
+                <w:color w:val="1A1A1A"/>
+                <w:sz w:val="19"/>
+              </w:rPr>
               <w:t xml:space="preserve">Sky Blue header</w:t>
             </w:r>
           </w:p>
         </w:tc>
         <w:tc>
-          <w:tcPr/>
-          <w:p>
-            <w:pPr>
-              <w:pStyle w:val="Compact"/>
-              <w:jc w:val="left"/>
-            </w:pPr>
-            <w:r>
+          <w:tcPr>
+            <w:shd w:fill="FFFFFF" w:val="clear"/>
+          </w:tcPr>
+          <w:p>
+            <w:pPr>
+              <w:pStyle w:val="Compact"/>
+              <w:jc w:val="left"/>
+            </w:pPr>
+            <w:r>
+              <w:rPr>
+                <w:color w:val="1A1A1A"/>
+                <w:sz w:val="19"/>
+              </w:rPr>
               <w:t xml:space="preserve">Orange footer accent</w:t>
             </w:r>
           </w:p>
         </w:tc>
         <w:tc>
-          <w:tcPr/>
-          <w:p>
-            <w:pPr>
-              <w:pStyle w:val="Compact"/>
-              <w:jc w:val="left"/>
-            </w:pPr>
-            <w:r>
+          <w:tcPr>
+            <w:shd w:fill="FFFFFF" w:val="clear"/>
+          </w:tcPr>
+          <w:p>
+            <w:pPr>
+              <w:pStyle w:val="Compact"/>
+              <w:jc w:val="left"/>
+            </w:pPr>
+            <w:r>
+              <w:rPr>
+                <w:color w:val="1A1A1A"/>
+                <w:sz w:val="19"/>
+              </w:rPr>
               <w:t xml:space="preserve">Montserrat + Open Sans</w:t>
             </w:r>
           </w:p>
@@ -3402,49 +4827,73 @@
       </w:tr>
       <w:tr>
         <w:tc>
-          <w:tcPr/>
-          <w:p>
-            <w:pPr>
-              <w:pStyle w:val="Compact"/>
-              <w:jc w:val="left"/>
-            </w:pPr>
-            <w:r>
+          <w:tcPr>
+            <w:shd w:fill="E8F8FF" w:val="clear"/>
+          </w:tcPr>
+          <w:p>
+            <w:pPr>
+              <w:pStyle w:val="Compact"/>
+              <w:jc w:val="left"/>
+            </w:pPr>
+            <w:r>
+              <w:rPr>
+                <w:color w:val="1A1A1A"/>
+                <w:sz w:val="19"/>
+              </w:rPr>
               <w:t xml:space="preserve">Business Cards</w:t>
             </w:r>
           </w:p>
         </w:tc>
         <w:tc>
-          <w:tcPr/>
-          <w:p>
-            <w:pPr>
-              <w:pStyle w:val="Compact"/>
-              <w:jc w:val="left"/>
-            </w:pPr>
-            <w:r>
+          <w:tcPr>
+            <w:shd w:fill="E8F8FF" w:val="clear"/>
+          </w:tcPr>
+          <w:p>
+            <w:pPr>
+              <w:pStyle w:val="Compact"/>
+              <w:jc w:val="left"/>
+            </w:pPr>
+            <w:r>
+              <w:rPr>
+                <w:color w:val="1A1A1A"/>
+                <w:sz w:val="19"/>
+              </w:rPr>
               <w:t xml:space="preserve">Sky Blue bar + Dark BG</w:t>
             </w:r>
           </w:p>
         </w:tc>
         <w:tc>
-          <w:tcPr/>
-          <w:p>
-            <w:pPr>
-              <w:pStyle w:val="Compact"/>
-              <w:jc w:val="left"/>
-            </w:pPr>
-            <w:r>
+          <w:tcPr>
+            <w:shd w:fill="E8F8FF" w:val="clear"/>
+          </w:tcPr>
+          <w:p>
+            <w:pPr>
+              <w:pStyle w:val="Compact"/>
+              <w:jc w:val="left"/>
+            </w:pPr>
+            <w:r>
+              <w:rPr>
+                <w:color w:val="1A1A1A"/>
+                <w:sz w:val="19"/>
+              </w:rPr>
               <w:t xml:space="preserve">Orange accent</w:t>
             </w:r>
           </w:p>
         </w:tc>
         <w:tc>
-          <w:tcPr/>
-          <w:p>
-            <w:pPr>
-              <w:pStyle w:val="Compact"/>
-              <w:jc w:val="left"/>
-            </w:pPr>
-            <w:r>
+          <w:tcPr>
+            <w:shd w:fill="E8F8FF" w:val="clear"/>
+          </w:tcPr>
+          <w:p>
+            <w:pPr>
+              <w:pStyle w:val="Compact"/>
+              <w:jc w:val="left"/>
+            </w:pPr>
+            <w:r>
+              <w:rPr>
+                <w:color w:val="1A1A1A"/>
+                <w:sz w:val="19"/>
+              </w:rPr>
               <w:t xml:space="preserve">Montserrat + Open Sans</w:t>
             </w:r>
           </w:p>
@@ -3452,49 +4901,73 @@
       </w:tr>
       <w:tr>
         <w:tc>
-          <w:tcPr/>
-          <w:p>
-            <w:pPr>
-              <w:pStyle w:val="Compact"/>
-              <w:jc w:val="left"/>
-            </w:pPr>
-            <w:r>
+          <w:tcPr>
+            <w:shd w:fill="FFFFFF" w:val="clear"/>
+          </w:tcPr>
+          <w:p>
+            <w:pPr>
+              <w:pStyle w:val="Compact"/>
+              <w:jc w:val="left"/>
+            </w:pPr>
+            <w:r>
+              <w:rPr>
+                <w:color w:val="1A1A1A"/>
+                <w:sz w:val="19"/>
+              </w:rPr>
               <w:t xml:space="preserve">Email Signature</w:t>
             </w:r>
           </w:p>
         </w:tc>
         <w:tc>
-          <w:tcPr/>
-          <w:p>
-            <w:pPr>
-              <w:pStyle w:val="Compact"/>
-              <w:jc w:val="left"/>
-            </w:pPr>
-            <w:r>
+          <w:tcPr>
+            <w:shd w:fill="FFFFFF" w:val="clear"/>
+          </w:tcPr>
+          <w:p>
+            <w:pPr>
+              <w:pStyle w:val="Compact"/>
+              <w:jc w:val="left"/>
+            </w:pPr>
+            <w:r>
+              <w:rPr>
+                <w:color w:val="1A1A1A"/>
+                <w:sz w:val="19"/>
+              </w:rPr>
               <w:t xml:space="preserve">Sky Blue name</w:t>
             </w:r>
           </w:p>
         </w:tc>
         <w:tc>
-          <w:tcPr/>
-          <w:p>
-            <w:pPr>
-              <w:pStyle w:val="Compact"/>
-              <w:jc w:val="left"/>
-            </w:pPr>
-            <w:r>
+          <w:tcPr>
+            <w:shd w:fill="FFFFFF" w:val="clear"/>
+          </w:tcPr>
+          <w:p>
+            <w:pPr>
+              <w:pStyle w:val="Compact"/>
+              <w:jc w:val="left"/>
+            </w:pPr>
+            <w:r>
+              <w:rPr>
+                <w:color w:val="1A1A1A"/>
+                <w:sz w:val="19"/>
+              </w:rPr>
               <w:t xml:space="preserve">Orange divider</w:t>
             </w:r>
           </w:p>
         </w:tc>
         <w:tc>
-          <w:tcPr/>
-          <w:p>
-            <w:pPr>
-              <w:pStyle w:val="Compact"/>
-              <w:jc w:val="left"/>
-            </w:pPr>
-            <w:r>
+          <w:tcPr>
+            <w:shd w:fill="FFFFFF" w:val="clear"/>
+          </w:tcPr>
+          <w:p>
+            <w:pPr>
+              <w:pStyle w:val="Compact"/>
+              <w:jc w:val="left"/>
+            </w:pPr>
+            <w:r>
+              <w:rPr>
+                <w:color w:val="1A1A1A"/>
+                <w:sz w:val="19"/>
+              </w:rPr>
               <w:t xml:space="preserve">Arial (email-safe)</w:t>
             </w:r>
           </w:p>
@@ -3502,49 +4975,73 @@
       </w:tr>
       <w:tr>
         <w:tc>
-          <w:tcPr/>
-          <w:p>
-            <w:pPr>
-              <w:pStyle w:val="Compact"/>
-              <w:jc w:val="left"/>
-            </w:pPr>
-            <w:r>
+          <w:tcPr>
+            <w:shd w:fill="E8F8FF" w:val="clear"/>
+          </w:tcPr>
+          <w:p>
+            <w:pPr>
+              <w:pStyle w:val="Compact"/>
+              <w:jc w:val="left"/>
+            </w:pPr>
+            <w:r>
+              <w:rPr>
+                <w:color w:val="1A1A1A"/>
+                <w:sz w:val="19"/>
+              </w:rPr>
               <w:t xml:space="preserve">Presentations</w:t>
             </w:r>
           </w:p>
         </w:tc>
         <w:tc>
-          <w:tcPr/>
-          <w:p>
-            <w:pPr>
-              <w:pStyle w:val="Compact"/>
-              <w:jc w:val="left"/>
-            </w:pPr>
-            <w:r>
+          <w:tcPr>
+            <w:shd w:fill="E8F8FF" w:val="clear"/>
+          </w:tcPr>
+          <w:p>
+            <w:pPr>
+              <w:pStyle w:val="Compact"/>
+              <w:jc w:val="left"/>
+            </w:pPr>
+            <w:r>
+              <w:rPr>
+                <w:color w:val="1A1A1A"/>
+                <w:sz w:val="19"/>
+              </w:rPr>
               <w:t xml:space="preserve">Sky Blue headings</w:t>
             </w:r>
           </w:p>
         </w:tc>
         <w:tc>
-          <w:tcPr/>
-          <w:p>
-            <w:pPr>
-              <w:pStyle w:val="Compact"/>
-              <w:jc w:val="left"/>
-            </w:pPr>
-            <w:r>
+          <w:tcPr>
+            <w:shd w:fill="E8F8FF" w:val="clear"/>
+          </w:tcPr>
+          <w:p>
+            <w:pPr>
+              <w:pStyle w:val="Compact"/>
+              <w:jc w:val="left"/>
+            </w:pPr>
+            <w:r>
+              <w:rPr>
+                <w:color w:val="1A1A1A"/>
+                <w:sz w:val="19"/>
+              </w:rPr>
               <w:t xml:space="preserve">Orange accents</w:t>
             </w:r>
           </w:p>
         </w:tc>
         <w:tc>
-          <w:tcPr/>
-          <w:p>
-            <w:pPr>
-              <w:pStyle w:val="Compact"/>
-              <w:jc w:val="left"/>
-            </w:pPr>
-            <w:r>
+          <w:tcPr>
+            <w:shd w:fill="E8F8FF" w:val="clear"/>
+          </w:tcPr>
+          <w:p>
+            <w:pPr>
+              <w:pStyle w:val="Compact"/>
+              <w:jc w:val="left"/>
+            </w:pPr>
+            <w:r>
+              <w:rPr>
+                <w:color w:val="1A1A1A"/>
+                <w:sz w:val="19"/>
+              </w:rPr>
               <w:t xml:space="preserve">Montserrat + Open Sans</w:t>
             </w:r>
           </w:p>
@@ -3552,49 +5049,73 @@
       </w:tr>
       <w:tr>
         <w:tc>
-          <w:tcPr/>
-          <w:p>
-            <w:pPr>
-              <w:pStyle w:val="Compact"/>
-              <w:jc w:val="left"/>
-            </w:pPr>
-            <w:r>
+          <w:tcPr>
+            <w:shd w:fill="FFFFFF" w:val="clear"/>
+          </w:tcPr>
+          <w:p>
+            <w:pPr>
+              <w:pStyle w:val="Compact"/>
+              <w:jc w:val="left"/>
+            </w:pPr>
+            <w:r>
+              <w:rPr>
+                <w:color w:val="1A1A1A"/>
+                <w:sz w:val="19"/>
+              </w:rPr>
               <w:t xml:space="preserve">Social Media</w:t>
             </w:r>
           </w:p>
         </w:tc>
         <w:tc>
-          <w:tcPr/>
-          <w:p>
-            <w:pPr>
-              <w:pStyle w:val="Compact"/>
-              <w:jc w:val="left"/>
-            </w:pPr>
-            <w:r>
+          <w:tcPr>
+            <w:shd w:fill="FFFFFF" w:val="clear"/>
+          </w:tcPr>
+          <w:p>
+            <w:pPr>
+              <w:pStyle w:val="Compact"/>
+              <w:jc w:val="left"/>
+            </w:pPr>
+            <w:r>
+              <w:rPr>
+                <w:color w:val="1A1A1A"/>
+                <w:sz w:val="19"/>
+              </w:rPr>
               <w:t xml:space="preserve">Varies by template</w:t>
             </w:r>
           </w:p>
         </w:tc>
         <w:tc>
-          <w:tcPr/>
-          <w:p>
-            <w:pPr>
-              <w:pStyle w:val="Compact"/>
-              <w:jc w:val="left"/>
-            </w:pPr>
-            <w:r>
+          <w:tcPr>
+            <w:shd w:fill="FFFFFF" w:val="clear"/>
+          </w:tcPr>
+          <w:p>
+            <w:pPr>
+              <w:pStyle w:val="Compact"/>
+              <w:jc w:val="left"/>
+            </w:pPr>
+            <w:r>
+              <w:rPr>
+                <w:color w:val="1A1A1A"/>
+                <w:sz w:val="19"/>
+              </w:rPr>
               <w:t xml:space="preserve">Gradient accents</w:t>
             </w:r>
           </w:p>
         </w:tc>
         <w:tc>
-          <w:tcPr/>
-          <w:p>
-            <w:pPr>
-              <w:pStyle w:val="Compact"/>
-              <w:jc w:val="left"/>
-            </w:pPr>
-            <w:r>
+          <w:tcPr>
+            <w:shd w:fill="FFFFFF" w:val="clear"/>
+          </w:tcPr>
+          <w:p>
+            <w:pPr>
+              <w:pStyle w:val="Compact"/>
+              <w:jc w:val="left"/>
+            </w:pPr>
+            <w:r>
+              <w:rPr>
+                <w:color w:val="1A1A1A"/>
+                <w:sz w:val="19"/>
+              </w:rPr>
               <w:t xml:space="preserve">Montserrat + Open Sans</w:t>
             </w:r>
           </w:p>
@@ -3602,49 +5123,73 @@
       </w:tr>
       <w:tr>
         <w:tc>
-          <w:tcPr/>
-          <w:p>
-            <w:pPr>
-              <w:pStyle w:val="Compact"/>
-              <w:jc w:val="left"/>
-            </w:pPr>
-            <w:r>
+          <w:tcPr>
+            <w:shd w:fill="E8F8FF" w:val="clear"/>
+          </w:tcPr>
+          <w:p>
+            <w:pPr>
+              <w:pStyle w:val="Compact"/>
+              <w:jc w:val="left"/>
+            </w:pPr>
+            <w:r>
+              <w:rPr>
+                <w:color w:val="1A1A1A"/>
+                <w:sz w:val="19"/>
+              </w:rPr>
               <w:t xml:space="preserve">Invoices/Docs</w:t>
             </w:r>
           </w:p>
         </w:tc>
         <w:tc>
-          <w:tcPr/>
-          <w:p>
-            <w:pPr>
-              <w:pStyle w:val="Compact"/>
-              <w:jc w:val="left"/>
-            </w:pPr>
-            <w:r>
+          <w:tcPr>
+            <w:shd w:fill="E8F8FF" w:val="clear"/>
+          </w:tcPr>
+          <w:p>
+            <w:pPr>
+              <w:pStyle w:val="Compact"/>
+              <w:jc w:val="left"/>
+            </w:pPr>
+            <w:r>
+              <w:rPr>
+                <w:color w:val="1A1A1A"/>
+                <w:sz w:val="19"/>
+              </w:rPr>
               <w:t xml:space="preserve">Sky Blue header</w:t>
             </w:r>
           </w:p>
         </w:tc>
         <w:tc>
-          <w:tcPr/>
-          <w:p>
-            <w:pPr>
-              <w:pStyle w:val="Compact"/>
-              <w:jc w:val="left"/>
-            </w:pPr>
-            <w:r>
+          <w:tcPr>
+            <w:shd w:fill="E8F8FF" w:val="clear"/>
+          </w:tcPr>
+          <w:p>
+            <w:pPr>
+              <w:pStyle w:val="Compact"/>
+              <w:jc w:val="left"/>
+            </w:pPr>
+            <w:r>
+              <w:rPr>
+                <w:color w:val="1A1A1A"/>
+                <w:sz w:val="19"/>
+              </w:rPr>
               <w:t xml:space="preserve">Orange total highlight</w:t>
             </w:r>
           </w:p>
         </w:tc>
         <w:tc>
-          <w:tcPr/>
-          <w:p>
-            <w:pPr>
-              <w:pStyle w:val="Compact"/>
-              <w:jc w:val="left"/>
-            </w:pPr>
-            <w:r>
+          <w:tcPr>
+            <w:shd w:fill="E8F8FF" w:val="clear"/>
+          </w:tcPr>
+          <w:p>
+            <w:pPr>
+              <w:pStyle w:val="Compact"/>
+              <w:jc w:val="left"/>
+            </w:pPr>
+            <w:r>
+              <w:rPr>
+                <w:color w:val="1A1A1A"/>
+                <w:sz w:val="19"/>
+              </w:rPr>
               <w:t xml:space="preserve">Open Sans</w:t>
             </w:r>
           </w:p>
@@ -3652,49 +5197,73 @@
       </w:tr>
       <w:tr>
         <w:tc>
-          <w:tcPr/>
-          <w:p>
-            <w:pPr>
-              <w:pStyle w:val="Compact"/>
-              <w:jc w:val="left"/>
-            </w:pPr>
-            <w:r>
+          <w:tcPr>
+            <w:shd w:fill="FFFFFF" w:val="clear"/>
+          </w:tcPr>
+          <w:p>
+            <w:pPr>
+              <w:pStyle w:val="Compact"/>
+              <w:jc w:val="left"/>
+            </w:pPr>
+            <w:r>
+              <w:rPr>
+                <w:color w:val="1A1A1A"/>
+                <w:sz w:val="19"/>
+              </w:rPr>
               <w:t xml:space="preserve">Signage</w:t>
             </w:r>
           </w:p>
         </w:tc>
         <w:tc>
-          <w:tcPr/>
-          <w:p>
-            <w:pPr>
-              <w:pStyle w:val="Compact"/>
-              <w:jc w:val="left"/>
-            </w:pPr>
-            <w:r>
+          <w:tcPr>
+            <w:shd w:fill="FFFFFF" w:val="clear"/>
+          </w:tcPr>
+          <w:p>
+            <w:pPr>
+              <w:pStyle w:val="Compact"/>
+              <w:jc w:val="left"/>
+            </w:pPr>
+            <w:r>
+              <w:rPr>
+                <w:color w:val="1A1A1A"/>
+                <w:sz w:val="19"/>
+              </w:rPr>
               <w:t xml:space="preserve">Sky Blue primary</w:t>
             </w:r>
           </w:p>
         </w:tc>
         <w:tc>
-          <w:tcPr/>
-          <w:p>
-            <w:pPr>
-              <w:pStyle w:val="Compact"/>
-              <w:jc w:val="left"/>
-            </w:pPr>
-            <w:r>
+          <w:tcPr>
+            <w:shd w:fill="FFFFFF" w:val="clear"/>
+          </w:tcPr>
+          <w:p>
+            <w:pPr>
+              <w:pStyle w:val="Compact"/>
+              <w:jc w:val="left"/>
+            </w:pPr>
+            <w:r>
+              <w:rPr>
+                <w:color w:val="1A1A1A"/>
+                <w:sz w:val="19"/>
+              </w:rPr>
               <w:t xml:space="preserve">Orange wayfinding</w:t>
             </w:r>
           </w:p>
         </w:tc>
         <w:tc>
-          <w:tcPr/>
-          <w:p>
-            <w:pPr>
-              <w:pStyle w:val="Compact"/>
-              <w:jc w:val="left"/>
-            </w:pPr>
-            <w:r>
+          <w:tcPr>
+            <w:shd w:fill="FFFFFF" w:val="clear"/>
+          </w:tcPr>
+          <w:p>
+            <w:pPr>
+              <w:pStyle w:val="Compact"/>
+              <w:jc w:val="left"/>
+            </w:pPr>
+            <w:r>
+              <w:rPr>
+                <w:color w:val="1A1A1A"/>
+                <w:sz w:val="19"/>
+              </w:rPr>
               <w:t xml:space="preserve">Montserrat</w:t>
             </w:r>
           </w:p>
@@ -3702,49 +5271,73 @@
       </w:tr>
       <w:tr>
         <w:tc>
-          <w:tcPr/>
-          <w:p>
-            <w:pPr>
-              <w:pStyle w:val="Compact"/>
-              <w:jc w:val="left"/>
-            </w:pPr>
-            <w:r>
+          <w:tcPr>
+            <w:shd w:fill="E8F8FF" w:val="clear"/>
+          </w:tcPr>
+          <w:p>
+            <w:pPr>
+              <w:pStyle w:val="Compact"/>
+              <w:jc w:val="left"/>
+            </w:pPr>
+            <w:r>
+              <w:rPr>
+                <w:color w:val="1A1A1A"/>
+                <w:sz w:val="19"/>
+              </w:rPr>
               <w:t xml:space="preserve">Merchandise</w:t>
             </w:r>
           </w:p>
         </w:tc>
         <w:tc>
-          <w:tcPr/>
-          <w:p>
-            <w:pPr>
-              <w:pStyle w:val="Compact"/>
-              <w:jc w:val="left"/>
-            </w:pPr>
-            <w:r>
+          <w:tcPr>
+            <w:shd w:fill="E8F8FF" w:val="clear"/>
+          </w:tcPr>
+          <w:p>
+            <w:pPr>
+              <w:pStyle w:val="Compact"/>
+              <w:jc w:val="left"/>
+            </w:pPr>
+            <w:r>
+              <w:rPr>
+                <w:color w:val="1A1A1A"/>
+                <w:sz w:val="19"/>
+              </w:rPr>
               <w:t xml:space="preserve">Dark BG + Logo</w:t>
             </w:r>
           </w:p>
         </w:tc>
         <w:tc>
-          <w:tcPr/>
-          <w:p>
-            <w:pPr>
-              <w:pStyle w:val="Compact"/>
-              <w:jc w:val="left"/>
-            </w:pPr>
-            <w:r>
+          <w:tcPr>
+            <w:shd w:fill="E8F8FF" w:val="clear"/>
+          </w:tcPr>
+          <w:p>
+            <w:pPr>
+              <w:pStyle w:val="Compact"/>
+              <w:jc w:val="left"/>
+            </w:pPr>
+            <w:r>
+              <w:rPr>
+                <w:color w:val="1A1A1A"/>
+                <w:sz w:val="19"/>
+              </w:rPr>
               <w:t xml:space="preserve">Sky Blue + Orange</w:t>
             </w:r>
           </w:p>
         </w:tc>
         <w:tc>
-          <w:tcPr/>
-          <w:p>
-            <w:pPr>
-              <w:pStyle w:val="Compact"/>
-              <w:jc w:val="left"/>
-            </w:pPr>
-            <w:r>
+          <w:tcPr>
+            <w:shd w:fill="E8F8FF" w:val="clear"/>
+          </w:tcPr>
+          <w:p>
+            <w:pPr>
+              <w:pStyle w:val="Compact"/>
+              <w:jc w:val="left"/>
+            </w:pPr>
+            <w:r>
+              <w:rPr>
+                <w:color w:val="1A1A1A"/>
+                <w:sz w:val="19"/>
+              </w:rPr>
               <w:t xml:space="preserve">Montserrat</w:t>
             </w:r>
           </w:p>
@@ -3762,9 +5355,29 @@
     <w:bookmarkStart w:id="49" w:name="incorrect-usage-examples"/>
     <w:p>
       <w:pPr>
+        <w:pBdr>
+          <w:top w:val="single" w:sz="18" w:space="1" w:color="F5A623"/>
+          <w:bottom w:val="single" w:sz="6" w:space="1" w:color="0099CC"/>
+        </w:pBdr>
+        <w:spacing w:before="200" w:after="200"/>
+      </w:pPr>
+    </w:p>
+    <w:p>
+      <w:pPr>
         <w:pStyle w:val="Heading2"/>
-      </w:pPr>
-      <w:r>
+        <w:rPr>
+          <w:color w:val="0099CC"/>
+        </w:rPr>
+        <w:pBdr>
+          <w:bottom w:val="single" w:sz="6" w:space="2" w:color="00BFFF"/>
+        </w:pBdr>
+      </w:pPr>
+      <w:r>
+        <w:rPr>
+          <w:b/>
+          <w:color w:val="0099CC"/>
+          <w:sz w:val="32"/>
+        </w:rPr>
         <w:t xml:space="preserve">8. INCORRECT USAGE EXAMPLES</w:t>
       </w:r>
     </w:p>
@@ -3774,6 +5387,14 @@
         <w:tblW w:type="pct" w:w="5000"/>
         <w:tblLook w:firstRow="1" w:lastRow="0" w:firstColumn="0" w:lastColumn="0" w:noHBand="0" w:noVBand="0" w:val="0020"/>
         <w:jc w:val="start"/>
+        <w:tblBorders>
+          <w:top w:val="single" w:sz="4" w:space="0" w:color="B0D4E8"/>
+          <w:left w:val="single" w:sz="4" w:space="0" w:color="B0D4E8"/>
+          <w:bottom w:val="single" w:sz="4" w:space="0" w:color="B0D4E8"/>
+          <w:right w:val="single" w:sz="4" w:space="0" w:color="B0D4E8"/>
+          <w:insideH w:val="single" w:sz="4" w:space="0" w:color="B0D4E8"/>
+          <w:insideV w:val="single" w:sz="4" w:space="0" w:color="B0D4E8"/>
+        </w:tblBorders>
       </w:tblPr>
       <w:tblGrid>
         <w:gridCol w:w="3960"/>
@@ -3784,25 +5405,39 @@
           <w:tblHeader w:val="true"/>
         </w:trPr>
         <w:tc>
-          <w:tcPr/>
-          <w:p>
-            <w:pPr>
-              <w:pStyle w:val="Compact"/>
-              <w:jc w:val="left"/>
-            </w:pPr>
-            <w:r>
+          <w:tcPr>
+            <w:shd w:fill="0099CC" w:val="clear"/>
+          </w:tcPr>
+          <w:p>
+            <w:pPr>
+              <w:pStyle w:val="Compact"/>
+              <w:jc w:val="left"/>
+            </w:pPr>
+            <w:r>
+              <w:rPr>
+                <w:b/>
+                <w:color w:val="FFFFFF"/>
+                <w:sz w:val="20"/>
+              </w:rPr>
               <w:t xml:space="preserve">Violation</w:t>
             </w:r>
           </w:p>
         </w:tc>
         <w:tc>
-          <w:tcPr/>
-          <w:p>
-            <w:pPr>
-              <w:pStyle w:val="Compact"/>
-              <w:jc w:val="left"/>
-            </w:pPr>
-            <w:r>
+          <w:tcPr>
+            <w:shd w:fill="0099CC" w:val="clear"/>
+          </w:tcPr>
+          <w:p>
+            <w:pPr>
+              <w:pStyle w:val="Compact"/>
+              <w:jc w:val="left"/>
+            </w:pPr>
+            <w:r>
+              <w:rPr>
+                <w:b/>
+                <w:color w:val="FFFFFF"/>
+                <w:sz w:val="20"/>
+              </w:rPr>
               <w:t xml:space="preserve">Why It’s Wrong</w:t>
             </w:r>
           </w:p>
@@ -3810,25 +5445,37 @@
       </w:tr>
       <w:tr>
         <w:tc>
-          <w:tcPr/>
-          <w:p>
-            <w:pPr>
-              <w:pStyle w:val="Compact"/>
-              <w:jc w:val="left"/>
-            </w:pPr>
-            <w:r>
+          <w:tcPr>
+            <w:shd w:fill="FFFFFF" w:val="clear"/>
+          </w:tcPr>
+          <w:p>
+            <w:pPr>
+              <w:pStyle w:val="Compact"/>
+              <w:jc w:val="left"/>
+            </w:pPr>
+            <w:r>
+              <w:rPr>
+                <w:color w:val="1A1A1A"/>
+                <w:sz w:val="19"/>
+              </w:rPr>
               <w:t xml:space="preserve">Using red or green as brand colors</w:t>
             </w:r>
           </w:p>
         </w:tc>
         <w:tc>
-          <w:tcPr/>
-          <w:p>
-            <w:pPr>
-              <w:pStyle w:val="Compact"/>
-              <w:jc w:val="left"/>
-            </w:pPr>
-            <w:r>
+          <w:tcPr>
+            <w:shd w:fill="FFFFFF" w:val="clear"/>
+          </w:tcPr>
+          <w:p>
+            <w:pPr>
+              <w:pStyle w:val="Compact"/>
+              <w:jc w:val="left"/>
+            </w:pPr>
+            <w:r>
+              <w:rPr>
+                <w:color w:val="1A1A1A"/>
+                <w:sz w:val="19"/>
+              </w:rPr>
               <w:t xml:space="preserve">Not in the brand palette</w:t>
             </w:r>
           </w:p>
@@ -3836,25 +5483,37 @@
       </w:tr>
       <w:tr>
         <w:tc>
-          <w:tcPr/>
-          <w:p>
-            <w:pPr>
-              <w:pStyle w:val="Compact"/>
-              <w:jc w:val="left"/>
-            </w:pPr>
-            <w:r>
+          <w:tcPr>
+            <w:shd w:fill="E8F8FF" w:val="clear"/>
+          </w:tcPr>
+          <w:p>
+            <w:pPr>
+              <w:pStyle w:val="Compact"/>
+              <w:jc w:val="left"/>
+            </w:pPr>
+            <w:r>
+              <w:rPr>
+                <w:color w:val="1A1A1A"/>
+                <w:sz w:val="19"/>
+              </w:rPr>
               <w:t xml:space="preserve">Placing logo on a busy photograph without overlay</w:t>
             </w:r>
           </w:p>
         </w:tc>
         <w:tc>
-          <w:tcPr/>
-          <w:p>
-            <w:pPr>
-              <w:pStyle w:val="Compact"/>
-              <w:jc w:val="left"/>
-            </w:pPr>
-            <w:r>
+          <w:tcPr>
+            <w:shd w:fill="E8F8FF" w:val="clear"/>
+          </w:tcPr>
+          <w:p>
+            <w:pPr>
+              <w:pStyle w:val="Compact"/>
+              <w:jc w:val="left"/>
+            </w:pPr>
+            <w:r>
+              <w:rPr>
+                <w:color w:val="1A1A1A"/>
+                <w:sz w:val="19"/>
+              </w:rPr>
               <w:t xml:space="preserve">Poor visibility and contrast</w:t>
             </w:r>
           </w:p>
@@ -3862,25 +5521,37 @@
       </w:tr>
       <w:tr>
         <w:tc>
-          <w:tcPr/>
-          <w:p>
-            <w:pPr>
-              <w:pStyle w:val="Compact"/>
-              <w:jc w:val="left"/>
-            </w:pPr>
-            <w:r>
+          <w:tcPr>
+            <w:shd w:fill="FFFFFF" w:val="clear"/>
+          </w:tcPr>
+          <w:p>
+            <w:pPr>
+              <w:pStyle w:val="Compact"/>
+              <w:jc w:val="left"/>
+            </w:pPr>
+            <w:r>
+              <w:rPr>
+                <w:color w:val="1A1A1A"/>
+                <w:sz w:val="19"/>
+              </w:rPr>
               <w:t xml:space="preserve">Using Comic Sans or decorative fonts</w:t>
             </w:r>
           </w:p>
         </w:tc>
         <w:tc>
-          <w:tcPr/>
-          <w:p>
-            <w:pPr>
-              <w:pStyle w:val="Compact"/>
-              <w:jc w:val="left"/>
-            </w:pPr>
-            <w:r>
+          <w:tcPr>
+            <w:shd w:fill="FFFFFF" w:val="clear"/>
+          </w:tcPr>
+          <w:p>
+            <w:pPr>
+              <w:pStyle w:val="Compact"/>
+              <w:jc w:val="left"/>
+            </w:pPr>
+            <w:r>
+              <w:rPr>
+                <w:color w:val="1A1A1A"/>
+                <w:sz w:val="19"/>
+              </w:rPr>
               <w:t xml:space="preserve">Does not align with professional brand image</w:t>
             </w:r>
           </w:p>
@@ -3888,25 +5559,37 @@
       </w:tr>
       <w:tr>
         <w:tc>
-          <w:tcPr/>
-          <w:p>
-            <w:pPr>
-              <w:pStyle w:val="Compact"/>
-              <w:jc w:val="left"/>
-            </w:pPr>
-            <w:r>
+          <w:tcPr>
+            <w:shd w:fill="E8F8FF" w:val="clear"/>
+          </w:tcPr>
+          <w:p>
+            <w:pPr>
+              <w:pStyle w:val="Compact"/>
+              <w:jc w:val="left"/>
+            </w:pPr>
+            <w:r>
+              <w:rPr>
+                <w:color w:val="1A1A1A"/>
+                <w:sz w:val="19"/>
+              </w:rPr>
               <w:t xml:space="preserve">Stretching the logo to fit a space</w:t>
             </w:r>
           </w:p>
         </w:tc>
         <w:tc>
-          <w:tcPr/>
-          <w:p>
-            <w:pPr>
-              <w:pStyle w:val="Compact"/>
-              <w:jc w:val="left"/>
-            </w:pPr>
-            <w:r>
+          <w:tcPr>
+            <w:shd w:fill="E8F8FF" w:val="clear"/>
+          </w:tcPr>
+          <w:p>
+            <w:pPr>
+              <w:pStyle w:val="Compact"/>
+              <w:jc w:val="left"/>
+            </w:pPr>
+            <w:r>
+              <w:rPr>
+                <w:color w:val="1A1A1A"/>
+                <w:sz w:val="19"/>
+              </w:rPr>
               <w:t xml:space="preserve">Distorts brand identity</w:t>
             </w:r>
           </w:p>
@@ -3914,25 +5597,37 @@
       </w:tr>
       <w:tr>
         <w:tc>
-          <w:tcPr/>
-          <w:p>
-            <w:pPr>
-              <w:pStyle w:val="Compact"/>
-              <w:jc w:val="left"/>
-            </w:pPr>
-            <w:r>
+          <w:tcPr>
+            <w:shd w:fill="FFFFFF" w:val="clear"/>
+          </w:tcPr>
+          <w:p>
+            <w:pPr>
+              <w:pStyle w:val="Compact"/>
+              <w:jc w:val="left"/>
+            </w:pPr>
+            <w:r>
+              <w:rPr>
+                <w:color w:val="1A1A1A"/>
+                <w:sz w:val="19"/>
+              </w:rPr>
               <w:t xml:space="preserve">Using Orange as a large background color</w:t>
             </w:r>
           </w:p>
         </w:tc>
         <w:tc>
-          <w:tcPr/>
-          <w:p>
-            <w:pPr>
-              <w:pStyle w:val="Compact"/>
-              <w:jc w:val="left"/>
-            </w:pPr>
-            <w:r>
+          <w:tcPr>
+            <w:shd w:fill="FFFFFF" w:val="clear"/>
+          </w:tcPr>
+          <w:p>
+            <w:pPr>
+              <w:pStyle w:val="Compact"/>
+              <w:jc w:val="left"/>
+            </w:pPr>
+            <w:r>
+              <w:rPr>
+                <w:color w:val="1A1A1A"/>
+                <w:sz w:val="19"/>
+              </w:rPr>
               <w:t xml:space="preserve">Orange is an accent color only</w:t>
             </w:r>
           </w:p>
@@ -3940,25 +5635,37 @@
       </w:tr>
       <w:tr>
         <w:tc>
-          <w:tcPr/>
-          <w:p>
-            <w:pPr>
-              <w:pStyle w:val="Compact"/>
-              <w:jc w:val="left"/>
-            </w:pPr>
-            <w:r>
+          <w:tcPr>
+            <w:shd w:fill="E8F8FF" w:val="clear"/>
+          </w:tcPr>
+          <w:p>
+            <w:pPr>
+              <w:pStyle w:val="Compact"/>
+              <w:jc w:val="left"/>
+            </w:pPr>
+            <w:r>
+              <w:rPr>
+                <w:color w:val="1A1A1A"/>
+                <w:sz w:val="19"/>
+              </w:rPr>
               <w:t xml:space="preserve">Mixing brand blue with different shades of blue</w:t>
             </w:r>
           </w:p>
         </w:tc>
         <w:tc>
-          <w:tcPr/>
-          <w:p>
-            <w:pPr>
-              <w:pStyle w:val="Compact"/>
-              <w:jc w:val="left"/>
-            </w:pPr>
-            <w:r>
+          <w:tcPr>
+            <w:shd w:fill="E8F8FF" w:val="clear"/>
+          </w:tcPr>
+          <w:p>
+            <w:pPr>
+              <w:pStyle w:val="Compact"/>
+              <w:jc w:val="left"/>
+            </w:pPr>
+            <w:r>
+              <w:rPr>
+                <w:color w:val="1A1A1A"/>
+                <w:sz w:val="19"/>
+              </w:rPr>
               <w:t xml:space="preserve">Creates inconsistency</w:t>
             </w:r>
           </w:p>
@@ -3966,25 +5673,37 @@
       </w:tr>
       <w:tr>
         <w:tc>
-          <w:tcPr/>
-          <w:p>
-            <w:pPr>
-              <w:pStyle w:val="Compact"/>
-              <w:jc w:val="left"/>
-            </w:pPr>
-            <w:r>
+          <w:tcPr>
+            <w:shd w:fill="FFFFFF" w:val="clear"/>
+          </w:tcPr>
+          <w:p>
+            <w:pPr>
+              <w:pStyle w:val="Compact"/>
+              <w:jc w:val="left"/>
+            </w:pPr>
+            <w:r>
+              <w:rPr>
+                <w:color w:val="1A1A1A"/>
+                <w:sz w:val="19"/>
+              </w:rPr>
               <w:t xml:space="preserve">Using low-resolution logo files</w:t>
             </w:r>
           </w:p>
         </w:tc>
         <w:tc>
-          <w:tcPr/>
-          <w:p>
-            <w:pPr>
-              <w:pStyle w:val="Compact"/>
-              <w:jc w:val="left"/>
-            </w:pPr>
-            <w:r>
+          <w:tcPr>
+            <w:shd w:fill="FFFFFF" w:val="clear"/>
+          </w:tcPr>
+          <w:p>
+            <w:pPr>
+              <w:pStyle w:val="Compact"/>
+              <w:jc w:val="left"/>
+            </w:pPr>
+            <w:r>
+              <w:rPr>
+                <w:color w:val="1A1A1A"/>
+                <w:sz w:val="19"/>
+              </w:rPr>
               <w:t xml:space="preserve">Appears unprofessional</w:t>
             </w:r>
           </w:p>
@@ -3992,25 +5711,37 @@
       </w:tr>
       <w:tr>
         <w:tc>
-          <w:tcPr/>
-          <w:p>
-            <w:pPr>
-              <w:pStyle w:val="Compact"/>
-              <w:jc w:val="left"/>
-            </w:pPr>
-            <w:r>
+          <w:tcPr>
+            <w:shd w:fill="E8F8FF" w:val="clear"/>
+          </w:tcPr>
+          <w:p>
+            <w:pPr>
+              <w:pStyle w:val="Compact"/>
+              <w:jc w:val="left"/>
+            </w:pPr>
+            <w:r>
+              <w:rPr>
+                <w:color w:val="1A1A1A"/>
+                <w:sz w:val="19"/>
+              </w:rPr>
               <w:t xml:space="preserve">Adding shadows or 3D effects to the logo</w:t>
             </w:r>
           </w:p>
         </w:tc>
         <w:tc>
-          <w:tcPr/>
-          <w:p>
-            <w:pPr>
-              <w:pStyle w:val="Compact"/>
-              <w:jc w:val="left"/>
-            </w:pPr>
-            <w:r>
+          <w:tcPr>
+            <w:shd w:fill="E8F8FF" w:val="clear"/>
+          </w:tcPr>
+          <w:p>
+            <w:pPr>
+              <w:pStyle w:val="Compact"/>
+              <w:jc w:val="left"/>
+            </w:pPr>
+            <w:r>
+              <w:rPr>
+                <w:color w:val="1A1A1A"/>
+                <w:sz w:val="19"/>
+              </w:rPr>
               <w:t xml:space="preserve">Violates logo integrity</w:t>
             </w:r>
           </w:p>
@@ -4074,6 +5805,29 @@
         <w:right w:val="single" w:sz="18" w:space="24" w:color="E08A00"/>
       </w:pgBorders>
     </w:sectPr>
+    <w:p>
+      <w:pPr>
+        <w:pBdr>
+          <w:top w:val="single" w:sz="36" w:space="1" w:color="F5A623"/>
+          <w:bottom w:val="single" w:sz="12" w:space="0" w:color="00BFFF"/>
+        </w:pBdr>
+        <w:spacing w:before="300" w:after="0"/>
+      </w:pPr>
+    </w:p>
+    <w:p>
+      <w:pPr>
+        <w:jc w:val="center"/>
+        <w:spacing w:before="60" w:after="0"/>
+      </w:pPr>
+      <w:r>
+        <w:rPr>
+          <w:color w:val="0099CC"/>
+          <w:sz w:val="16"/>
+          <w:szCs w:val="16"/>
+        </w:rPr>
+        <w:t xml:space="preserve">PECH Group Holdings Ltd  |  Lagos, Nigeria  |  pechgroupholdings.tech</w:t>
+      </w:r>
+    </w:p>
   </w:body>
 </w:document>
 </file>

--- a/brand_templates/PECH_BRAND_GUIDELINES.docx
+++ b/brand_templates/PECH_BRAND_GUIDELINES.docx
@@ -58,27 +58,48 @@
         <w:spacing w:after="0"/>
       </w:pPr>
     </w:p>
-    <w:bookmarkStart w:id="50" w:name="pech-group-holdings-ltd-brand-guidelines"/>
-    <w:p>
-      <w:pPr>
-        <w:pStyle w:val="Heading1"/>
-        <w:rPr>
-          <w:color w:val="0099CC"/>
-        </w:rPr>
-        <w:pBdr>
-          <w:bottom w:val="single" w:sz="18" w:space="2" w:color="F5A623"/>
-        </w:pBdr>
-      </w:pPr>
-      <w:r>
-        <w:rPr>
-          <w:b/>
-          <w:color w:val="0099CC"/>
-          <w:sz w:val="44"/>
-        </w:rPr>
-        <w:t xml:space="preserve">PECH GROUP HOLDINGS LTD — BRAND GUIDELINES</w:t>
-      </w:r>
-    </w:p>
-    <w:bookmarkStart w:id="20" w:name="comprehensive-brand-identity-manual"/>
+    <w:p>
+      <w:pPr>
+        <w:pStyle w:val="FirstParagraph"/>
+      </w:pPr>
+      <w:r>
+        <w:t xml:space="preserve">🎨</w:t>
+      </w:r>
+    </w:p>
+    <w:p>
+      <w:pPr>
+        <w:pStyle w:val="BodyText"/>
+      </w:pPr>
+      <w:r>
+        <w:t xml:space="preserve">BRAND GUIDELINES</w:t>
+      </w:r>
+    </w:p>
+    <w:p>
+      <w:pPr>
+        <w:pStyle w:val="BodyText"/>
+      </w:pPr>
+      <w:r>
+        <w:t xml:space="preserve">Comprehensive Brand Identity Manual</w:t>
+      </w:r>
+    </w:p>
+    <w:p>
+      <w:pPr>
+        <w:pStyle w:val="BodyText"/>
+      </w:pPr>
+    </w:p>
+    <w:p>
+      <w:pPr>
+        <w:pStyle w:val="BodyText"/>
+      </w:pPr>
+    </w:p>
+    <w:p>
+      <w:r>
+        <w:pict>
+          <v:rect style="width:0;height:1.5pt" o:hralign="center" o:hrstd="t" o:hr="t"/>
+        </w:pict>
+      </w:r>
+    </w:p>
+    <w:bookmarkStart w:id="23" w:name="brand-overview"/>
     <w:p>
       <w:pPr>
         <w:pBdr>
@@ -104,7 +125,186 @@
           <w:color w:val="0099CC"/>
           <w:sz w:val="32"/>
         </w:rPr>
-        <w:t xml:space="preserve">Comprehensive Brand Identity Manual</w:t>
+        <w:t xml:space="preserve">1. BRAND OVERVIEW</w:t>
+      </w:r>
+    </w:p>
+    <w:bookmarkStart w:id="20" w:name="mission"/>
+    <w:p>
+      <w:pPr>
+        <w:pStyle w:val="Heading3"/>
+        <w:rPr>
+          <w:color w:val="E08A00"/>
+        </w:rPr>
+      </w:pPr>
+      <w:r>
+        <w:rPr>
+          <w:b/>
+          <w:color w:val="E08A00"/>
+          <w:sz w:val="26"/>
+        </w:rPr>
+        <w:t xml:space="preserve">Mission</w:t>
+      </w:r>
+    </w:p>
+    <w:p>
+      <w:pPr>
+        <w:pStyle w:val="FirstParagraph"/>
+      </w:pPr>
+      <w:r>
+        <w:t xml:space="preserve">Technology and infrastructure enablers for people.</w:t>
+      </w:r>
+    </w:p>
+    <w:bookmarkEnd w:id="20"/>
+    <w:bookmarkStart w:id="21" w:name="brand-philosophy"/>
+    <w:p>
+      <w:pPr>
+        <w:pStyle w:val="Heading3"/>
+        <w:rPr>
+          <w:color w:val="E08A00"/>
+        </w:rPr>
+      </w:pPr>
+      <w:r>
+        <w:rPr>
+          <w:b/>
+          <w:color w:val="E08A00"/>
+          <w:sz w:val="26"/>
+        </w:rPr>
+        <w:t xml:space="preserve">Brand Philosophy</w:t>
+      </w:r>
+    </w:p>
+    <w:p>
+      <w:pPr>
+        <w:pStyle w:val="FirstParagraph"/>
+      </w:pPr>
+      <w:r>
+        <w:t xml:space="preserve">Reliability, quality, and good price for your money — no bad products.</w:t>
+      </w:r>
+    </w:p>
+    <w:bookmarkEnd w:id="21"/>
+    <w:bookmarkStart w:id="22" w:name="brand-values"/>
+    <w:p>
+      <w:pPr>
+        <w:pStyle w:val="Heading3"/>
+        <w:rPr>
+          <w:color w:val="E08A00"/>
+        </w:rPr>
+      </w:pPr>
+      <w:r>
+        <w:rPr>
+          <w:b/>
+          <w:color w:val="E08A00"/>
+          <w:sz w:val="26"/>
+        </w:rPr>
+        <w:t xml:space="preserve">Brand Values</w:t>
+      </w:r>
+    </w:p>
+    <w:p>
+      <w:pPr>
+        <w:numPr>
+          <w:ilvl w:val="0"/>
+          <w:numId w:val="1001"/>
+        </w:numPr>
+        <w:pStyle w:val="Compact"/>
+      </w:pPr>
+      <w:r>
+        <w:rPr>
+          <w:bCs/>
+          <w:b/>
+        </w:rPr>
+        <w:t xml:space="preserve">Innovation</w:t>
+      </w:r>
+      <w:r>
+        <w:t xml:space="preserve"> </w:t>
+      </w:r>
+      <w:r>
+        <w:t xml:space="preserve">— Pioneering IoT and smart solutions for Africa</w:t>
+      </w:r>
+    </w:p>
+    <w:p>
+      <w:pPr>
+        <w:numPr>
+          <w:ilvl w:val="0"/>
+          <w:numId w:val="1001"/>
+        </w:numPr>
+        <w:pStyle w:val="Compact"/>
+      </w:pPr>
+      <w:r>
+        <w:rPr>
+          <w:bCs/>
+          <w:b/>
+        </w:rPr>
+        <w:t xml:space="preserve">Reliability</w:t>
+      </w:r>
+      <w:r>
+        <w:t xml:space="preserve"> </w:t>
+      </w:r>
+      <w:r>
+        <w:t xml:space="preserve">— Products and services you can depend on</w:t>
+      </w:r>
+    </w:p>
+    <w:p>
+      <w:pPr>
+        <w:numPr>
+          <w:ilvl w:val="0"/>
+          <w:numId w:val="1001"/>
+        </w:numPr>
+        <w:pStyle w:val="Compact"/>
+      </w:pPr>
+      <w:r>
+        <w:rPr>
+          <w:bCs/>
+          <w:b/>
+        </w:rPr>
+        <w:t xml:space="preserve">Accessibility</w:t>
+      </w:r>
+      <w:r>
+        <w:t xml:space="preserve"> </w:t>
+      </w:r>
+      <w:r>
+        <w:t xml:space="preserve">— Making technology affordable and available</w:t>
+      </w:r>
+    </w:p>
+    <w:p>
+      <w:pPr>
+        <w:numPr>
+          <w:ilvl w:val="0"/>
+          <w:numId w:val="1001"/>
+        </w:numPr>
+        <w:pStyle w:val="Compact"/>
+      </w:pPr>
+      <w:r>
+        <w:rPr>
+          <w:bCs/>
+          <w:b/>
+        </w:rPr>
+        <w:t xml:space="preserve">Quality</w:t>
+      </w:r>
+      <w:r>
+        <w:t xml:space="preserve"> </w:t>
+      </w:r>
+      <w:r>
+        <w:t xml:space="preserve">— No compromises on product standards</w:t>
+      </w:r>
+    </w:p>
+    <w:p>
+      <w:pPr>
+        <w:numPr>
+          <w:ilvl w:val="0"/>
+          <w:numId w:val="1001"/>
+        </w:numPr>
+        <w:pStyle w:val="Compact"/>
+      </w:pPr>
+      <w:r>
+        <w:rPr>
+          <w:bCs/>
+          <w:b/>
+        </w:rPr>
+        <w:t xml:space="preserve">Community</w:t>
+      </w:r>
+      <w:r>
+        <w:t xml:space="preserve"> </w:t>
+      </w:r>
+      <w:r>
+        <w:t xml:space="preserve">— Building Africa’s tech ecosystem together</w:t>
       </w:r>
     </w:p>
     <w:p>
@@ -114,8 +314,9 @@
         </w:pict>
       </w:r>
     </w:p>
-    <w:bookmarkEnd w:id="20"/>
-    <w:bookmarkStart w:id="24" w:name="brand-overview"/>
+    <w:bookmarkEnd w:id="22"/>
+    <w:bookmarkEnd w:id="23"/>
+    <w:bookmarkStart w:id="29" w:name="logo-usage"/>
     <w:p>
       <w:pPr>
         <w:pBdr>
@@ -141,227 +342,10 @@
           <w:color w:val="0099CC"/>
           <w:sz w:val="32"/>
         </w:rPr>
-        <w:t xml:space="preserve">1. BRAND OVERVIEW</w:t>
-      </w:r>
-    </w:p>
-    <w:bookmarkStart w:id="21" w:name="mission"/>
-    <w:p>
-      <w:pPr>
-        <w:pStyle w:val="Heading3"/>
-        <w:rPr>
-          <w:color w:val="E08A00"/>
-        </w:rPr>
-      </w:pPr>
-      <w:r>
-        <w:rPr>
-          <w:b/>
-          <w:color w:val="E08A00"/>
-          <w:sz w:val="26"/>
-        </w:rPr>
-        <w:t xml:space="preserve">Mission</w:t>
-      </w:r>
-    </w:p>
-    <w:p>
-      <w:pPr>
-        <w:pStyle w:val="FirstParagraph"/>
-      </w:pPr>
-      <w:r>
-        <w:t xml:space="preserve">Technology and infrastructure enablers for people.</w:t>
-      </w:r>
-    </w:p>
-    <w:bookmarkEnd w:id="21"/>
-    <w:bookmarkStart w:id="22" w:name="brand-philosophy"/>
-    <w:p>
-      <w:pPr>
-        <w:pStyle w:val="Heading3"/>
-        <w:rPr>
-          <w:color w:val="E08A00"/>
-        </w:rPr>
-      </w:pPr>
-      <w:r>
-        <w:rPr>
-          <w:b/>
-          <w:color w:val="E08A00"/>
-          <w:sz w:val="26"/>
-        </w:rPr>
-        <w:t xml:space="preserve">Brand Philosophy</w:t>
-      </w:r>
-    </w:p>
-    <w:p>
-      <w:pPr>
-        <w:pStyle w:val="FirstParagraph"/>
-      </w:pPr>
-      <w:r>
-        <w:t xml:space="preserve">Reliability, quality, and good price for your money — no bad products.</w:t>
-      </w:r>
-    </w:p>
-    <w:bookmarkEnd w:id="22"/>
-    <w:bookmarkStart w:id="23" w:name="brand-values"/>
-    <w:p>
-      <w:pPr>
-        <w:pStyle w:val="Heading3"/>
-        <w:rPr>
-          <w:color w:val="E08A00"/>
-        </w:rPr>
-      </w:pPr>
-      <w:r>
-        <w:rPr>
-          <w:b/>
-          <w:color w:val="E08A00"/>
-          <w:sz w:val="26"/>
-        </w:rPr>
-        <w:t xml:space="preserve">Brand Values</w:t>
-      </w:r>
-    </w:p>
-    <w:p>
-      <w:pPr>
-        <w:numPr>
-          <w:ilvl w:val="0"/>
-          <w:numId w:val="1001"/>
-        </w:numPr>
-        <w:pStyle w:val="Compact"/>
-      </w:pPr>
-      <w:r>
-        <w:rPr>
-          <w:bCs/>
-          <w:b/>
-        </w:rPr>
-        <w:t xml:space="preserve">Innovation</w:t>
-      </w:r>
-      <w:r>
-        <w:t xml:space="preserve"> </w:t>
-      </w:r>
-      <w:r>
-        <w:t xml:space="preserve">— Pioneering IoT and smart solutions for Africa</w:t>
-      </w:r>
-    </w:p>
-    <w:p>
-      <w:pPr>
-        <w:numPr>
-          <w:ilvl w:val="0"/>
-          <w:numId w:val="1001"/>
-        </w:numPr>
-        <w:pStyle w:val="Compact"/>
-      </w:pPr>
-      <w:r>
-        <w:rPr>
-          <w:bCs/>
-          <w:b/>
-        </w:rPr>
-        <w:t xml:space="preserve">Reliability</w:t>
-      </w:r>
-      <w:r>
-        <w:t xml:space="preserve"> </w:t>
-      </w:r>
-      <w:r>
-        <w:t xml:space="preserve">— Products and services you can depend on</w:t>
-      </w:r>
-    </w:p>
-    <w:p>
-      <w:pPr>
-        <w:numPr>
-          <w:ilvl w:val="0"/>
-          <w:numId w:val="1001"/>
-        </w:numPr>
-        <w:pStyle w:val="Compact"/>
-      </w:pPr>
-      <w:r>
-        <w:rPr>
-          <w:bCs/>
-          <w:b/>
-        </w:rPr>
-        <w:t xml:space="preserve">Accessibility</w:t>
-      </w:r>
-      <w:r>
-        <w:t xml:space="preserve"> </w:t>
-      </w:r>
-      <w:r>
-        <w:t xml:space="preserve">— Making technology affordable and available</w:t>
-      </w:r>
-    </w:p>
-    <w:p>
-      <w:pPr>
-        <w:numPr>
-          <w:ilvl w:val="0"/>
-          <w:numId w:val="1001"/>
-        </w:numPr>
-        <w:pStyle w:val="Compact"/>
-      </w:pPr>
-      <w:r>
-        <w:rPr>
-          <w:bCs/>
-          <w:b/>
-        </w:rPr>
-        <w:t xml:space="preserve">Quality</w:t>
-      </w:r>
-      <w:r>
-        <w:t xml:space="preserve"> </w:t>
-      </w:r>
-      <w:r>
-        <w:t xml:space="preserve">— No compromises on product standards</w:t>
-      </w:r>
-    </w:p>
-    <w:p>
-      <w:pPr>
-        <w:numPr>
-          <w:ilvl w:val="0"/>
-          <w:numId w:val="1001"/>
-        </w:numPr>
-        <w:pStyle w:val="Compact"/>
-      </w:pPr>
-      <w:r>
-        <w:rPr>
-          <w:bCs/>
-          <w:b/>
-        </w:rPr>
-        <w:t xml:space="preserve">Community</w:t>
-      </w:r>
-      <w:r>
-        <w:t xml:space="preserve"> </w:t>
-      </w:r>
-      <w:r>
-        <w:t xml:space="preserve">— Building Africa’s tech ecosystem together</w:t>
-      </w:r>
-    </w:p>
-    <w:p>
-      <w:r>
-        <w:pict>
-          <v:rect style="width:0;height:1.5pt" o:hralign="center" o:hrstd="t" o:hr="t"/>
-        </w:pict>
-      </w:r>
-    </w:p>
-    <w:bookmarkEnd w:id="23"/>
-    <w:bookmarkEnd w:id="24"/>
-    <w:bookmarkStart w:id="30" w:name="logo-usage"/>
-    <w:p>
-      <w:pPr>
-        <w:pBdr>
-          <w:top w:val="single" w:sz="18" w:space="1" w:color="F5A623"/>
-          <w:bottom w:val="single" w:sz="6" w:space="1" w:color="0099CC"/>
-        </w:pBdr>
-        <w:spacing w:before="200" w:after="200"/>
-      </w:pPr>
-    </w:p>
-    <w:p>
-      <w:pPr>
-        <w:pStyle w:val="Heading2"/>
-        <w:rPr>
-          <w:color w:val="0099CC"/>
-        </w:rPr>
-        <w:pBdr>
-          <w:bottom w:val="single" w:sz="6" w:space="2" w:color="00BFFF"/>
-        </w:pBdr>
-      </w:pPr>
-      <w:r>
-        <w:rPr>
-          <w:b/>
-          <w:color w:val="0099CC"/>
-          <w:sz w:val="32"/>
-        </w:rPr>
         <w:t xml:space="preserve">2. LOGO USAGE</w:t>
       </w:r>
     </w:p>
-    <w:bookmarkStart w:id="25" w:name="primary-logo"/>
+    <w:bookmarkStart w:id="24" w:name="primary-logo"/>
     <w:p>
       <w:pPr>
         <w:pStyle w:val="Heading3"/>
@@ -426,8 +410,8 @@
         <w:t xml:space="preserve">The hexagonal shape represents technology, connectivity, and structure</w:t>
       </w:r>
     </w:p>
-    <w:bookmarkEnd w:id="25"/>
-    <w:bookmarkStart w:id="26" w:name="logo-versions"/>
+    <w:bookmarkEnd w:id="24"/>
+    <w:bookmarkStart w:id="25" w:name="logo-versions"/>
     <w:p>
       <w:pPr>
         <w:pStyle w:val="Heading3"/>
@@ -667,8 +651,8 @@
         </w:tc>
       </w:tr>
     </w:tbl>
-    <w:bookmarkEnd w:id="26"/>
-    <w:bookmarkStart w:id="27" w:name="clear-space"/>
+    <w:bookmarkEnd w:id="25"/>
+    <w:bookmarkStart w:id="26" w:name="clear-space"/>
     <w:p>
       <w:pPr>
         <w:pStyle w:val="Heading3"/>
@@ -727,8 +711,8 @@
         <w:t xml:space="preserve">No other text, graphics, or elements may intrude into the clear space</w:t>
       </w:r>
     </w:p>
-    <w:bookmarkEnd w:id="27"/>
-    <w:bookmarkStart w:id="28" w:name="minimum-size"/>
+    <w:bookmarkEnd w:id="26"/>
+    <w:bookmarkStart w:id="27" w:name="minimum-size"/>
     <w:p>
       <w:pPr>
         <w:pStyle w:val="Heading3"/>
@@ -928,8 +912,8 @@
         </w:tc>
       </w:tr>
     </w:tbl>
-    <w:bookmarkEnd w:id="28"/>
-    <w:bookmarkStart w:id="29" w:name="logo-donts"/>
+    <w:bookmarkEnd w:id="27"/>
+    <w:bookmarkStart w:id="28" w:name="logo-donts"/>
     <w:p>
       <w:pPr>
         <w:pStyle w:val="Heading3"/>
@@ -1049,9 +1033,9 @@
         </w:pict>
       </w:r>
     </w:p>
+    <w:bookmarkEnd w:id="28"/>
     <w:bookmarkEnd w:id="29"/>
-    <w:bookmarkEnd w:id="30"/>
-    <w:bookmarkStart w:id="36" w:name="color-palette"/>
+    <w:bookmarkStart w:id="35" w:name="color-palette"/>
     <w:p>
       <w:pPr>
         <w:pBdr>
@@ -1080,7 +1064,7 @@
         <w:t xml:space="preserve">3. COLOR PALETTE</w:t>
       </w:r>
     </w:p>
-    <w:bookmarkStart w:id="31" w:name="primary-colors"/>
+    <w:bookmarkStart w:id="30" w:name="primary-colors"/>
     <w:p>
       <w:pPr>
         <w:pStyle w:val="Heading3"/>
@@ -1464,8 +1448,8 @@
         </w:tc>
       </w:tr>
     </w:tbl>
-    <w:bookmarkEnd w:id="31"/>
-    <w:bookmarkStart w:id="32" w:name="secondary-colors"/>
+    <w:bookmarkEnd w:id="30"/>
+    <w:bookmarkStart w:id="31" w:name="secondary-colors"/>
     <w:p>
       <w:pPr>
         <w:pStyle w:val="Heading3"/>
@@ -1737,8 +1721,8 @@
         </w:tc>
       </w:tr>
     </w:tbl>
-    <w:bookmarkEnd w:id="32"/>
-    <w:bookmarkStart w:id="33" w:name="neutral-colors"/>
+    <w:bookmarkEnd w:id="31"/>
+    <w:bookmarkStart w:id="32" w:name="neutral-colors"/>
     <w:p>
       <w:pPr>
         <w:pStyle w:val="Heading3"/>
@@ -2390,8 +2374,8 @@
         </w:tc>
       </w:tr>
     </w:tbl>
-    <w:bookmarkEnd w:id="33"/>
-    <w:bookmarkStart w:id="34" w:name="brand-gradient"/>
+    <w:bookmarkEnd w:id="32"/>
+    <w:bookmarkStart w:id="33" w:name="brand-gradient"/>
     <w:p>
       <w:pPr>
         <w:pStyle w:val="Heading3"/>
@@ -2486,8 +2470,8 @@
         <w:t xml:space="preserve">Use sparingly for accent bars, decorative elements, and special features</w:t>
       </w:r>
     </w:p>
-    <w:bookmarkEnd w:id="34"/>
-    <w:bookmarkStart w:id="35" w:name="color-usage-rules"/>
+    <w:bookmarkEnd w:id="33"/>
+    <w:bookmarkStart w:id="34" w:name="color-usage-rules"/>
     <w:p>
       <w:pPr>
         <w:pStyle w:val="Heading3"/>
@@ -2571,9 +2555,9 @@
         </w:pict>
       </w:r>
     </w:p>
+    <w:bookmarkEnd w:id="34"/>
     <w:bookmarkEnd w:id="35"/>
-    <w:bookmarkEnd w:id="36"/>
-    <w:bookmarkStart w:id="41" w:name="typography"/>
+    <w:bookmarkStart w:id="40" w:name="typography"/>
     <w:p>
       <w:pPr>
         <w:pBdr>
@@ -2602,7 +2586,7 @@
         <w:t xml:space="preserve">4. TYPOGRAPHY</w:t>
       </w:r>
     </w:p>
-    <w:bookmarkStart w:id="37" w:name="primary-typeface-montserrat"/>
+    <w:bookmarkStart w:id="36" w:name="primary-typeface-montserrat"/>
     <w:p>
       <w:pPr>
         <w:pStyle w:val="Heading3"/>
@@ -2802,8 +2786,8 @@
         </w:tc>
       </w:tr>
     </w:tbl>
-    <w:bookmarkEnd w:id="37"/>
-    <w:bookmarkStart w:id="38" w:name="secondary-typeface-open-sans"/>
+    <w:bookmarkEnd w:id="36"/>
+    <w:bookmarkStart w:id="37" w:name="secondary-typeface-open-sans"/>
     <w:p>
       <w:pPr>
         <w:pStyle w:val="Heading3"/>
@@ -3043,8 +3027,8 @@
         </w:tc>
       </w:tr>
     </w:tbl>
-    <w:bookmarkEnd w:id="38"/>
-    <w:bookmarkStart w:id="39" w:name="web-safe-fallbacks"/>
+    <w:bookmarkEnd w:id="37"/>
+    <w:bookmarkStart w:id="38" w:name="web-safe-fallbacks"/>
     <w:p>
       <w:pPr>
         <w:pStyle w:val="Heading3"/>
@@ -3087,8 +3071,8 @@
         <w:t xml:space="preserve">font-family: 'Open Sans', 'Helvetica Neue', Helvetica, Arial, sans-serif;</w:t>
       </w:r>
     </w:p>
-    <w:bookmarkEnd w:id="39"/>
-    <w:bookmarkStart w:id="40" w:name="type-scale"/>
+    <w:bookmarkEnd w:id="38"/>
+    <w:bookmarkStart w:id="39" w:name="type-scale"/>
     <w:p>
       <w:pPr>
         <w:pStyle w:val="Heading3"/>
@@ -3787,9 +3771,9 @@
         </w:pict>
       </w:r>
     </w:p>
+    <w:bookmarkEnd w:id="39"/>
     <w:bookmarkEnd w:id="40"/>
-    <w:bookmarkEnd w:id="41"/>
-    <w:bookmarkStart w:id="45" w:name="imagery-style"/>
+    <w:bookmarkStart w:id="44" w:name="imagery-style"/>
     <w:p>
       <w:pPr>
         <w:pBdr>
@@ -3818,7 +3802,7 @@
         <w:t xml:space="preserve">5. IMAGERY STYLE</w:t>
       </w:r>
     </w:p>
-    <w:bookmarkStart w:id="42" w:name="photography-guidelines"/>
+    <w:bookmarkStart w:id="41" w:name="photography-guidelines"/>
     <w:p>
       <w:pPr>
         <w:pStyle w:val="Heading3"/>
@@ -3945,8 +3929,8 @@
         <w:t xml:space="preserve">— Use real scenarios over staged stock photos where possible</w:t>
       </w:r>
     </w:p>
-    <w:bookmarkEnd w:id="42"/>
-    <w:bookmarkStart w:id="43" w:name="image-treatment"/>
+    <w:bookmarkEnd w:id="41"/>
+    <w:bookmarkStart w:id="42" w:name="image-treatment"/>
     <w:p>
       <w:pPr>
         <w:pStyle w:val="Heading3"/>
@@ -3999,8 +3983,8 @@
         <w:t xml:space="preserve">Use brand gradient as a border or accent on featured images</w:t>
       </w:r>
     </w:p>
-    <w:bookmarkEnd w:id="43"/>
-    <w:bookmarkStart w:id="44" w:name="iconography"/>
+    <w:bookmarkEnd w:id="42"/>
+    <w:bookmarkStart w:id="43" w:name="iconography"/>
     <w:p>
       <w:pPr>
         <w:pStyle w:val="Heading3"/>
@@ -4072,9 +4056,9 @@
         </w:pict>
       </w:r>
     </w:p>
+    <w:bookmarkEnd w:id="43"/>
     <w:bookmarkEnd w:id="44"/>
-    <w:bookmarkEnd w:id="45"/>
-    <w:bookmarkStart w:id="47" w:name="tone-of-voice"/>
+    <w:bookmarkStart w:id="46" w:name="tone-of-voice"/>
     <w:p>
       <w:pPr>
         <w:pBdr>
@@ -4474,7 +4458,7 @@
         </w:tc>
       </w:tr>
     </w:tbl>
-    <w:bookmarkStart w:id="46" w:name="writing-guidelines"/>
+    <w:bookmarkStart w:id="45" w:name="writing-guidelines"/>
     <w:p>
       <w:pPr>
         <w:pStyle w:val="Heading3"/>
@@ -4618,9 +4602,9 @@
         </w:pict>
       </w:r>
     </w:p>
+    <w:bookmarkEnd w:id="45"/>
     <w:bookmarkEnd w:id="46"/>
-    <w:bookmarkEnd w:id="47"/>
-    <w:bookmarkStart w:id="48" w:name="brand-applications-summary"/>
+    <w:bookmarkStart w:id="47" w:name="brand-applications-summary"/>
     <w:p>
       <w:pPr>
         <w:pBdr>
@@ -5351,8 +5335,8 @@
         </w:pict>
       </w:r>
     </w:p>
-    <w:bookmarkEnd w:id="48"/>
-    <w:bookmarkStart w:id="49" w:name="incorrect-usage-examples"/>
+    <w:bookmarkEnd w:id="47"/>
+    <w:bookmarkStart w:id="48" w:name="incorrect-usage-examples"/>
     <w:p>
       <w:pPr>
         <w:pBdr>
@@ -5795,16 +5779,8 @@
         <w:t xml:space="preserve">This Brand Guidelines document is effective as of March 2026. All marketing, communications, and design work produced for or by PECH Group Holdings Ltd must comply with these guidelines. For questions or approval of special applications, contact the Marketing Department.</w:t>
       </w:r>
     </w:p>
-    <w:bookmarkEnd w:id="49"/>
-    <w:bookmarkEnd w:id="50"/>
-    <w:sectPr>
-      <w:pgBorders w:offsetFrom="page">
-        <w:top w:val="single" w:sz="18" w:space="24" w:color="00BFFF"/>
-        <w:left w:val="single" w:sz="18" w:space="24" w:color="0099CC"/>
-        <w:bottom w:val="single" w:sz="18" w:space="24" w:color="F5A623"/>
-        <w:right w:val="single" w:sz="18" w:space="24" w:color="E08A00"/>
-      </w:pgBorders>
-    </w:sectPr>
+    <w:bookmarkEnd w:id="48"/>
+    <w:sectPr/>
     <w:p>
       <w:pPr>
         <w:pBdr>
